--- a/rediseno_2026/4.5 Itinerarios formateados y corregidos/CPA-203 Contabilidad de Tributos.docx
+++ b/rediseno_2026/4.5 Itinerarios formateados y corregidos/CPA-203 Contabilidad de Tributos.docx
@@ -85,8 +85,10 @@
         </w:tblBorders>
         <w:tblLayout w:type="fixed"/>
         <w:tblCellMar>
-          <w:left w:w="10" w:type="dxa"/>
-          <w:right w:w="10" w:type="dxa"/>
+          <w:top w:w="40" w:type="dxa"/>
+          <w:left w:w="90" w:type="dxa"/>
+          <w:bottom w:w="40" w:type="dxa"/>
+          <w:right w:w="90" w:type="dxa"/>
         </w:tblCellMar>
         <w:tblLook w:val="04A0" w:firstRow="1" w:lastRow="0" w:firstColumn="1" w:lastColumn="0" w:noHBand="0" w:noVBand="1"/>
       </w:tblPr>
@@ -120,12 +122,6 @@
               <w:right w:val="single" w:sz="6" w:space="0" w:color="1F3864"/>
             </w:tcBorders>
             <w:shd w:val="clear" w:color="auto" w:fill="4472C4"/>
-            <w:tcMar>
-              <w:top w:w="50" w:type="dxa"/>
-              <w:left w:w="90" w:type="dxa"/>
-              <w:bottom w:w="50" w:type="dxa"/>
-              <w:right w:w="90" w:type="dxa"/>
-            </w:tcMar>
             <w:vAlign w:val="center"/>
           </w:tcPr>
           <w:p>
@@ -166,12 +162,6 @@
               <w:right w:val="single" w:sz="6" w:space="0" w:color="1F3864"/>
             </w:tcBorders>
             <w:shd w:val="clear" w:color="auto" w:fill="4472C4"/>
-            <w:tcMar>
-              <w:top w:w="50" w:type="dxa"/>
-              <w:left w:w="90" w:type="dxa"/>
-              <w:bottom w:w="50" w:type="dxa"/>
-              <w:right w:w="90" w:type="dxa"/>
-            </w:tcMar>
             <w:vAlign w:val="center"/>
           </w:tcPr>
           <w:p>
@@ -212,12 +202,6 @@
               <w:right w:val="single" w:sz="6" w:space="0" w:color="1F3864"/>
             </w:tcBorders>
             <w:shd w:val="clear" w:color="auto" w:fill="4472C4"/>
-            <w:tcMar>
-              <w:top w:w="50" w:type="dxa"/>
-              <w:left w:w="90" w:type="dxa"/>
-              <w:bottom w:w="50" w:type="dxa"/>
-              <w:right w:w="90" w:type="dxa"/>
-            </w:tcMar>
             <w:vAlign w:val="center"/>
           </w:tcPr>
           <w:p>
@@ -258,12 +242,6 @@
               <w:right w:val="single" w:sz="6" w:space="0" w:color="1F3864"/>
             </w:tcBorders>
             <w:shd w:val="clear" w:color="auto" w:fill="4472C4"/>
-            <w:tcMar>
-              <w:top w:w="50" w:type="dxa"/>
-              <w:left w:w="90" w:type="dxa"/>
-              <w:bottom w:w="50" w:type="dxa"/>
-              <w:right w:w="90" w:type="dxa"/>
-            </w:tcMar>
             <w:vAlign w:val="center"/>
           </w:tcPr>
           <w:p>
@@ -306,12 +284,6 @@
               <w:right w:val="single" w:sz="6" w:space="0" w:color="1F3864"/>
             </w:tcBorders>
             <w:shd w:val="clear" w:color="auto" w:fill="4472C4"/>
-            <w:tcMar>
-              <w:top w:w="50" w:type="dxa"/>
-              <w:left w:w="90" w:type="dxa"/>
-              <w:bottom w:w="50" w:type="dxa"/>
-              <w:right w:w="90" w:type="dxa"/>
-            </w:tcMar>
             <w:vAlign w:val="center"/>
           </w:tcPr>
           <w:p>
@@ -352,12 +324,6 @@
               <w:right w:val="single" w:sz="6" w:space="0" w:color="1F3864"/>
             </w:tcBorders>
             <w:shd w:val="clear" w:color="auto" w:fill="4472C4"/>
-            <w:tcMar>
-              <w:top w:w="50" w:type="dxa"/>
-              <w:left w:w="90" w:type="dxa"/>
-              <w:bottom w:w="50" w:type="dxa"/>
-              <w:right w:w="90" w:type="dxa"/>
-            </w:tcMar>
             <w:vAlign w:val="center"/>
           </w:tcPr>
           <w:p>
@@ -398,12 +364,6 @@
               <w:right w:val="single" w:sz="6" w:space="0" w:color="1F3864"/>
             </w:tcBorders>
             <w:shd w:val="clear" w:color="auto" w:fill="4472C4"/>
-            <w:tcMar>
-              <w:top w:w="50" w:type="dxa"/>
-              <w:left w:w="90" w:type="dxa"/>
-              <w:bottom w:w="50" w:type="dxa"/>
-              <w:right w:w="90" w:type="dxa"/>
-            </w:tcMar>
             <w:vAlign w:val="center"/>
           </w:tcPr>
           <w:p>
@@ -444,12 +404,6 @@
               <w:right w:val="single" w:sz="6" w:space="0" w:color="1F3864"/>
             </w:tcBorders>
             <w:shd w:val="clear" w:color="auto" w:fill="4472C4"/>
-            <w:tcMar>
-              <w:top w:w="50" w:type="dxa"/>
-              <w:left w:w="90" w:type="dxa"/>
-              <w:bottom w:w="50" w:type="dxa"/>
-              <w:right w:w="90" w:type="dxa"/>
-            </w:tcMar>
             <w:vAlign w:val="center"/>
           </w:tcPr>
           <w:p>
@@ -492,12 +446,6 @@
               <w:right w:val="single" w:sz="6" w:space="0" w:color="1F3864"/>
             </w:tcBorders>
             <w:shd w:val="clear" w:color="auto" w:fill="4472C4"/>
-            <w:tcMar>
-              <w:top w:w="50" w:type="dxa"/>
-              <w:left w:w="90" w:type="dxa"/>
-              <w:bottom w:w="50" w:type="dxa"/>
-              <w:right w:w="90" w:type="dxa"/>
-            </w:tcMar>
             <w:vAlign w:val="center"/>
           </w:tcPr>
           <w:p>
@@ -538,12 +486,6 @@
               <w:right w:val="single" w:sz="6" w:space="0" w:color="1F3864"/>
             </w:tcBorders>
             <w:shd w:val="clear" w:color="auto" w:fill="4472C4"/>
-            <w:tcMar>
-              <w:top w:w="50" w:type="dxa"/>
-              <w:left w:w="90" w:type="dxa"/>
-              <w:bottom w:w="50" w:type="dxa"/>
-              <w:right w:w="90" w:type="dxa"/>
-            </w:tcMar>
             <w:vAlign w:val="center"/>
           </w:tcPr>
           <w:p>
@@ -585,12 +527,6 @@
               <w:right w:val="single" w:sz="6" w:space="0" w:color="1F3864"/>
             </w:tcBorders>
             <w:shd w:val="clear" w:color="auto" w:fill="4472C4"/>
-            <w:tcMar>
-              <w:top w:w="50" w:type="dxa"/>
-              <w:left w:w="90" w:type="dxa"/>
-              <w:bottom w:w="50" w:type="dxa"/>
-              <w:right w:w="90" w:type="dxa"/>
-            </w:tcMar>
             <w:vAlign w:val="center"/>
           </w:tcPr>
           <w:p>
@@ -630,12 +566,6 @@
               <w:right w:val="single" w:sz="6" w:space="0" w:color="1F3864"/>
             </w:tcBorders>
             <w:shd w:val="clear" w:color="auto" w:fill="4472C4"/>
-            <w:tcMar>
-              <w:top w:w="50" w:type="dxa"/>
-              <w:left w:w="90" w:type="dxa"/>
-              <w:bottom w:w="50" w:type="dxa"/>
-              <w:right w:w="90" w:type="dxa"/>
-            </w:tcMar>
             <w:vAlign w:val="center"/>
           </w:tcPr>
           <w:p>
@@ -675,12 +605,6 @@
               <w:right w:val="single" w:sz="6" w:space="0" w:color="1F3864"/>
             </w:tcBorders>
             <w:shd w:val="clear" w:color="auto" w:fill="4472C4"/>
-            <w:tcMar>
-              <w:top w:w="50" w:type="dxa"/>
-              <w:left w:w="90" w:type="dxa"/>
-              <w:bottom w:w="50" w:type="dxa"/>
-              <w:right w:w="90" w:type="dxa"/>
-            </w:tcMar>
             <w:vAlign w:val="center"/>
           </w:tcPr>
           <w:p>
@@ -720,12 +644,6 @@
               <w:right w:val="single" w:sz="6" w:space="0" w:color="1F3864"/>
             </w:tcBorders>
             <w:shd w:val="clear" w:color="auto" w:fill="4472C4"/>
-            <w:tcMar>
-              <w:top w:w="50" w:type="dxa"/>
-              <w:left w:w="90" w:type="dxa"/>
-              <w:bottom w:w="50" w:type="dxa"/>
-              <w:right w:w="90" w:type="dxa"/>
-            </w:tcMar>
             <w:vAlign w:val="center"/>
           </w:tcPr>
           <w:p>
@@ -765,12 +683,6 @@
               <w:right w:val="single" w:sz="6" w:space="0" w:color="1F3864"/>
             </w:tcBorders>
             <w:shd w:val="clear" w:color="auto" w:fill="4472C4"/>
-            <w:tcMar>
-              <w:top w:w="50" w:type="dxa"/>
-              <w:left w:w="90" w:type="dxa"/>
-              <w:bottom w:w="50" w:type="dxa"/>
-              <w:right w:w="90" w:type="dxa"/>
-            </w:tcMar>
             <w:vAlign w:val="center"/>
           </w:tcPr>
           <w:p>
@@ -810,12 +722,6 @@
               <w:right w:val="single" w:sz="6" w:space="0" w:color="1F3864"/>
             </w:tcBorders>
             <w:shd w:val="clear" w:color="auto" w:fill="4472C4"/>
-            <w:tcMar>
-              <w:top w:w="50" w:type="dxa"/>
-              <w:left w:w="90" w:type="dxa"/>
-              <w:bottom w:w="50" w:type="dxa"/>
-              <w:right w:w="90" w:type="dxa"/>
-            </w:tcMar>
             <w:vAlign w:val="center"/>
           </w:tcPr>
           <w:p>
@@ -856,12 +762,6 @@
               <w:right w:val="single" w:sz="6" w:space="0" w:color="1F3864"/>
             </w:tcBorders>
             <w:shd w:val="clear" w:color="auto" w:fill="D9E2F3"/>
-            <w:tcMar>
-              <w:top w:w="50" w:type="dxa"/>
-              <w:left w:w="90" w:type="dxa"/>
-              <w:bottom w:w="50" w:type="dxa"/>
-              <w:right w:w="90" w:type="dxa"/>
-            </w:tcMar>
             <w:vAlign w:val="center"/>
           </w:tcPr>
           <w:p>
@@ -896,12 +796,6 @@
               <w:right w:val="single" w:sz="6" w:space="0" w:color="1F3864"/>
             </w:tcBorders>
             <w:shd w:val="clear" w:color="auto" w:fill="D9E2F3"/>
-            <w:tcMar>
-              <w:top w:w="50" w:type="dxa"/>
-              <w:left w:w="90" w:type="dxa"/>
-              <w:bottom w:w="50" w:type="dxa"/>
-              <w:right w:w="90" w:type="dxa"/>
-            </w:tcMar>
             <w:vAlign w:val="center"/>
           </w:tcPr>
           <w:p>
@@ -935,12 +829,6 @@
               <w:right w:val="single" w:sz="6" w:space="0" w:color="1F3864"/>
             </w:tcBorders>
             <w:shd w:val="clear" w:color="auto" w:fill="D9E2F3"/>
-            <w:tcMar>
-              <w:top w:w="50" w:type="dxa"/>
-              <w:left w:w="90" w:type="dxa"/>
-              <w:bottom w:w="50" w:type="dxa"/>
-              <w:right w:w="90" w:type="dxa"/>
-            </w:tcMar>
             <w:vAlign w:val="center"/>
           </w:tcPr>
           <w:p>
@@ -974,12 +862,6 @@
               <w:right w:val="single" w:sz="6" w:space="0" w:color="1F3864"/>
             </w:tcBorders>
             <w:shd w:val="clear" w:color="auto" w:fill="D9E2F3"/>
-            <w:tcMar>
-              <w:top w:w="50" w:type="dxa"/>
-              <w:left w:w="90" w:type="dxa"/>
-              <w:bottom w:w="50" w:type="dxa"/>
-              <w:right w:w="90" w:type="dxa"/>
-            </w:tcMar>
             <w:vAlign w:val="center"/>
           </w:tcPr>
           <w:p>
@@ -1013,12 +895,6 @@
               <w:right w:val="single" w:sz="6" w:space="0" w:color="1F3864"/>
             </w:tcBorders>
             <w:shd w:val="clear" w:color="auto" w:fill="D9E2F3"/>
-            <w:tcMar>
-              <w:top w:w="50" w:type="dxa"/>
-              <w:left w:w="90" w:type="dxa"/>
-              <w:bottom w:w="50" w:type="dxa"/>
-              <w:right w:w="90" w:type="dxa"/>
-            </w:tcMar>
             <w:vAlign w:val="center"/>
           </w:tcPr>
           <w:p>
@@ -1052,12 +928,6 @@
               <w:right w:val="single" w:sz="6" w:space="0" w:color="1F3864"/>
             </w:tcBorders>
             <w:shd w:val="clear" w:color="auto" w:fill="D9E2F3"/>
-            <w:tcMar>
-              <w:top w:w="50" w:type="dxa"/>
-              <w:left w:w="90" w:type="dxa"/>
-              <w:bottom w:w="50" w:type="dxa"/>
-              <w:right w:w="90" w:type="dxa"/>
-            </w:tcMar>
             <w:vAlign w:val="center"/>
           </w:tcPr>
           <w:p>
@@ -1091,12 +961,6 @@
               <w:right w:val="single" w:sz="6" w:space="0" w:color="1F3864"/>
             </w:tcBorders>
             <w:shd w:val="clear" w:color="auto" w:fill="D9E2F3"/>
-            <w:tcMar>
-              <w:top w:w="50" w:type="dxa"/>
-              <w:left w:w="90" w:type="dxa"/>
-              <w:bottom w:w="50" w:type="dxa"/>
-              <w:right w:w="90" w:type="dxa"/>
-            </w:tcMar>
             <w:vAlign w:val="center"/>
           </w:tcPr>
           <w:p>
@@ -1156,12 +1020,6 @@
               <w:right w:val="single" w:sz="6" w:space="0" w:color="1F3864"/>
             </w:tcBorders>
             <w:shd w:val="clear" w:color="auto" w:fill="4472C4"/>
-            <w:tcMar>
-              <w:top w:w="50" w:type="dxa"/>
-              <w:left w:w="90" w:type="dxa"/>
-              <w:bottom w:w="50" w:type="dxa"/>
-              <w:right w:w="90" w:type="dxa"/>
-            </w:tcMar>
             <w:vAlign w:val="center"/>
           </w:tcPr>
           <w:p>
@@ -1204,12 +1062,6 @@
               <w:right w:val="single" w:sz="6" w:space="0" w:color="1F3864"/>
             </w:tcBorders>
             <w:shd w:val="clear" w:color="auto" w:fill="D9E2F3"/>
-            <w:tcMar>
-              <w:top w:w="50" w:type="dxa"/>
-              <w:left w:w="90" w:type="dxa"/>
-              <w:bottom w:w="50" w:type="dxa"/>
-              <w:right w:w="90" w:type="dxa"/>
-            </w:tcMar>
             <w:vAlign w:val="center"/>
           </w:tcPr>
           <w:p>
@@ -1264,12 +1116,6 @@
               <w:right w:val="single" w:sz="6" w:space="0" w:color="1F3864"/>
             </w:tcBorders>
             <w:shd w:val="clear" w:color="auto" w:fill="D9E2F3"/>
-            <w:tcMar>
-              <w:top w:w="50" w:type="dxa"/>
-              <w:left w:w="90" w:type="dxa"/>
-              <w:bottom w:w="50" w:type="dxa"/>
-              <w:right w:w="90" w:type="dxa"/>
-            </w:tcMar>
             <w:vAlign w:val="center"/>
           </w:tcPr>
           <w:p>
@@ -1353,12 +1199,6 @@
               <w:right w:val="single" w:sz="6" w:space="0" w:color="1F3864"/>
             </w:tcBorders>
             <w:shd w:val="clear" w:color="auto" w:fill="4472C4"/>
-            <w:tcMar>
-              <w:top w:w="50" w:type="dxa"/>
-              <w:left w:w="90" w:type="dxa"/>
-              <w:bottom w:w="50" w:type="dxa"/>
-              <w:right w:w="90" w:type="dxa"/>
-            </w:tcMar>
             <w:vAlign w:val="center"/>
           </w:tcPr>
           <w:p>
@@ -1399,12 +1239,6 @@
               <w:right w:val="single" w:sz="6" w:space="0" w:color="1F3864"/>
             </w:tcBorders>
             <w:shd w:val="clear" w:color="auto" w:fill="4472C4"/>
-            <w:tcMar>
-              <w:top w:w="50" w:type="dxa"/>
-              <w:left w:w="90" w:type="dxa"/>
-              <w:bottom w:w="50" w:type="dxa"/>
-              <w:right w:w="90" w:type="dxa"/>
-            </w:tcMar>
             <w:vAlign w:val="center"/>
           </w:tcPr>
           <w:p>
@@ -1445,12 +1279,6 @@
               <w:right w:val="single" w:sz="6" w:space="0" w:color="1F3864"/>
             </w:tcBorders>
             <w:shd w:val="clear" w:color="auto" w:fill="4472C4"/>
-            <w:tcMar>
-              <w:top w:w="50" w:type="dxa"/>
-              <w:left w:w="90" w:type="dxa"/>
-              <w:bottom w:w="50" w:type="dxa"/>
-              <w:right w:w="90" w:type="dxa"/>
-            </w:tcMar>
             <w:vAlign w:val="center"/>
           </w:tcPr>
           <w:p>
@@ -1495,12 +1323,6 @@
               <w:right w:val="single" w:sz="6" w:space="0" w:color="1F3864"/>
             </w:tcBorders>
             <w:shd w:val="clear" w:color="auto" w:fill="D9E2F3"/>
-            <w:tcMar>
-              <w:top w:w="50" w:type="dxa"/>
-              <w:left w:w="90" w:type="dxa"/>
-              <w:bottom w:w="50" w:type="dxa"/>
-              <w:right w:w="90" w:type="dxa"/>
-            </w:tcMar>
             <w:vAlign w:val="center"/>
           </w:tcPr>
           <w:p>
@@ -1549,12 +1371,6 @@
               <w:right w:val="single" w:sz="6" w:space="0" w:color="1F3864"/>
             </w:tcBorders>
             <w:shd w:val="clear" w:color="auto" w:fill="D9E2F3"/>
-            <w:tcMar>
-              <w:top w:w="50" w:type="dxa"/>
-              <w:left w:w="90" w:type="dxa"/>
-              <w:bottom w:w="50" w:type="dxa"/>
-              <w:right w:w="90" w:type="dxa"/>
-            </w:tcMar>
             <w:vAlign w:val="center"/>
           </w:tcPr>
           <w:p>
@@ -1587,12 +1403,6 @@
               <w:right w:val="single" w:sz="6" w:space="0" w:color="1F3864"/>
             </w:tcBorders>
             <w:shd w:val="clear" w:color="auto" w:fill="D9E2F3"/>
-            <w:tcMar>
-              <w:top w:w="50" w:type="dxa"/>
-              <w:left w:w="90" w:type="dxa"/>
-              <w:bottom w:w="50" w:type="dxa"/>
-              <w:right w:w="90" w:type="dxa"/>
-            </w:tcMar>
             <w:vAlign w:val="center"/>
           </w:tcPr>
           <w:p>
@@ -1662,12 +1472,6 @@
               <w:right w:val="single" w:sz="6" w:space="0" w:color="1F3864"/>
             </w:tcBorders>
             <w:shd w:val="clear" w:color="auto" w:fill="D9E2F3"/>
-            <w:tcMar>
-              <w:top w:w="50" w:type="dxa"/>
-              <w:left w:w="90" w:type="dxa"/>
-              <w:bottom w:w="50" w:type="dxa"/>
-              <w:right w:w="90" w:type="dxa"/>
-            </w:tcMar>
             <w:vAlign w:val="center"/>
           </w:tcPr>
           <w:p>
@@ -1700,12 +1504,6 @@
               <w:right w:val="single" w:sz="6" w:space="0" w:color="1F3864"/>
             </w:tcBorders>
             <w:shd w:val="clear" w:color="auto" w:fill="D9E2F3"/>
-            <w:tcMar>
-              <w:top w:w="50" w:type="dxa"/>
-              <w:left w:w="90" w:type="dxa"/>
-              <w:bottom w:w="50" w:type="dxa"/>
-              <w:right w:w="90" w:type="dxa"/>
-            </w:tcMar>
             <w:vAlign w:val="center"/>
           </w:tcPr>
           <w:p>
@@ -1752,12 +1550,6 @@
               <w:right w:val="single" w:sz="6" w:space="0" w:color="1F3864"/>
             </w:tcBorders>
             <w:shd w:val="clear" w:color="auto" w:fill="D9E2F3"/>
-            <w:tcMar>
-              <w:top w:w="50" w:type="dxa"/>
-              <w:left w:w="90" w:type="dxa"/>
-              <w:bottom w:w="50" w:type="dxa"/>
-              <w:right w:w="90" w:type="dxa"/>
-            </w:tcMar>
             <w:vAlign w:val="center"/>
           </w:tcPr>
           <w:p>
@@ -1818,12 +1610,6 @@
               <w:right w:val="single" w:sz="6" w:space="0" w:color="1F3864"/>
             </w:tcBorders>
             <w:shd w:val="clear" w:color="auto" w:fill="D9E2F3"/>
-            <w:tcMar>
-              <w:top w:w="50" w:type="dxa"/>
-              <w:left w:w="90" w:type="dxa"/>
-              <w:bottom w:w="50" w:type="dxa"/>
-              <w:right w:w="90" w:type="dxa"/>
-            </w:tcMar>
             <w:vAlign w:val="center"/>
           </w:tcPr>
           <w:p>
@@ -1856,12 +1642,6 @@
               <w:right w:val="single" w:sz="6" w:space="0" w:color="1F3864"/>
             </w:tcBorders>
             <w:shd w:val="clear" w:color="auto" w:fill="D9E2F3"/>
-            <w:tcMar>
-              <w:top w:w="50" w:type="dxa"/>
-              <w:left w:w="90" w:type="dxa"/>
-              <w:bottom w:w="50" w:type="dxa"/>
-              <w:right w:w="90" w:type="dxa"/>
-            </w:tcMar>
             <w:vAlign w:val="center"/>
           </w:tcPr>
           <w:p>
@@ -1931,12 +1711,6 @@
               <w:right w:val="single" w:sz="6" w:space="0" w:color="1F3864"/>
             </w:tcBorders>
             <w:shd w:val="clear" w:color="auto" w:fill="D9E2F3"/>
-            <w:tcMar>
-              <w:top w:w="50" w:type="dxa"/>
-              <w:left w:w="90" w:type="dxa"/>
-              <w:bottom w:w="50" w:type="dxa"/>
-              <w:right w:w="90" w:type="dxa"/>
-            </w:tcMar>
             <w:vAlign w:val="center"/>
           </w:tcPr>
           <w:p>
@@ -1969,12 +1743,6 @@
               <w:right w:val="single" w:sz="6" w:space="0" w:color="1F3864"/>
             </w:tcBorders>
             <w:shd w:val="clear" w:color="auto" w:fill="D9E2F3"/>
-            <w:tcMar>
-              <w:top w:w="50" w:type="dxa"/>
-              <w:left w:w="90" w:type="dxa"/>
-              <w:bottom w:w="50" w:type="dxa"/>
-              <w:right w:w="90" w:type="dxa"/>
-            </w:tcMar>
             <w:vAlign w:val="center"/>
           </w:tcPr>
           <w:p>
@@ -2039,12 +1807,6 @@
               <w:right w:val="single" w:sz="6" w:space="0" w:color="1F3864"/>
             </w:tcBorders>
             <w:shd w:val="clear" w:color="auto" w:fill="4472C4"/>
-            <w:tcMar>
-              <w:top w:w="50" w:type="dxa"/>
-              <w:left w:w="90" w:type="dxa"/>
-              <w:bottom w:w="50" w:type="dxa"/>
-              <w:right w:w="90" w:type="dxa"/>
-            </w:tcMar>
             <w:vAlign w:val="center"/>
           </w:tcPr>
           <w:p>
@@ -2087,12 +1849,6 @@
               <w:right w:val="single" w:sz="6" w:space="0" w:color="1F3864"/>
             </w:tcBorders>
             <w:shd w:val="clear" w:color="auto" w:fill="4472C4"/>
-            <w:tcMar>
-              <w:top w:w="50" w:type="dxa"/>
-              <w:left w:w="90" w:type="dxa"/>
-              <w:bottom w:w="50" w:type="dxa"/>
-              <w:right w:w="90" w:type="dxa"/>
-            </w:tcMar>
             <w:vAlign w:val="center"/>
           </w:tcPr>
           <w:p>
@@ -2132,12 +1888,6 @@
               <w:right w:val="single" w:sz="6" w:space="0" w:color="1F3864"/>
             </w:tcBorders>
             <w:shd w:val="clear" w:color="auto" w:fill="D9E2F3"/>
-            <w:tcMar>
-              <w:top w:w="50" w:type="dxa"/>
-              <w:left w:w="90" w:type="dxa"/>
-              <w:bottom w:w="50" w:type="dxa"/>
-              <w:right w:w="90" w:type="dxa"/>
-            </w:tcMar>
             <w:vAlign w:val="center"/>
           </w:tcPr>
           <w:p>
@@ -2196,12 +1946,6 @@
               <w:right w:val="single" w:sz="6" w:space="0" w:color="1F3864"/>
             </w:tcBorders>
             <w:shd w:val="clear" w:color="auto" w:fill="4472C4"/>
-            <w:tcMar>
-              <w:top w:w="50" w:type="dxa"/>
-              <w:left w:w="90" w:type="dxa"/>
-              <w:bottom w:w="50" w:type="dxa"/>
-              <w:right w:w="90" w:type="dxa"/>
-            </w:tcMar>
             <w:vAlign w:val="center"/>
           </w:tcPr>
           <w:p>
@@ -2243,12 +1987,6 @@
               <w:right w:val="single" w:sz="6" w:space="0" w:color="1F3864"/>
             </w:tcBorders>
             <w:shd w:val="clear" w:color="auto" w:fill="D9E2F3"/>
-            <w:tcMar>
-              <w:top w:w="50" w:type="dxa"/>
-              <w:left w:w="90" w:type="dxa"/>
-              <w:bottom w:w="50" w:type="dxa"/>
-              <w:right w:w="90" w:type="dxa"/>
-            </w:tcMar>
             <w:vAlign w:val="center"/>
           </w:tcPr>
           <w:p>
@@ -2349,12 +2087,6 @@
               <w:right w:val="single" w:sz="6" w:space="0" w:color="1F3864"/>
             </w:tcBorders>
             <w:shd w:val="clear" w:color="auto" w:fill="D9E2F3"/>
-            <w:tcMar>
-              <w:top w:w="50" w:type="dxa"/>
-              <w:left w:w="90" w:type="dxa"/>
-              <w:bottom w:w="50" w:type="dxa"/>
-              <w:right w:w="90" w:type="dxa"/>
-            </w:tcMar>
             <w:vAlign w:val="center"/>
           </w:tcPr>
           <w:p>
@@ -2756,12 +2488,6 @@
               <w:right w:val="single" w:sz="6" w:space="0" w:color="1F3864"/>
             </w:tcBorders>
             <w:shd w:val="clear" w:color="auto" w:fill="D9E2F3"/>
-            <w:tcMar>
-              <w:top w:w="50" w:type="dxa"/>
-              <w:left w:w="90" w:type="dxa"/>
-              <w:bottom w:w="50" w:type="dxa"/>
-              <w:right w:w="90" w:type="dxa"/>
-            </w:tcMar>
             <w:vAlign w:val="center"/>
           </w:tcPr>
           <w:p>
@@ -2826,12 +2552,6 @@
               <w:right w:val="single" w:sz="6" w:space="0" w:color="1F3864"/>
             </w:tcBorders>
             <w:shd w:val="clear" w:color="auto" w:fill="4472C4"/>
-            <w:tcMar>
-              <w:top w:w="50" w:type="dxa"/>
-              <w:left w:w="90" w:type="dxa"/>
-              <w:bottom w:w="50" w:type="dxa"/>
-              <w:right w:w="90" w:type="dxa"/>
-            </w:tcMar>
             <w:vAlign w:val="center"/>
           </w:tcPr>
           <w:p>
@@ -3281,12 +3001,6 @@
               <w:right w:val="single" w:sz="6" w:space="0" w:color="1F3864"/>
             </w:tcBorders>
             <w:shd w:val="clear" w:color="auto" w:fill="4472C4"/>
-            <w:tcMar>
-              <w:top w:w="50" w:type="dxa"/>
-              <w:left w:w="90" w:type="dxa"/>
-              <w:bottom w:w="50" w:type="dxa"/>
-              <w:right w:w="90" w:type="dxa"/>
-            </w:tcMar>
             <w:vAlign w:val="center"/>
           </w:tcPr>
           <w:p>
@@ -3327,12 +3041,6 @@
               <w:right w:val="single" w:sz="6" w:space="0" w:color="1F3864"/>
             </w:tcBorders>
             <w:shd w:val="clear" w:color="auto" w:fill="4472C4"/>
-            <w:tcMar>
-              <w:top w:w="50" w:type="dxa"/>
-              <w:left w:w="90" w:type="dxa"/>
-              <w:bottom w:w="50" w:type="dxa"/>
-              <w:right w:w="90" w:type="dxa"/>
-            </w:tcMar>
             <w:vAlign w:val="center"/>
           </w:tcPr>
           <w:p>
@@ -3373,12 +3081,6 @@
               <w:right w:val="single" w:sz="6" w:space="0" w:color="1F3864"/>
             </w:tcBorders>
             <w:shd w:val="clear" w:color="auto" w:fill="4472C4"/>
-            <w:tcMar>
-              <w:top w:w="50" w:type="dxa"/>
-              <w:left w:w="90" w:type="dxa"/>
-              <w:bottom w:w="50" w:type="dxa"/>
-              <w:right w:w="90" w:type="dxa"/>
-            </w:tcMar>
             <w:vAlign w:val="center"/>
           </w:tcPr>
           <w:p>
@@ -3423,12 +3125,6 @@
               <w:right w:val="single" w:sz="6" w:space="0" w:color="1F3864"/>
             </w:tcBorders>
             <w:shd w:val="clear" w:color="auto" w:fill="D9E2F3"/>
-            <w:tcMar>
-              <w:top w:w="50" w:type="dxa"/>
-              <w:left w:w="90" w:type="dxa"/>
-              <w:bottom w:w="50" w:type="dxa"/>
-              <w:right w:w="90" w:type="dxa"/>
-            </w:tcMar>
             <w:vAlign w:val="center"/>
           </w:tcPr>
           <w:p>
@@ -3470,12 +3166,6 @@
               <w:right w:val="single" w:sz="6" w:space="0" w:color="1F3864"/>
             </w:tcBorders>
             <w:shd w:val="clear" w:color="auto" w:fill="D9E2F3"/>
-            <w:tcMar>
-              <w:top w:w="50" w:type="dxa"/>
-              <w:left w:w="90" w:type="dxa"/>
-              <w:bottom w:w="50" w:type="dxa"/>
-              <w:right w:w="90" w:type="dxa"/>
-            </w:tcMar>
             <w:vAlign w:val="center"/>
           </w:tcPr>
           <w:p>
@@ -3509,12 +3199,6 @@
               <w:right w:val="single" w:sz="6" w:space="0" w:color="1F3864"/>
             </w:tcBorders>
             <w:shd w:val="clear" w:color="auto" w:fill="D9E2F3"/>
-            <w:tcMar>
-              <w:top w:w="50" w:type="dxa"/>
-              <w:left w:w="90" w:type="dxa"/>
-              <w:bottom w:w="50" w:type="dxa"/>
-              <w:right w:w="90" w:type="dxa"/>
-            </w:tcMar>
             <w:vAlign w:val="center"/>
           </w:tcPr>
           <w:p>
@@ -3584,12 +3268,6 @@
               <w:right w:val="single" w:sz="6" w:space="0" w:color="1F3864"/>
             </w:tcBorders>
             <w:shd w:val="clear" w:color="auto" w:fill="D9E2F3"/>
-            <w:tcMar>
-              <w:top w:w="50" w:type="dxa"/>
-              <w:left w:w="90" w:type="dxa"/>
-              <w:bottom w:w="50" w:type="dxa"/>
-              <w:right w:w="90" w:type="dxa"/>
-            </w:tcMar>
             <w:vAlign w:val="center"/>
           </w:tcPr>
           <w:p>
@@ -3622,12 +3300,6 @@
               <w:right w:val="single" w:sz="6" w:space="0" w:color="1F3864"/>
             </w:tcBorders>
             <w:shd w:val="clear" w:color="auto" w:fill="D9E2F3"/>
-            <w:tcMar>
-              <w:top w:w="50" w:type="dxa"/>
-              <w:left w:w="90" w:type="dxa"/>
-              <w:bottom w:w="50" w:type="dxa"/>
-              <w:right w:w="90" w:type="dxa"/>
-            </w:tcMar>
             <w:vAlign w:val="center"/>
           </w:tcPr>
           <w:p>
@@ -3674,12 +3346,6 @@
               <w:right w:val="single" w:sz="6" w:space="0" w:color="1F3864"/>
             </w:tcBorders>
             <w:shd w:val="clear" w:color="auto" w:fill="D9E2F3"/>
-            <w:tcMar>
-              <w:top w:w="50" w:type="dxa"/>
-              <w:left w:w="90" w:type="dxa"/>
-              <w:bottom w:w="50" w:type="dxa"/>
-              <w:right w:w="90" w:type="dxa"/>
-            </w:tcMar>
             <w:vAlign w:val="center"/>
           </w:tcPr>
           <w:p>
@@ -3712,12 +3378,6 @@
               <w:right w:val="single" w:sz="6" w:space="0" w:color="1F3864"/>
             </w:tcBorders>
             <w:shd w:val="clear" w:color="auto" w:fill="D9E2F3"/>
-            <w:tcMar>
-              <w:top w:w="50" w:type="dxa"/>
-              <w:left w:w="90" w:type="dxa"/>
-              <w:bottom w:w="50" w:type="dxa"/>
-              <w:right w:w="90" w:type="dxa"/>
-            </w:tcMar>
             <w:vAlign w:val="center"/>
           </w:tcPr>
           <w:p>
@@ -3750,12 +3410,6 @@
               <w:right w:val="single" w:sz="6" w:space="0" w:color="1F3864"/>
             </w:tcBorders>
             <w:shd w:val="clear" w:color="auto" w:fill="D9E2F3"/>
-            <w:tcMar>
-              <w:top w:w="50" w:type="dxa"/>
-              <w:left w:w="90" w:type="dxa"/>
-              <w:bottom w:w="50" w:type="dxa"/>
-              <w:right w:w="90" w:type="dxa"/>
-            </w:tcMar>
             <w:vAlign w:val="center"/>
           </w:tcPr>
           <w:p>
@@ -3825,12 +3479,6 @@
               <w:right w:val="single" w:sz="6" w:space="0" w:color="1F3864"/>
             </w:tcBorders>
             <w:shd w:val="clear" w:color="auto" w:fill="D9E2F3"/>
-            <w:tcMar>
-              <w:top w:w="50" w:type="dxa"/>
-              <w:left w:w="90" w:type="dxa"/>
-              <w:bottom w:w="50" w:type="dxa"/>
-              <w:right w:w="90" w:type="dxa"/>
-            </w:tcMar>
             <w:vAlign w:val="center"/>
           </w:tcPr>
           <w:p>
@@ -3863,12 +3511,6 @@
               <w:right w:val="single" w:sz="6" w:space="0" w:color="1F3864"/>
             </w:tcBorders>
             <w:shd w:val="clear" w:color="auto" w:fill="D9E2F3"/>
-            <w:tcMar>
-              <w:top w:w="50" w:type="dxa"/>
-              <w:left w:w="90" w:type="dxa"/>
-              <w:bottom w:w="50" w:type="dxa"/>
-              <w:right w:w="90" w:type="dxa"/>
-            </w:tcMar>
             <w:vAlign w:val="center"/>
           </w:tcPr>
           <w:p>
@@ -3913,12 +3555,6 @@
               <w:right w:val="single" w:sz="6" w:space="0" w:color="1F3864"/>
             </w:tcBorders>
             <w:shd w:val="clear" w:color="auto" w:fill="4472C4"/>
-            <w:tcMar>
-              <w:top w:w="50" w:type="dxa"/>
-              <w:left w:w="90" w:type="dxa"/>
-              <w:bottom w:w="50" w:type="dxa"/>
-              <w:right w:w="90" w:type="dxa"/>
-            </w:tcMar>
             <w:vAlign w:val="center"/>
           </w:tcPr>
           <w:p>
@@ -3961,12 +3597,6 @@
               <w:right w:val="single" w:sz="6" w:space="0" w:color="1F3864"/>
             </w:tcBorders>
             <w:shd w:val="clear" w:color="auto" w:fill="4472C4"/>
-            <w:tcMar>
-              <w:top w:w="50" w:type="dxa"/>
-              <w:left w:w="90" w:type="dxa"/>
-              <w:bottom w:w="50" w:type="dxa"/>
-              <w:right w:w="90" w:type="dxa"/>
-            </w:tcMar>
             <w:vAlign w:val="center"/>
           </w:tcPr>
           <w:p>
@@ -4006,12 +3636,6 @@
               <w:right w:val="single" w:sz="6" w:space="0" w:color="1F3864"/>
             </w:tcBorders>
             <w:shd w:val="clear" w:color="auto" w:fill="D9E2F3"/>
-            <w:tcMar>
-              <w:top w:w="50" w:type="dxa"/>
-              <w:left w:w="90" w:type="dxa"/>
-              <w:bottom w:w="50" w:type="dxa"/>
-              <w:right w:w="90" w:type="dxa"/>
-            </w:tcMar>
             <w:vAlign w:val="center"/>
           </w:tcPr>
           <w:p>
@@ -4070,12 +3694,6 @@
               <w:right w:val="single" w:sz="6" w:space="0" w:color="1F3864"/>
             </w:tcBorders>
             <w:shd w:val="clear" w:color="auto" w:fill="4472C4"/>
-            <w:tcMar>
-              <w:top w:w="50" w:type="dxa"/>
-              <w:left w:w="90" w:type="dxa"/>
-              <w:bottom w:w="50" w:type="dxa"/>
-              <w:right w:w="90" w:type="dxa"/>
-            </w:tcMar>
             <w:vAlign w:val="center"/>
           </w:tcPr>
           <w:p>
@@ -4117,12 +3735,6 @@
               <w:right w:val="single" w:sz="6" w:space="0" w:color="1F3864"/>
             </w:tcBorders>
             <w:shd w:val="clear" w:color="auto" w:fill="D9E2F3"/>
-            <w:tcMar>
-              <w:top w:w="50" w:type="dxa"/>
-              <w:left w:w="90" w:type="dxa"/>
-              <w:bottom w:w="50" w:type="dxa"/>
-              <w:right w:w="90" w:type="dxa"/>
-            </w:tcMar>
             <w:vAlign w:val="center"/>
           </w:tcPr>
           <w:p>
@@ -4325,12 +3937,6 @@
               <w:right w:val="single" w:sz="6" w:space="0" w:color="1F3864"/>
             </w:tcBorders>
             <w:shd w:val="clear" w:color="auto" w:fill="D9E2F3"/>
-            <w:tcMar>
-              <w:top w:w="50" w:type="dxa"/>
-              <w:left w:w="90" w:type="dxa"/>
-              <w:bottom w:w="50" w:type="dxa"/>
-              <w:right w:w="90" w:type="dxa"/>
-            </w:tcMar>
             <w:vAlign w:val="center"/>
           </w:tcPr>
           <w:p>
@@ -5183,12 +4789,6 @@
               <w:right w:val="single" w:sz="6" w:space="0" w:color="1F3864"/>
             </w:tcBorders>
             <w:shd w:val="clear" w:color="auto" w:fill="D9E2F3"/>
-            <w:tcMar>
-              <w:top w:w="50" w:type="dxa"/>
-              <w:left w:w="90" w:type="dxa"/>
-              <w:bottom w:w="50" w:type="dxa"/>
-              <w:right w:w="90" w:type="dxa"/>
-            </w:tcMar>
             <w:vAlign w:val="center"/>
           </w:tcPr>
           <w:p>
@@ -5253,12 +4853,6 @@
               <w:right w:val="single" w:sz="6" w:space="0" w:color="1F3864"/>
             </w:tcBorders>
             <w:shd w:val="clear" w:color="auto" w:fill="D9E2F3"/>
-            <w:tcMar>
-              <w:top w:w="50" w:type="dxa"/>
-              <w:left w:w="90" w:type="dxa"/>
-              <w:bottom w:w="50" w:type="dxa"/>
-              <w:right w:w="90" w:type="dxa"/>
-            </w:tcMar>
             <w:vAlign w:val="center"/>
           </w:tcPr>
           <w:p>
@@ -5327,12 +4921,6 @@
               <w:right w:val="single" w:sz="6" w:space="0" w:color="1F3864"/>
             </w:tcBorders>
             <w:shd w:val="clear" w:color="auto" w:fill="4472C4"/>
-            <w:tcMar>
-              <w:top w:w="50" w:type="dxa"/>
-              <w:left w:w="90" w:type="dxa"/>
-              <w:bottom w:w="50" w:type="dxa"/>
-              <w:right w:w="90" w:type="dxa"/>
-            </w:tcMar>
             <w:vAlign w:val="center"/>
           </w:tcPr>
           <w:p>
@@ -5373,12 +4961,6 @@
               <w:right w:val="single" w:sz="6" w:space="0" w:color="1F3864"/>
             </w:tcBorders>
             <w:shd w:val="clear" w:color="auto" w:fill="4472C4"/>
-            <w:tcMar>
-              <w:top w:w="50" w:type="dxa"/>
-              <w:left w:w="90" w:type="dxa"/>
-              <w:bottom w:w="50" w:type="dxa"/>
-              <w:right w:w="90" w:type="dxa"/>
-            </w:tcMar>
             <w:vAlign w:val="center"/>
           </w:tcPr>
           <w:p>
@@ -5419,12 +5001,6 @@
               <w:right w:val="single" w:sz="6" w:space="0" w:color="1F3864"/>
             </w:tcBorders>
             <w:shd w:val="clear" w:color="auto" w:fill="4472C4"/>
-            <w:tcMar>
-              <w:top w:w="50" w:type="dxa"/>
-              <w:left w:w="90" w:type="dxa"/>
-              <w:bottom w:w="50" w:type="dxa"/>
-              <w:right w:w="90" w:type="dxa"/>
-            </w:tcMar>
             <w:vAlign w:val="center"/>
           </w:tcPr>
           <w:p>
@@ -5469,12 +5045,6 @@
               <w:right w:val="single" w:sz="6" w:space="0" w:color="1F3864"/>
             </w:tcBorders>
             <w:shd w:val="clear" w:color="auto" w:fill="D9E2F3"/>
-            <w:tcMar>
-              <w:top w:w="50" w:type="dxa"/>
-              <w:left w:w="90" w:type="dxa"/>
-              <w:bottom w:w="50" w:type="dxa"/>
-              <w:right w:w="90" w:type="dxa"/>
-            </w:tcMar>
             <w:vAlign w:val="center"/>
           </w:tcPr>
           <w:p>
@@ -5508,12 +5078,6 @@
               <w:right w:val="single" w:sz="6" w:space="0" w:color="1F3864"/>
             </w:tcBorders>
             <w:shd w:val="clear" w:color="auto" w:fill="D9E2F3"/>
-            <w:tcMar>
-              <w:top w:w="50" w:type="dxa"/>
-              <w:left w:w="90" w:type="dxa"/>
-              <w:bottom w:w="50" w:type="dxa"/>
-              <w:right w:w="90" w:type="dxa"/>
-            </w:tcMar>
             <w:vAlign w:val="center"/>
           </w:tcPr>
           <w:p>
@@ -5546,12 +5110,6 @@
               <w:right w:val="single" w:sz="6" w:space="0" w:color="1F3864"/>
             </w:tcBorders>
             <w:shd w:val="clear" w:color="auto" w:fill="D9E2F3"/>
-            <w:tcMar>
-              <w:top w:w="50" w:type="dxa"/>
-              <w:left w:w="90" w:type="dxa"/>
-              <w:bottom w:w="50" w:type="dxa"/>
-              <w:right w:w="90" w:type="dxa"/>
-            </w:tcMar>
             <w:vAlign w:val="center"/>
           </w:tcPr>
           <w:p>
@@ -5621,12 +5179,6 @@
               <w:right w:val="single" w:sz="6" w:space="0" w:color="1F3864"/>
             </w:tcBorders>
             <w:shd w:val="clear" w:color="auto" w:fill="D9E2F3"/>
-            <w:tcMar>
-              <w:top w:w="50" w:type="dxa"/>
-              <w:left w:w="90" w:type="dxa"/>
-              <w:bottom w:w="50" w:type="dxa"/>
-              <w:right w:w="90" w:type="dxa"/>
-            </w:tcMar>
             <w:vAlign w:val="center"/>
           </w:tcPr>
           <w:p>
@@ -5659,12 +5211,6 @@
               <w:right w:val="single" w:sz="6" w:space="0" w:color="1F3864"/>
             </w:tcBorders>
             <w:shd w:val="clear" w:color="auto" w:fill="D9E2F3"/>
-            <w:tcMar>
-              <w:top w:w="50" w:type="dxa"/>
-              <w:left w:w="90" w:type="dxa"/>
-              <w:bottom w:w="50" w:type="dxa"/>
-              <w:right w:w="90" w:type="dxa"/>
-            </w:tcMar>
             <w:vAlign w:val="center"/>
           </w:tcPr>
           <w:p>
@@ -5711,12 +5257,6 @@
               <w:right w:val="single" w:sz="6" w:space="0" w:color="1F3864"/>
             </w:tcBorders>
             <w:shd w:val="clear" w:color="auto" w:fill="D9E2F3"/>
-            <w:tcMar>
-              <w:top w:w="50" w:type="dxa"/>
-              <w:left w:w="90" w:type="dxa"/>
-              <w:bottom w:w="50" w:type="dxa"/>
-              <w:right w:w="90" w:type="dxa"/>
-            </w:tcMar>
             <w:vAlign w:val="center"/>
           </w:tcPr>
           <w:p>
@@ -5749,12 +5289,6 @@
               <w:right w:val="single" w:sz="6" w:space="0" w:color="1F3864"/>
             </w:tcBorders>
             <w:shd w:val="clear" w:color="auto" w:fill="D9E2F3"/>
-            <w:tcMar>
-              <w:top w:w="50" w:type="dxa"/>
-              <w:left w:w="90" w:type="dxa"/>
-              <w:bottom w:w="50" w:type="dxa"/>
-              <w:right w:w="90" w:type="dxa"/>
-            </w:tcMar>
             <w:vAlign w:val="center"/>
           </w:tcPr>
           <w:p>
@@ -5787,12 +5321,6 @@
               <w:right w:val="single" w:sz="6" w:space="0" w:color="1F3864"/>
             </w:tcBorders>
             <w:shd w:val="clear" w:color="auto" w:fill="D9E2F3"/>
-            <w:tcMar>
-              <w:top w:w="50" w:type="dxa"/>
-              <w:left w:w="90" w:type="dxa"/>
-              <w:bottom w:w="50" w:type="dxa"/>
-              <w:right w:w="90" w:type="dxa"/>
-            </w:tcMar>
             <w:vAlign w:val="center"/>
           </w:tcPr>
           <w:p>
@@ -5862,12 +5390,6 @@
               <w:right w:val="single" w:sz="6" w:space="0" w:color="1F3864"/>
             </w:tcBorders>
             <w:shd w:val="clear" w:color="auto" w:fill="D9E2F3"/>
-            <w:tcMar>
-              <w:top w:w="50" w:type="dxa"/>
-              <w:left w:w="90" w:type="dxa"/>
-              <w:bottom w:w="50" w:type="dxa"/>
-              <w:right w:w="90" w:type="dxa"/>
-            </w:tcMar>
             <w:vAlign w:val="center"/>
           </w:tcPr>
           <w:p>
@@ -5900,12 +5422,6 @@
               <w:right w:val="single" w:sz="6" w:space="0" w:color="1F3864"/>
             </w:tcBorders>
             <w:shd w:val="clear" w:color="auto" w:fill="D9E2F3"/>
-            <w:tcMar>
-              <w:top w:w="50" w:type="dxa"/>
-              <w:left w:w="90" w:type="dxa"/>
-              <w:bottom w:w="50" w:type="dxa"/>
-              <w:right w:w="90" w:type="dxa"/>
-            </w:tcMar>
             <w:vAlign w:val="center"/>
           </w:tcPr>
           <w:p>
@@ -5950,12 +5466,6 @@
               <w:right w:val="single" w:sz="6" w:space="0" w:color="1F3864"/>
             </w:tcBorders>
             <w:shd w:val="clear" w:color="auto" w:fill="4472C4"/>
-            <w:tcMar>
-              <w:top w:w="50" w:type="dxa"/>
-              <w:left w:w="90" w:type="dxa"/>
-              <w:bottom w:w="50" w:type="dxa"/>
-              <w:right w:w="90" w:type="dxa"/>
-            </w:tcMar>
             <w:vAlign w:val="center"/>
           </w:tcPr>
           <w:p>
@@ -5998,12 +5508,6 @@
               <w:right w:val="single" w:sz="6" w:space="0" w:color="1F3864"/>
             </w:tcBorders>
             <w:shd w:val="clear" w:color="auto" w:fill="4472C4"/>
-            <w:tcMar>
-              <w:top w:w="50" w:type="dxa"/>
-              <w:left w:w="90" w:type="dxa"/>
-              <w:bottom w:w="50" w:type="dxa"/>
-              <w:right w:w="90" w:type="dxa"/>
-            </w:tcMar>
             <w:vAlign w:val="center"/>
           </w:tcPr>
           <w:p>
@@ -6043,12 +5547,6 @@
               <w:right w:val="single" w:sz="6" w:space="0" w:color="1F3864"/>
             </w:tcBorders>
             <w:shd w:val="clear" w:color="auto" w:fill="D9E2F3"/>
-            <w:tcMar>
-              <w:top w:w="50" w:type="dxa"/>
-              <w:left w:w="90" w:type="dxa"/>
-              <w:bottom w:w="50" w:type="dxa"/>
-              <w:right w:w="90" w:type="dxa"/>
-            </w:tcMar>
             <w:vAlign w:val="center"/>
           </w:tcPr>
           <w:p>
@@ -6107,12 +5605,6 @@
               <w:right w:val="single" w:sz="6" w:space="0" w:color="1F3864"/>
             </w:tcBorders>
             <w:shd w:val="clear" w:color="auto" w:fill="4472C4"/>
-            <w:tcMar>
-              <w:top w:w="50" w:type="dxa"/>
-              <w:left w:w="90" w:type="dxa"/>
-              <w:bottom w:w="50" w:type="dxa"/>
-              <w:right w:w="90" w:type="dxa"/>
-            </w:tcMar>
             <w:vAlign w:val="center"/>
           </w:tcPr>
           <w:p>
@@ -6154,12 +5646,6 @@
               <w:right w:val="single" w:sz="6" w:space="0" w:color="1F3864"/>
             </w:tcBorders>
             <w:shd w:val="clear" w:color="auto" w:fill="D9E2F3"/>
-            <w:tcMar>
-              <w:top w:w="50" w:type="dxa"/>
-              <w:left w:w="90" w:type="dxa"/>
-              <w:bottom w:w="50" w:type="dxa"/>
-              <w:right w:w="90" w:type="dxa"/>
-            </w:tcMar>
             <w:vAlign w:val="center"/>
           </w:tcPr>
           <w:p>
@@ -6208,12 +5694,6 @@
               <w:right w:val="single" w:sz="6" w:space="0" w:color="1F3864"/>
             </w:tcBorders>
             <w:shd w:val="clear" w:color="auto" w:fill="D9E2F3"/>
-            <w:tcMar>
-              <w:top w:w="50" w:type="dxa"/>
-              <w:left w:w="90" w:type="dxa"/>
-              <w:bottom w:w="50" w:type="dxa"/>
-              <w:right w:w="90" w:type="dxa"/>
-            </w:tcMar>
             <w:vAlign w:val="center"/>
           </w:tcPr>
           <w:p>
@@ -6343,12 +5823,6 @@
               <w:right w:val="single" w:sz="6" w:space="0" w:color="1F3864"/>
             </w:tcBorders>
             <w:shd w:val="clear" w:color="auto" w:fill="D9E2F3"/>
-            <w:tcMar>
-              <w:top w:w="50" w:type="dxa"/>
-              <w:left w:w="90" w:type="dxa"/>
-              <w:bottom w:w="50" w:type="dxa"/>
-              <w:right w:w="90" w:type="dxa"/>
-            </w:tcMar>
             <w:vAlign w:val="center"/>
           </w:tcPr>
           <w:p>
@@ -6412,12 +5886,6 @@
               <w:right w:val="single" w:sz="6" w:space="0" w:color="1F3864"/>
             </w:tcBorders>
             <w:shd w:val="clear" w:color="auto" w:fill="D9E2F3"/>
-            <w:tcMar>
-              <w:top w:w="50" w:type="dxa"/>
-              <w:left w:w="90" w:type="dxa"/>
-              <w:bottom w:w="50" w:type="dxa"/>
-              <w:right w:w="90" w:type="dxa"/>
-            </w:tcMar>
             <w:vAlign w:val="center"/>
           </w:tcPr>
           <w:p>
@@ -6493,12 +5961,6 @@
               <w:right w:val="single" w:sz="6" w:space="0" w:color="1F3864"/>
             </w:tcBorders>
             <w:shd w:val="clear" w:color="auto" w:fill="4472C4"/>
-            <w:tcMar>
-              <w:top w:w="50" w:type="dxa"/>
-              <w:left w:w="90" w:type="dxa"/>
-              <w:bottom w:w="50" w:type="dxa"/>
-              <w:right w:w="90" w:type="dxa"/>
-            </w:tcMar>
             <w:vAlign w:val="center"/>
           </w:tcPr>
           <w:p>
@@ -6539,12 +6001,6 @@
               <w:right w:val="single" w:sz="6" w:space="0" w:color="1F3864"/>
             </w:tcBorders>
             <w:shd w:val="clear" w:color="auto" w:fill="4472C4"/>
-            <w:tcMar>
-              <w:top w:w="50" w:type="dxa"/>
-              <w:left w:w="90" w:type="dxa"/>
-              <w:bottom w:w="50" w:type="dxa"/>
-              <w:right w:w="90" w:type="dxa"/>
-            </w:tcMar>
             <w:vAlign w:val="center"/>
           </w:tcPr>
           <w:p>
@@ -6585,12 +6041,6 @@
               <w:right w:val="single" w:sz="6" w:space="0" w:color="1F3864"/>
             </w:tcBorders>
             <w:shd w:val="clear" w:color="auto" w:fill="4472C4"/>
-            <w:tcMar>
-              <w:top w:w="50" w:type="dxa"/>
-              <w:left w:w="90" w:type="dxa"/>
-              <w:bottom w:w="50" w:type="dxa"/>
-              <w:right w:w="90" w:type="dxa"/>
-            </w:tcMar>
             <w:vAlign w:val="center"/>
           </w:tcPr>
           <w:p>
@@ -6635,12 +6085,6 @@
               <w:right w:val="single" w:sz="6" w:space="0" w:color="1F3864"/>
             </w:tcBorders>
             <w:shd w:val="clear" w:color="auto" w:fill="D9E2F3"/>
-            <w:tcMar>
-              <w:top w:w="50" w:type="dxa"/>
-              <w:left w:w="90" w:type="dxa"/>
-              <w:bottom w:w="50" w:type="dxa"/>
-              <w:right w:w="90" w:type="dxa"/>
-            </w:tcMar>
             <w:vAlign w:val="center"/>
           </w:tcPr>
           <w:p>
@@ -6673,12 +6117,6 @@
               <w:right w:val="single" w:sz="6" w:space="0" w:color="1F3864"/>
             </w:tcBorders>
             <w:shd w:val="clear" w:color="auto" w:fill="D9E2F3"/>
-            <w:tcMar>
-              <w:top w:w="50" w:type="dxa"/>
-              <w:left w:w="90" w:type="dxa"/>
-              <w:bottom w:w="50" w:type="dxa"/>
-              <w:right w:w="90" w:type="dxa"/>
-            </w:tcMar>
             <w:vAlign w:val="center"/>
           </w:tcPr>
           <w:p>
@@ -6711,12 +6149,6 @@
               <w:right w:val="single" w:sz="6" w:space="0" w:color="1F3864"/>
             </w:tcBorders>
             <w:shd w:val="clear" w:color="auto" w:fill="D9E2F3"/>
-            <w:tcMar>
-              <w:top w:w="50" w:type="dxa"/>
-              <w:left w:w="90" w:type="dxa"/>
-              <w:bottom w:w="50" w:type="dxa"/>
-              <w:right w:w="90" w:type="dxa"/>
-            </w:tcMar>
             <w:vAlign w:val="center"/>
           </w:tcPr>
           <w:p>
@@ -6786,12 +6218,6 @@
               <w:right w:val="single" w:sz="6" w:space="0" w:color="1F3864"/>
             </w:tcBorders>
             <w:shd w:val="clear" w:color="auto" w:fill="D9E2F3"/>
-            <w:tcMar>
-              <w:top w:w="50" w:type="dxa"/>
-              <w:left w:w="90" w:type="dxa"/>
-              <w:bottom w:w="50" w:type="dxa"/>
-              <w:right w:w="90" w:type="dxa"/>
-            </w:tcMar>
             <w:vAlign w:val="center"/>
           </w:tcPr>
           <w:p>
@@ -6824,12 +6250,6 @@
               <w:right w:val="single" w:sz="6" w:space="0" w:color="1F3864"/>
             </w:tcBorders>
             <w:shd w:val="clear" w:color="auto" w:fill="D9E2F3"/>
-            <w:tcMar>
-              <w:top w:w="50" w:type="dxa"/>
-              <w:left w:w="90" w:type="dxa"/>
-              <w:bottom w:w="50" w:type="dxa"/>
-              <w:right w:w="90" w:type="dxa"/>
-            </w:tcMar>
             <w:vAlign w:val="center"/>
           </w:tcPr>
           <w:p>
@@ -6876,12 +6296,6 @@
               <w:right w:val="single" w:sz="6" w:space="0" w:color="1F3864"/>
             </w:tcBorders>
             <w:shd w:val="clear" w:color="auto" w:fill="D9E2F3"/>
-            <w:tcMar>
-              <w:top w:w="50" w:type="dxa"/>
-              <w:left w:w="90" w:type="dxa"/>
-              <w:bottom w:w="50" w:type="dxa"/>
-              <w:right w:w="90" w:type="dxa"/>
-            </w:tcMar>
             <w:vAlign w:val="center"/>
           </w:tcPr>
           <w:p>
@@ -6914,12 +6328,6 @@
               <w:right w:val="single" w:sz="6" w:space="0" w:color="1F3864"/>
             </w:tcBorders>
             <w:shd w:val="clear" w:color="auto" w:fill="D9E2F3"/>
-            <w:tcMar>
-              <w:top w:w="50" w:type="dxa"/>
-              <w:left w:w="90" w:type="dxa"/>
-              <w:bottom w:w="50" w:type="dxa"/>
-              <w:right w:w="90" w:type="dxa"/>
-            </w:tcMar>
             <w:vAlign w:val="center"/>
           </w:tcPr>
           <w:p>
@@ -6952,12 +6360,6 @@
               <w:right w:val="single" w:sz="6" w:space="0" w:color="1F3864"/>
             </w:tcBorders>
             <w:shd w:val="clear" w:color="auto" w:fill="D9E2F3"/>
-            <w:tcMar>
-              <w:top w:w="50" w:type="dxa"/>
-              <w:left w:w="90" w:type="dxa"/>
-              <w:bottom w:w="50" w:type="dxa"/>
-              <w:right w:w="90" w:type="dxa"/>
-            </w:tcMar>
             <w:vAlign w:val="center"/>
           </w:tcPr>
           <w:p>
@@ -7027,12 +6429,6 @@
               <w:right w:val="single" w:sz="6" w:space="0" w:color="1F3864"/>
             </w:tcBorders>
             <w:shd w:val="clear" w:color="auto" w:fill="D9E2F3"/>
-            <w:tcMar>
-              <w:top w:w="50" w:type="dxa"/>
-              <w:left w:w="90" w:type="dxa"/>
-              <w:bottom w:w="50" w:type="dxa"/>
-              <w:right w:w="90" w:type="dxa"/>
-            </w:tcMar>
             <w:vAlign w:val="center"/>
           </w:tcPr>
           <w:p>
@@ -7065,12 +6461,6 @@
               <w:right w:val="single" w:sz="6" w:space="0" w:color="1F3864"/>
             </w:tcBorders>
             <w:shd w:val="clear" w:color="auto" w:fill="D9E2F3"/>
-            <w:tcMar>
-              <w:top w:w="50" w:type="dxa"/>
-              <w:left w:w="90" w:type="dxa"/>
-              <w:bottom w:w="50" w:type="dxa"/>
-              <w:right w:w="90" w:type="dxa"/>
-            </w:tcMar>
             <w:vAlign w:val="center"/>
           </w:tcPr>
           <w:p>
@@ -7115,12 +6505,6 @@
               <w:right w:val="single" w:sz="6" w:space="0" w:color="1F3864"/>
             </w:tcBorders>
             <w:shd w:val="clear" w:color="auto" w:fill="4472C4"/>
-            <w:tcMar>
-              <w:top w:w="50" w:type="dxa"/>
-              <w:left w:w="90" w:type="dxa"/>
-              <w:bottom w:w="50" w:type="dxa"/>
-              <w:right w:w="90" w:type="dxa"/>
-            </w:tcMar>
             <w:vAlign w:val="center"/>
           </w:tcPr>
           <w:p>
@@ -7164,12 +6548,6 @@
               <w:right w:val="single" w:sz="6" w:space="0" w:color="1F3864"/>
             </w:tcBorders>
             <w:shd w:val="clear" w:color="auto" w:fill="4472C4"/>
-            <w:tcMar>
-              <w:top w:w="50" w:type="dxa"/>
-              <w:left w:w="90" w:type="dxa"/>
-              <w:bottom w:w="50" w:type="dxa"/>
-              <w:right w:w="90" w:type="dxa"/>
-            </w:tcMar>
             <w:vAlign w:val="center"/>
           </w:tcPr>
           <w:p>
@@ -7209,12 +6587,6 @@
               <w:right w:val="single" w:sz="6" w:space="0" w:color="1F3864"/>
             </w:tcBorders>
             <w:shd w:val="clear" w:color="auto" w:fill="D9E2F3"/>
-            <w:tcMar>
-              <w:top w:w="50" w:type="dxa"/>
-              <w:left w:w="90" w:type="dxa"/>
-              <w:bottom w:w="50" w:type="dxa"/>
-              <w:right w:w="90" w:type="dxa"/>
-            </w:tcMar>
             <w:vAlign w:val="center"/>
           </w:tcPr>
           <w:p>
@@ -7273,12 +6645,6 @@
               <w:right w:val="single" w:sz="6" w:space="0" w:color="1F3864"/>
             </w:tcBorders>
             <w:shd w:val="clear" w:color="auto" w:fill="4472C4"/>
-            <w:tcMar>
-              <w:top w:w="50" w:type="dxa"/>
-              <w:left w:w="90" w:type="dxa"/>
-              <w:bottom w:w="50" w:type="dxa"/>
-              <w:right w:w="90" w:type="dxa"/>
-            </w:tcMar>
             <w:vAlign w:val="center"/>
           </w:tcPr>
           <w:p>
@@ -7320,12 +6686,6 @@
               <w:right w:val="single" w:sz="6" w:space="0" w:color="1F3864"/>
             </w:tcBorders>
             <w:shd w:val="clear" w:color="auto" w:fill="D9E2F3"/>
-            <w:tcMar>
-              <w:top w:w="50" w:type="dxa"/>
-              <w:left w:w="90" w:type="dxa"/>
-              <w:bottom w:w="50" w:type="dxa"/>
-              <w:right w:w="90" w:type="dxa"/>
-            </w:tcMar>
             <w:vAlign w:val="center"/>
           </w:tcPr>
           <w:p>
@@ -7382,12 +6742,6 @@
               <w:right w:val="single" w:sz="6" w:space="0" w:color="1F3864"/>
             </w:tcBorders>
             <w:shd w:val="clear" w:color="auto" w:fill="D9E2F3"/>
-            <w:tcMar>
-              <w:top w:w="50" w:type="dxa"/>
-              <w:left w:w="90" w:type="dxa"/>
-              <w:bottom w:w="50" w:type="dxa"/>
-              <w:right w:w="90" w:type="dxa"/>
-            </w:tcMar>
             <w:vAlign w:val="center"/>
           </w:tcPr>
           <w:p>
@@ -7540,12 +6894,6 @@
               <w:right w:val="single" w:sz="6" w:space="0" w:color="1F3864"/>
             </w:tcBorders>
             <w:shd w:val="clear" w:color="auto" w:fill="D9E2F3"/>
-            <w:tcMar>
-              <w:top w:w="50" w:type="dxa"/>
-              <w:left w:w="90" w:type="dxa"/>
-              <w:bottom w:w="50" w:type="dxa"/>
-              <w:right w:w="90" w:type="dxa"/>
-            </w:tcMar>
             <w:vAlign w:val="center"/>
           </w:tcPr>
           <w:p>
@@ -7619,6 +6967,55 @@
           </w:p>
         </w:tc>
       </w:tr>
+    </w:tbl>
+    <w:p>
+      <w:pPr>
+        <w:spacing w:before="0" w:after="0" w:line="240" w:lineRule="auto"/>
+        <w:rPr>
+          <w:sz w:val="18"/>
+          <w:szCs w:val="18"/>
+        </w:rPr>
+      </w:pPr>
+    </w:p>
+    <w:tbl>
+      <w:tblPr>
+        <w:tblW w:w="9405" w:type="dxa"/>
+        <w:jc w:val="center"/>
+        <w:tblBorders>
+          <w:top w:val="single" w:sz="6" w:space="0" w:color="1F3864"/>
+          <w:left w:val="single" w:sz="6" w:space="0" w:color="1F3864"/>
+          <w:bottom w:val="single" w:sz="6" w:space="0" w:color="1F3864"/>
+          <w:right w:val="single" w:sz="6" w:space="0" w:color="1F3864"/>
+          <w:insideH w:val="single" w:sz="6" w:space="0" w:color="1F3864"/>
+          <w:insideV w:val="single" w:sz="6" w:space="0" w:color="1F3864"/>
+        </w:tblBorders>
+        <w:tblLayout w:type="fixed"/>
+        <w:tblCellMar>
+          <w:top w:w="40" w:type="dxa"/>
+          <w:left w:w="90" w:type="dxa"/>
+          <w:bottom w:w="40" w:type="dxa"/>
+          <w:right w:w="90" w:type="dxa"/>
+        </w:tblCellMar>
+        <w:tblLook w:val="04A0" w:firstRow="1" w:lastRow="0" w:firstColumn="1" w:lastColumn="0" w:noHBand="0" w:noVBand="1"/>
+      </w:tblPr>
+      <w:tblGrid>
+        <w:gridCol w:w="1175"/>
+        <w:gridCol w:w="391"/>
+        <w:gridCol w:w="391"/>
+        <w:gridCol w:w="391"/>
+        <w:gridCol w:w="783"/>
+        <w:gridCol w:w="391"/>
+        <w:gridCol w:w="391"/>
+        <w:gridCol w:w="783"/>
+        <w:gridCol w:w="783"/>
+        <w:gridCol w:w="391"/>
+        <w:gridCol w:w="391"/>
+        <w:gridCol w:w="391"/>
+        <w:gridCol w:w="391"/>
+        <w:gridCol w:w="391"/>
+        <w:gridCol w:w="391"/>
+        <w:gridCol w:w="1567"/>
+      </w:tblGrid>
       <w:tr>
         <w:tc>
           <w:tcPr>
@@ -7631,12 +7028,6 @@
               <w:right w:val="single" w:sz="6" w:space="0" w:color="1F3864"/>
             </w:tcBorders>
             <w:shd w:val="clear" w:color="auto" w:fill="4472C4"/>
-            <w:tcMar>
-              <w:top w:w="50" w:type="dxa"/>
-              <w:left w:w="90" w:type="dxa"/>
-              <w:bottom w:w="50" w:type="dxa"/>
-              <w:right w:w="90" w:type="dxa"/>
-            </w:tcMar>
             <w:vAlign w:val="center"/>
           </w:tcPr>
           <w:p>
@@ -7679,12 +7070,6 @@
               <w:right w:val="single" w:sz="6" w:space="0" w:color="1F3864"/>
             </w:tcBorders>
             <w:shd w:val="clear" w:color="auto" w:fill="4472C4"/>
-            <w:tcMar>
-              <w:top w:w="50" w:type="dxa"/>
-              <w:left w:w="90" w:type="dxa"/>
-              <w:bottom w:w="50" w:type="dxa"/>
-              <w:right w:w="90" w:type="dxa"/>
-            </w:tcMar>
             <w:vAlign w:val="center"/>
           </w:tcPr>
           <w:p>
@@ -7725,12 +7110,6 @@
               <w:right w:val="single" w:sz="6" w:space="0" w:color="1F3864"/>
             </w:tcBorders>
             <w:shd w:val="clear" w:color="auto" w:fill="4472C4"/>
-            <w:tcMar>
-              <w:top w:w="50" w:type="dxa"/>
-              <w:left w:w="90" w:type="dxa"/>
-              <w:bottom w:w="50" w:type="dxa"/>
-              <w:right w:w="90" w:type="dxa"/>
-            </w:tcMar>
             <w:vAlign w:val="center"/>
           </w:tcPr>
           <w:p>
@@ -7771,12 +7150,6 @@
               <w:right w:val="single" w:sz="6" w:space="0" w:color="1F3864"/>
             </w:tcBorders>
             <w:shd w:val="clear" w:color="auto" w:fill="4472C4"/>
-            <w:tcMar>
-              <w:top w:w="50" w:type="dxa"/>
-              <w:left w:w="90" w:type="dxa"/>
-              <w:bottom w:w="50" w:type="dxa"/>
-              <w:right w:w="90" w:type="dxa"/>
-            </w:tcMar>
             <w:vAlign w:val="center"/>
           </w:tcPr>
           <w:p>
@@ -7817,12 +7190,6 @@
               <w:right w:val="single" w:sz="6" w:space="0" w:color="1F3864"/>
             </w:tcBorders>
             <w:shd w:val="clear" w:color="auto" w:fill="4472C4"/>
-            <w:tcMar>
-              <w:top w:w="50" w:type="dxa"/>
-              <w:left w:w="90" w:type="dxa"/>
-              <w:bottom w:w="50" w:type="dxa"/>
-              <w:right w:w="90" w:type="dxa"/>
-            </w:tcMar>
             <w:vAlign w:val="center"/>
           </w:tcPr>
           <w:p>
@@ -7863,12 +7230,6 @@
               <w:right w:val="single" w:sz="6" w:space="0" w:color="1F3864"/>
             </w:tcBorders>
             <w:shd w:val="clear" w:color="auto" w:fill="4472C4"/>
-            <w:tcMar>
-              <w:top w:w="50" w:type="dxa"/>
-              <w:left w:w="90" w:type="dxa"/>
-              <w:bottom w:w="50" w:type="dxa"/>
-              <w:right w:w="90" w:type="dxa"/>
-            </w:tcMar>
             <w:vAlign w:val="center"/>
           </w:tcPr>
           <w:p>
@@ -7911,12 +7272,6 @@
               <w:right w:val="single" w:sz="6" w:space="0" w:color="1F3864"/>
             </w:tcBorders>
             <w:shd w:val="clear" w:color="auto" w:fill="D9E2F3"/>
-            <w:tcMar>
-              <w:top w:w="50" w:type="dxa"/>
-              <w:left w:w="90" w:type="dxa"/>
-              <w:bottom w:w="50" w:type="dxa"/>
-              <w:right w:w="90" w:type="dxa"/>
-            </w:tcMar>
             <w:vAlign w:val="center"/>
           </w:tcPr>
           <w:p>
@@ -8042,12 +7397,6 @@
               <w:right w:val="single" w:sz="6" w:space="0" w:color="1F3864"/>
             </w:tcBorders>
             <w:shd w:val="clear" w:color="auto" w:fill="D9E2F3"/>
-            <w:tcMar>
-              <w:top w:w="50" w:type="dxa"/>
-              <w:left w:w="90" w:type="dxa"/>
-              <w:bottom w:w="50" w:type="dxa"/>
-              <w:right w:w="90" w:type="dxa"/>
-            </w:tcMar>
             <w:vAlign w:val="center"/>
           </w:tcPr>
           <w:p>
@@ -8119,12 +7468,6 @@
               <w:right w:val="single" w:sz="6" w:space="0" w:color="1F3864"/>
             </w:tcBorders>
             <w:shd w:val="clear" w:color="auto" w:fill="D9E2F3"/>
-            <w:tcMar>
-              <w:top w:w="50" w:type="dxa"/>
-              <w:left w:w="90" w:type="dxa"/>
-              <w:bottom w:w="50" w:type="dxa"/>
-              <w:right w:w="90" w:type="dxa"/>
-            </w:tcMar>
             <w:vAlign w:val="center"/>
           </w:tcPr>
           <w:p>
@@ -8204,12 +7547,6 @@
               <w:right w:val="single" w:sz="6" w:space="0" w:color="1F3864"/>
             </w:tcBorders>
             <w:shd w:val="clear" w:color="auto" w:fill="D9E2F3"/>
-            <w:tcMar>
-              <w:top w:w="50" w:type="dxa"/>
-              <w:left w:w="90" w:type="dxa"/>
-              <w:bottom w:w="50" w:type="dxa"/>
-              <w:right w:w="90" w:type="dxa"/>
-            </w:tcMar>
             <w:vAlign w:val="center"/>
           </w:tcPr>
           <w:p>
@@ -8289,12 +7626,6 @@
               <w:right w:val="single" w:sz="6" w:space="0" w:color="1F3864"/>
             </w:tcBorders>
             <w:shd w:val="clear" w:color="auto" w:fill="D9E2F3"/>
-            <w:tcMar>
-              <w:top w:w="50" w:type="dxa"/>
-              <w:left w:w="90" w:type="dxa"/>
-              <w:bottom w:w="50" w:type="dxa"/>
-              <w:right w:w="90" w:type="dxa"/>
-            </w:tcMar>
             <w:vAlign w:val="center"/>
           </w:tcPr>
           <w:p>
@@ -8388,6 +7719,55 @@
           </w:p>
         </w:tc>
       </w:tr>
+    </w:tbl>
+    <w:p>
+      <w:pPr>
+        <w:spacing w:before="0" w:after="0" w:line="240" w:lineRule="auto"/>
+        <w:rPr>
+          <w:sz w:val="18"/>
+          <w:szCs w:val="18"/>
+        </w:rPr>
+      </w:pPr>
+    </w:p>
+    <w:tbl>
+      <w:tblPr>
+        <w:tblW w:w="9405" w:type="dxa"/>
+        <w:jc w:val="center"/>
+        <w:tblBorders>
+          <w:top w:val="single" w:sz="6" w:space="0" w:color="1F3864"/>
+          <w:left w:val="single" w:sz="6" w:space="0" w:color="1F3864"/>
+          <w:bottom w:val="single" w:sz="6" w:space="0" w:color="1F3864"/>
+          <w:right w:val="single" w:sz="6" w:space="0" w:color="1F3864"/>
+          <w:insideH w:val="single" w:sz="6" w:space="0" w:color="1F3864"/>
+          <w:insideV w:val="single" w:sz="6" w:space="0" w:color="1F3864"/>
+        </w:tblBorders>
+        <w:tblLayout w:type="fixed"/>
+        <w:tblCellMar>
+          <w:top w:w="40" w:type="dxa"/>
+          <w:left w:w="90" w:type="dxa"/>
+          <w:bottom w:w="40" w:type="dxa"/>
+          <w:right w:w="90" w:type="dxa"/>
+        </w:tblCellMar>
+        <w:tblLook w:val="04A0" w:firstRow="1" w:lastRow="0" w:firstColumn="1" w:lastColumn="0" w:noHBand="0" w:noVBand="1"/>
+      </w:tblPr>
+      <w:tblGrid>
+        <w:gridCol w:w="1175"/>
+        <w:gridCol w:w="391"/>
+        <w:gridCol w:w="391"/>
+        <w:gridCol w:w="391"/>
+        <w:gridCol w:w="783"/>
+        <w:gridCol w:w="391"/>
+        <w:gridCol w:w="391"/>
+        <w:gridCol w:w="783"/>
+        <w:gridCol w:w="783"/>
+        <w:gridCol w:w="391"/>
+        <w:gridCol w:w="391"/>
+        <w:gridCol w:w="391"/>
+        <w:gridCol w:w="391"/>
+        <w:gridCol w:w="391"/>
+        <w:gridCol w:w="391"/>
+        <w:gridCol w:w="1567"/>
+      </w:tblGrid>
       <w:tr>
         <w:tc>
           <w:tcPr>
@@ -8400,12 +7780,6 @@
               <w:right w:val="single" w:sz="6" w:space="0" w:color="1F3864"/>
             </w:tcBorders>
             <w:shd w:val="clear" w:color="auto" w:fill="4472C4"/>
-            <w:tcMar>
-              <w:top w:w="50" w:type="dxa"/>
-              <w:left w:w="90" w:type="dxa"/>
-              <w:bottom w:w="50" w:type="dxa"/>
-              <w:right w:w="90" w:type="dxa"/>
-            </w:tcMar>
             <w:vAlign w:val="center"/>
           </w:tcPr>
           <w:p>
@@ -8445,12 +7819,6 @@
               <w:right w:val="single" w:sz="6" w:space="0" w:color="1F3864"/>
             </w:tcBorders>
             <w:shd w:val="clear" w:color="auto" w:fill="D9E2F3"/>
-            <w:tcMar>
-              <w:top w:w="50" w:type="dxa"/>
-              <w:left w:w="90" w:type="dxa"/>
-              <w:bottom w:w="50" w:type="dxa"/>
-              <w:right w:w="90" w:type="dxa"/>
-            </w:tcMar>
             <w:vAlign w:val="center"/>
           </w:tcPr>
           <w:p>
@@ -8622,12 +7990,6 @@
               <w:right w:val="single" w:sz="6" w:space="0" w:color="1F3864"/>
             </w:tcBorders>
             <w:shd w:val="clear" w:color="auto" w:fill="4472C4"/>
-            <w:tcMar>
-              <w:top w:w="50" w:type="dxa"/>
-              <w:left w:w="90" w:type="dxa"/>
-              <w:bottom w:w="50" w:type="dxa"/>
-              <w:right w:w="90" w:type="dxa"/>
-            </w:tcMar>
             <w:vAlign w:val="center"/>
           </w:tcPr>
           <w:p>
@@ -8668,12 +8030,6 @@
               <w:right w:val="single" w:sz="6" w:space="0" w:color="1F3864"/>
             </w:tcBorders>
             <w:shd w:val="clear" w:color="auto" w:fill="D9E2F3"/>
-            <w:tcMar>
-              <w:top w:w="50" w:type="dxa"/>
-              <w:left w:w="90" w:type="dxa"/>
-              <w:bottom w:w="50" w:type="dxa"/>
-              <w:right w:w="90" w:type="dxa"/>
-            </w:tcMar>
             <w:vAlign w:val="center"/>
           </w:tcPr>
           <w:p>
@@ -8852,12 +8208,6 @@
               <w:right w:val="single" w:sz="6" w:space="0" w:color="1F3864"/>
             </w:tcBorders>
             <w:shd w:val="clear" w:color="auto" w:fill="4472C4"/>
-            <w:tcMar>
-              <w:top w:w="50" w:type="dxa"/>
-              <w:left w:w="90" w:type="dxa"/>
-              <w:bottom w:w="50" w:type="dxa"/>
-              <w:right w:w="90" w:type="dxa"/>
-            </w:tcMar>
             <w:vAlign w:val="center"/>
           </w:tcPr>
           <w:p>
@@ -8897,12 +8247,6 @@
               <w:right w:val="single" w:sz="6" w:space="0" w:color="1F3864"/>
             </w:tcBorders>
             <w:shd w:val="clear" w:color="auto" w:fill="D9E2F3"/>
-            <w:tcMar>
-              <w:top w:w="50" w:type="dxa"/>
-              <w:left w:w="90" w:type="dxa"/>
-              <w:bottom w:w="50" w:type="dxa"/>
-              <w:right w:w="90" w:type="dxa"/>
-            </w:tcMar>
             <w:vAlign w:val="center"/>
           </w:tcPr>
           <w:p>
@@ -8988,12 +8332,6 @@
               <w:right w:val="single" w:sz="6" w:space="0" w:color="1F3864"/>
             </w:tcBorders>
             <w:shd w:val="clear" w:color="auto" w:fill="4472C4"/>
-            <w:tcMar>
-              <w:top w:w="50" w:type="dxa"/>
-              <w:left w:w="90" w:type="dxa"/>
-              <w:bottom w:w="50" w:type="dxa"/>
-              <w:right w:w="90" w:type="dxa"/>
-            </w:tcMar>
             <w:vAlign w:val="center"/>
           </w:tcPr>
           <w:p>
@@ -9033,12 +8371,6 @@
               <w:right w:val="single" w:sz="6" w:space="0" w:color="1F3864"/>
             </w:tcBorders>
             <w:shd w:val="clear" w:color="auto" w:fill="D9E2F3"/>
-            <w:tcMar>
-              <w:top w:w="50" w:type="dxa"/>
-              <w:left w:w="90" w:type="dxa"/>
-              <w:bottom w:w="50" w:type="dxa"/>
-              <w:right w:w="90" w:type="dxa"/>
-            </w:tcMar>
             <w:vAlign w:val="center"/>
           </w:tcPr>
           <w:p>
@@ -9149,12 +8481,6 @@
               <w:right w:val="single" w:sz="6" w:space="0" w:color="1F3864"/>
             </w:tcBorders>
             <w:shd w:val="clear" w:color="auto" w:fill="4472C4"/>
-            <w:tcMar>
-              <w:top w:w="50" w:type="dxa"/>
-              <w:left w:w="90" w:type="dxa"/>
-              <w:bottom w:w="50" w:type="dxa"/>
-              <w:right w:w="90" w:type="dxa"/>
-            </w:tcMar>
             <w:vAlign w:val="center"/>
           </w:tcPr>
           <w:p>
@@ -9194,12 +8520,6 @@
               <w:right w:val="single" w:sz="6" w:space="0" w:color="1F3864"/>
             </w:tcBorders>
             <w:shd w:val="clear" w:color="auto" w:fill="D9E2F3"/>
-            <w:tcMar>
-              <w:top w:w="50" w:type="dxa"/>
-              <w:left w:w="90" w:type="dxa"/>
-              <w:bottom w:w="50" w:type="dxa"/>
-              <w:right w:w="90" w:type="dxa"/>
-            </w:tcMar>
             <w:vAlign w:val="center"/>
           </w:tcPr>
           <w:p>
@@ -9244,12 +8564,6 @@
               <w:right w:val="single" w:sz="6" w:space="0" w:color="1F3864"/>
             </w:tcBorders>
             <w:shd w:val="clear" w:color="auto" w:fill="4472C4"/>
-            <w:tcMar>
-              <w:top w:w="50" w:type="dxa"/>
-              <w:left w:w="90" w:type="dxa"/>
-              <w:bottom w:w="50" w:type="dxa"/>
-              <w:right w:w="90" w:type="dxa"/>
-            </w:tcMar>
             <w:vAlign w:val="center"/>
           </w:tcPr>
           <w:p>
@@ -9316,12 +8630,6 @@
               <w:right w:val="single" w:sz="6" w:space="0" w:color="1F3864"/>
             </w:tcBorders>
             <w:shd w:val="clear" w:color="auto" w:fill="4472C4"/>
-            <w:tcMar>
-              <w:top w:w="50" w:type="dxa"/>
-              <w:left w:w="90" w:type="dxa"/>
-              <w:bottom w:w="50" w:type="dxa"/>
-              <w:right w:w="90" w:type="dxa"/>
-            </w:tcMar>
             <w:vAlign w:val="center"/>
           </w:tcPr>
           <w:p>
@@ -9361,12 +8669,6 @@
               <w:right w:val="single" w:sz="6" w:space="0" w:color="1F3864"/>
             </w:tcBorders>
             <w:shd w:val="clear" w:color="auto" w:fill="4472C4"/>
-            <w:tcMar>
-              <w:top w:w="50" w:type="dxa"/>
-              <w:left w:w="90" w:type="dxa"/>
-              <w:bottom w:w="50" w:type="dxa"/>
-              <w:right w:w="90" w:type="dxa"/>
-            </w:tcMar>
             <w:vAlign w:val="center"/>
           </w:tcPr>
           <w:p>
@@ -9406,12 +8708,6 @@
               <w:right w:val="single" w:sz="6" w:space="0" w:color="1F3864"/>
             </w:tcBorders>
             <w:shd w:val="clear" w:color="auto" w:fill="4472C4"/>
-            <w:tcMar>
-              <w:top w:w="50" w:type="dxa"/>
-              <w:left w:w="90" w:type="dxa"/>
-              <w:bottom w:w="50" w:type="dxa"/>
-              <w:right w:w="90" w:type="dxa"/>
-            </w:tcMar>
             <w:vAlign w:val="center"/>
           </w:tcPr>
           <w:p>
@@ -9451,12 +8747,6 @@
               <w:right w:val="single" w:sz="6" w:space="0" w:color="1F3864"/>
             </w:tcBorders>
             <w:shd w:val="clear" w:color="auto" w:fill="4472C4"/>
-            <w:tcMar>
-              <w:top w:w="50" w:type="dxa"/>
-              <w:left w:w="90" w:type="dxa"/>
-              <w:bottom w:w="50" w:type="dxa"/>
-              <w:right w:w="90" w:type="dxa"/>
-            </w:tcMar>
             <w:vAlign w:val="center"/>
           </w:tcPr>
           <w:p>
@@ -9523,12 +8813,6 @@
               <w:right w:val="single" w:sz="6" w:space="0" w:color="1F3864"/>
             </w:tcBorders>
             <w:shd w:val="clear" w:color="auto" w:fill="D9E2F3"/>
-            <w:tcMar>
-              <w:top w:w="50" w:type="dxa"/>
-              <w:left w:w="90" w:type="dxa"/>
-              <w:bottom w:w="50" w:type="dxa"/>
-              <w:right w:w="90" w:type="dxa"/>
-            </w:tcMar>
             <w:vAlign w:val="center"/>
           </w:tcPr>
           <w:p>
@@ -9561,12 +8845,6 @@
               <w:right w:val="single" w:sz="6" w:space="0" w:color="1F3864"/>
             </w:tcBorders>
             <w:shd w:val="clear" w:color="auto" w:fill="D9E2F3"/>
-            <w:tcMar>
-              <w:top w:w="50" w:type="dxa"/>
-              <w:left w:w="90" w:type="dxa"/>
-              <w:bottom w:w="50" w:type="dxa"/>
-              <w:right w:w="90" w:type="dxa"/>
-            </w:tcMar>
             <w:vAlign w:val="center"/>
           </w:tcPr>
           <w:p>
@@ -9599,12 +8877,6 @@
               <w:right w:val="single" w:sz="6" w:space="0" w:color="1F3864"/>
             </w:tcBorders>
             <w:shd w:val="clear" w:color="auto" w:fill="D9E2F3"/>
-            <w:tcMar>
-              <w:top w:w="50" w:type="dxa"/>
-              <w:left w:w="90" w:type="dxa"/>
-              <w:bottom w:w="50" w:type="dxa"/>
-              <w:right w:w="90" w:type="dxa"/>
-            </w:tcMar>
             <w:vAlign w:val="center"/>
           </w:tcPr>
           <w:p>
@@ -9637,12 +8909,6 @@
               <w:right w:val="single" w:sz="6" w:space="0" w:color="1F3864"/>
             </w:tcBorders>
             <w:shd w:val="clear" w:color="auto" w:fill="D9E2F3"/>
-            <w:tcMar>
-              <w:top w:w="50" w:type="dxa"/>
-              <w:left w:w="90" w:type="dxa"/>
-              <w:bottom w:w="50" w:type="dxa"/>
-              <w:right w:w="90" w:type="dxa"/>
-            </w:tcMar>
             <w:vAlign w:val="center"/>
           </w:tcPr>
           <w:p>
@@ -9702,12 +8968,6 @@
               <w:right w:val="single" w:sz="6" w:space="0" w:color="1F3864"/>
             </w:tcBorders>
             <w:shd w:val="clear" w:color="auto" w:fill="D9E2F3"/>
-            <w:tcMar>
-              <w:top w:w="50" w:type="dxa"/>
-              <w:left w:w="90" w:type="dxa"/>
-              <w:bottom w:w="50" w:type="dxa"/>
-              <w:right w:w="90" w:type="dxa"/>
-            </w:tcMar>
             <w:vAlign w:val="center"/>
           </w:tcPr>
           <w:p>
@@ -9740,12 +9000,6 @@
               <w:right w:val="single" w:sz="6" w:space="0" w:color="1F3864"/>
             </w:tcBorders>
             <w:shd w:val="clear" w:color="auto" w:fill="D9E2F3"/>
-            <w:tcMar>
-              <w:top w:w="50" w:type="dxa"/>
-              <w:left w:w="90" w:type="dxa"/>
-              <w:bottom w:w="50" w:type="dxa"/>
-              <w:right w:w="90" w:type="dxa"/>
-            </w:tcMar>
             <w:vAlign w:val="center"/>
           </w:tcPr>
           <w:p>
@@ -9778,12 +9032,6 @@
               <w:right w:val="single" w:sz="6" w:space="0" w:color="1F3864"/>
             </w:tcBorders>
             <w:shd w:val="clear" w:color="auto" w:fill="D9E2F3"/>
-            <w:tcMar>
-              <w:top w:w="50" w:type="dxa"/>
-              <w:left w:w="90" w:type="dxa"/>
-              <w:bottom w:w="50" w:type="dxa"/>
-              <w:right w:w="90" w:type="dxa"/>
-            </w:tcMar>
             <w:vAlign w:val="center"/>
           </w:tcPr>
           <w:p>
@@ -9816,12 +9064,6 @@
               <w:right w:val="single" w:sz="6" w:space="0" w:color="1F3864"/>
             </w:tcBorders>
             <w:shd w:val="clear" w:color="auto" w:fill="D9E2F3"/>
-            <w:tcMar>
-              <w:top w:w="50" w:type="dxa"/>
-              <w:left w:w="90" w:type="dxa"/>
-              <w:bottom w:w="50" w:type="dxa"/>
-              <w:right w:w="90" w:type="dxa"/>
-            </w:tcMar>
             <w:vAlign w:val="center"/>
           </w:tcPr>
           <w:p>
@@ -9881,12 +9123,6 @@
               <w:right w:val="single" w:sz="6" w:space="0" w:color="1F3864"/>
             </w:tcBorders>
             <w:shd w:val="clear" w:color="auto" w:fill="D9E2F3"/>
-            <w:tcMar>
-              <w:top w:w="50" w:type="dxa"/>
-              <w:left w:w="90" w:type="dxa"/>
-              <w:bottom w:w="50" w:type="dxa"/>
-              <w:right w:w="90" w:type="dxa"/>
-            </w:tcMar>
             <w:vAlign w:val="center"/>
           </w:tcPr>
           <w:p>
@@ -9919,12 +9155,6 @@
               <w:right w:val="single" w:sz="6" w:space="0" w:color="1F3864"/>
             </w:tcBorders>
             <w:shd w:val="clear" w:color="auto" w:fill="D9E2F3"/>
-            <w:tcMar>
-              <w:top w:w="50" w:type="dxa"/>
-              <w:left w:w="90" w:type="dxa"/>
-              <w:bottom w:w="50" w:type="dxa"/>
-              <w:right w:w="90" w:type="dxa"/>
-            </w:tcMar>
             <w:vAlign w:val="center"/>
           </w:tcPr>
           <w:p>
@@ -9957,12 +9187,6 @@
               <w:right w:val="single" w:sz="6" w:space="0" w:color="1F3864"/>
             </w:tcBorders>
             <w:shd w:val="clear" w:color="auto" w:fill="D9E2F3"/>
-            <w:tcMar>
-              <w:top w:w="50" w:type="dxa"/>
-              <w:left w:w="90" w:type="dxa"/>
-              <w:bottom w:w="50" w:type="dxa"/>
-              <w:right w:w="90" w:type="dxa"/>
-            </w:tcMar>
             <w:vAlign w:val="center"/>
           </w:tcPr>
           <w:p>
@@ -9995,12 +9219,6 @@
               <w:right w:val="single" w:sz="6" w:space="0" w:color="1F3864"/>
             </w:tcBorders>
             <w:shd w:val="clear" w:color="auto" w:fill="D9E2F3"/>
-            <w:tcMar>
-              <w:top w:w="50" w:type="dxa"/>
-              <w:left w:w="90" w:type="dxa"/>
-              <w:bottom w:w="50" w:type="dxa"/>
-              <w:right w:w="90" w:type="dxa"/>
-            </w:tcMar>
             <w:vAlign w:val="center"/>
           </w:tcPr>
           <w:p>
@@ -10060,12 +9278,6 @@
               <w:right w:val="single" w:sz="6" w:space="0" w:color="1F3864"/>
             </w:tcBorders>
             <w:shd w:val="clear" w:color="auto" w:fill="D9E2F3"/>
-            <w:tcMar>
-              <w:top w:w="50" w:type="dxa"/>
-              <w:left w:w="90" w:type="dxa"/>
-              <w:bottom w:w="50" w:type="dxa"/>
-              <w:right w:w="90" w:type="dxa"/>
-            </w:tcMar>
             <w:vAlign w:val="center"/>
           </w:tcPr>
           <w:p>
@@ -10110,12 +9322,6 @@
               <w:right w:val="single" w:sz="6" w:space="0" w:color="1F3864"/>
             </w:tcBorders>
             <w:shd w:val="clear" w:color="auto" w:fill="4472C4"/>
-            <w:tcMar>
-              <w:top w:w="50" w:type="dxa"/>
-              <w:left w:w="90" w:type="dxa"/>
-              <w:bottom w:w="50" w:type="dxa"/>
-              <w:right w:w="90" w:type="dxa"/>
-            </w:tcMar>
             <w:vAlign w:val="center"/>
           </w:tcPr>
           <w:p>
@@ -10182,12 +9388,6 @@
               <w:right w:val="single" w:sz="6" w:space="0" w:color="1F3864"/>
             </w:tcBorders>
             <w:shd w:val="clear" w:color="auto" w:fill="4472C4"/>
-            <w:tcMar>
-              <w:top w:w="50" w:type="dxa"/>
-              <w:left w:w="90" w:type="dxa"/>
-              <w:bottom w:w="50" w:type="dxa"/>
-              <w:right w:w="90" w:type="dxa"/>
-            </w:tcMar>
             <w:vAlign w:val="center"/>
           </w:tcPr>
           <w:p>
@@ -10227,12 +9427,6 @@
               <w:right w:val="single" w:sz="6" w:space="0" w:color="1F3864"/>
             </w:tcBorders>
             <w:shd w:val="clear" w:color="auto" w:fill="4472C4"/>
-            <w:tcMar>
-              <w:top w:w="50" w:type="dxa"/>
-              <w:left w:w="90" w:type="dxa"/>
-              <w:bottom w:w="50" w:type="dxa"/>
-              <w:right w:w="90" w:type="dxa"/>
-            </w:tcMar>
             <w:vAlign w:val="center"/>
           </w:tcPr>
           <w:p>
@@ -10272,12 +9466,6 @@
               <w:right w:val="single" w:sz="6" w:space="0" w:color="1F3864"/>
             </w:tcBorders>
             <w:shd w:val="clear" w:color="auto" w:fill="4472C4"/>
-            <w:tcMar>
-              <w:top w:w="50" w:type="dxa"/>
-              <w:left w:w="90" w:type="dxa"/>
-              <w:bottom w:w="50" w:type="dxa"/>
-              <w:right w:w="90" w:type="dxa"/>
-            </w:tcMar>
             <w:vAlign w:val="center"/>
           </w:tcPr>
           <w:p>
@@ -10317,12 +9505,6 @@
               <w:right w:val="single" w:sz="6" w:space="0" w:color="1F3864"/>
             </w:tcBorders>
             <w:shd w:val="clear" w:color="auto" w:fill="4472C4"/>
-            <w:tcMar>
-              <w:top w:w="50" w:type="dxa"/>
-              <w:left w:w="90" w:type="dxa"/>
-              <w:bottom w:w="50" w:type="dxa"/>
-              <w:right w:w="90" w:type="dxa"/>
-            </w:tcMar>
             <w:vAlign w:val="center"/>
           </w:tcPr>
           <w:p>
@@ -10389,12 +9571,6 @@
               <w:right w:val="single" w:sz="6" w:space="0" w:color="1F3864"/>
             </w:tcBorders>
             <w:shd w:val="clear" w:color="auto" w:fill="D9E2F3"/>
-            <w:tcMar>
-              <w:top w:w="50" w:type="dxa"/>
-              <w:left w:w="90" w:type="dxa"/>
-              <w:bottom w:w="50" w:type="dxa"/>
-              <w:right w:w="90" w:type="dxa"/>
-            </w:tcMar>
             <w:vAlign w:val="center"/>
           </w:tcPr>
           <w:p>
@@ -10427,12 +9603,6 @@
               <w:right w:val="single" w:sz="6" w:space="0" w:color="1F3864"/>
             </w:tcBorders>
             <w:shd w:val="clear" w:color="auto" w:fill="D9E2F3"/>
-            <w:tcMar>
-              <w:top w:w="50" w:type="dxa"/>
-              <w:left w:w="90" w:type="dxa"/>
-              <w:bottom w:w="50" w:type="dxa"/>
-              <w:right w:w="90" w:type="dxa"/>
-            </w:tcMar>
             <w:vAlign w:val="center"/>
           </w:tcPr>
           <w:p>
@@ -10465,12 +9635,6 @@
               <w:right w:val="single" w:sz="6" w:space="0" w:color="1F3864"/>
             </w:tcBorders>
             <w:shd w:val="clear" w:color="auto" w:fill="D9E2F3"/>
-            <w:tcMar>
-              <w:top w:w="50" w:type="dxa"/>
-              <w:left w:w="90" w:type="dxa"/>
-              <w:bottom w:w="50" w:type="dxa"/>
-              <w:right w:w="90" w:type="dxa"/>
-            </w:tcMar>
             <w:vAlign w:val="center"/>
           </w:tcPr>
           <w:p>
@@ -10503,12 +9667,6 @@
               <w:right w:val="single" w:sz="6" w:space="0" w:color="1F3864"/>
             </w:tcBorders>
             <w:shd w:val="clear" w:color="auto" w:fill="D9E2F3"/>
-            <w:tcMar>
-              <w:top w:w="50" w:type="dxa"/>
-              <w:left w:w="90" w:type="dxa"/>
-              <w:bottom w:w="50" w:type="dxa"/>
-              <w:right w:w="90" w:type="dxa"/>
-            </w:tcMar>
             <w:vAlign w:val="center"/>
           </w:tcPr>
           <w:p>
@@ -10568,12 +9726,6 @@
               <w:right w:val="single" w:sz="6" w:space="0" w:color="1F3864"/>
             </w:tcBorders>
             <w:shd w:val="clear" w:color="auto" w:fill="D9E2F3"/>
-            <w:tcMar>
-              <w:top w:w="50" w:type="dxa"/>
-              <w:left w:w="90" w:type="dxa"/>
-              <w:bottom w:w="50" w:type="dxa"/>
-              <w:right w:w="90" w:type="dxa"/>
-            </w:tcMar>
             <w:vAlign w:val="center"/>
           </w:tcPr>
           <w:p>
@@ -10606,12 +9758,6 @@
               <w:right w:val="single" w:sz="6" w:space="0" w:color="1F3864"/>
             </w:tcBorders>
             <w:shd w:val="clear" w:color="auto" w:fill="D9E2F3"/>
-            <w:tcMar>
-              <w:top w:w="50" w:type="dxa"/>
-              <w:left w:w="90" w:type="dxa"/>
-              <w:bottom w:w="50" w:type="dxa"/>
-              <w:right w:w="90" w:type="dxa"/>
-            </w:tcMar>
             <w:vAlign w:val="center"/>
           </w:tcPr>
           <w:p>
@@ -10644,12 +9790,6 @@
               <w:right w:val="single" w:sz="6" w:space="0" w:color="1F3864"/>
             </w:tcBorders>
             <w:shd w:val="clear" w:color="auto" w:fill="D9E2F3"/>
-            <w:tcMar>
-              <w:top w:w="50" w:type="dxa"/>
-              <w:left w:w="90" w:type="dxa"/>
-              <w:bottom w:w="50" w:type="dxa"/>
-              <w:right w:w="90" w:type="dxa"/>
-            </w:tcMar>
             <w:vAlign w:val="center"/>
           </w:tcPr>
           <w:p>
@@ -10682,12 +9822,6 @@
               <w:right w:val="single" w:sz="6" w:space="0" w:color="1F3864"/>
             </w:tcBorders>
             <w:shd w:val="clear" w:color="auto" w:fill="D9E2F3"/>
-            <w:tcMar>
-              <w:top w:w="50" w:type="dxa"/>
-              <w:left w:w="90" w:type="dxa"/>
-              <w:bottom w:w="50" w:type="dxa"/>
-              <w:right w:w="90" w:type="dxa"/>
-            </w:tcMar>
             <w:vAlign w:val="center"/>
           </w:tcPr>
           <w:p>
@@ -10747,12 +9881,6 @@
               <w:right w:val="single" w:sz="6" w:space="0" w:color="1F3864"/>
             </w:tcBorders>
             <w:shd w:val="clear" w:color="auto" w:fill="D9E2F3"/>
-            <w:tcMar>
-              <w:top w:w="50" w:type="dxa"/>
-              <w:left w:w="90" w:type="dxa"/>
-              <w:bottom w:w="50" w:type="dxa"/>
-              <w:right w:w="90" w:type="dxa"/>
-            </w:tcMar>
             <w:vAlign w:val="center"/>
           </w:tcPr>
           <w:p>
@@ -10785,12 +9913,6 @@
               <w:right w:val="single" w:sz="6" w:space="0" w:color="1F3864"/>
             </w:tcBorders>
             <w:shd w:val="clear" w:color="auto" w:fill="D9E2F3"/>
-            <w:tcMar>
-              <w:top w:w="50" w:type="dxa"/>
-              <w:left w:w="90" w:type="dxa"/>
-              <w:bottom w:w="50" w:type="dxa"/>
-              <w:right w:w="90" w:type="dxa"/>
-            </w:tcMar>
             <w:vAlign w:val="center"/>
           </w:tcPr>
           <w:p>
@@ -10823,12 +9945,6 @@
               <w:right w:val="single" w:sz="6" w:space="0" w:color="1F3864"/>
             </w:tcBorders>
             <w:shd w:val="clear" w:color="auto" w:fill="D9E2F3"/>
-            <w:tcMar>
-              <w:top w:w="50" w:type="dxa"/>
-              <w:left w:w="90" w:type="dxa"/>
-              <w:bottom w:w="50" w:type="dxa"/>
-              <w:right w:w="90" w:type="dxa"/>
-            </w:tcMar>
             <w:vAlign w:val="center"/>
           </w:tcPr>
           <w:p>
@@ -10861,12 +9977,6 @@
               <w:right w:val="single" w:sz="6" w:space="0" w:color="1F3864"/>
             </w:tcBorders>
             <w:shd w:val="clear" w:color="auto" w:fill="D9E2F3"/>
-            <w:tcMar>
-              <w:top w:w="50" w:type="dxa"/>
-              <w:left w:w="90" w:type="dxa"/>
-              <w:bottom w:w="50" w:type="dxa"/>
-              <w:right w:w="90" w:type="dxa"/>
-            </w:tcMar>
             <w:vAlign w:val="center"/>
           </w:tcPr>
           <w:p>
@@ -10926,12 +10036,6 @@
               <w:right w:val="single" w:sz="6" w:space="0" w:color="1F3864"/>
             </w:tcBorders>
             <w:shd w:val="clear" w:color="auto" w:fill="D9E2F3"/>
-            <w:tcMar>
-              <w:top w:w="50" w:type="dxa"/>
-              <w:left w:w="90" w:type="dxa"/>
-              <w:bottom w:w="50" w:type="dxa"/>
-              <w:right w:w="90" w:type="dxa"/>
-            </w:tcMar>
             <w:vAlign w:val="center"/>
           </w:tcPr>
           <w:p>
@@ -10976,12 +10080,6 @@
               <w:right w:val="single" w:sz="6" w:space="0" w:color="1F3864"/>
             </w:tcBorders>
             <w:shd w:val="clear" w:color="auto" w:fill="4472C4"/>
-            <w:tcMar>
-              <w:top w:w="50" w:type="dxa"/>
-              <w:left w:w="90" w:type="dxa"/>
-              <w:bottom w:w="50" w:type="dxa"/>
-              <w:right w:w="90" w:type="dxa"/>
-            </w:tcMar>
             <w:vAlign w:val="center"/>
           </w:tcPr>
           <w:p>
@@ -11048,12 +10146,6 @@
               <w:right w:val="single" w:sz="6" w:space="0" w:color="1F3864"/>
             </w:tcBorders>
             <w:shd w:val="clear" w:color="auto" w:fill="4472C4"/>
-            <w:tcMar>
-              <w:top w:w="50" w:type="dxa"/>
-              <w:left w:w="90" w:type="dxa"/>
-              <w:bottom w:w="50" w:type="dxa"/>
-              <w:right w:w="90" w:type="dxa"/>
-            </w:tcMar>
             <w:vAlign w:val="center"/>
           </w:tcPr>
           <w:p>
@@ -11093,12 +10185,6 @@
               <w:right w:val="single" w:sz="6" w:space="0" w:color="1F3864"/>
             </w:tcBorders>
             <w:shd w:val="clear" w:color="auto" w:fill="4472C4"/>
-            <w:tcMar>
-              <w:top w:w="50" w:type="dxa"/>
-              <w:left w:w="90" w:type="dxa"/>
-              <w:bottom w:w="50" w:type="dxa"/>
-              <w:right w:w="90" w:type="dxa"/>
-            </w:tcMar>
             <w:vAlign w:val="center"/>
           </w:tcPr>
           <w:p>
@@ -11138,12 +10224,6 @@
               <w:right w:val="single" w:sz="6" w:space="0" w:color="1F3864"/>
             </w:tcBorders>
             <w:shd w:val="clear" w:color="auto" w:fill="4472C4"/>
-            <w:tcMar>
-              <w:top w:w="50" w:type="dxa"/>
-              <w:left w:w="90" w:type="dxa"/>
-              <w:bottom w:w="50" w:type="dxa"/>
-              <w:right w:w="90" w:type="dxa"/>
-            </w:tcMar>
             <w:vAlign w:val="center"/>
           </w:tcPr>
           <w:p>
@@ -11183,12 +10263,6 @@
               <w:right w:val="single" w:sz="6" w:space="0" w:color="1F3864"/>
             </w:tcBorders>
             <w:shd w:val="clear" w:color="auto" w:fill="4472C4"/>
-            <w:tcMar>
-              <w:top w:w="50" w:type="dxa"/>
-              <w:left w:w="90" w:type="dxa"/>
-              <w:bottom w:w="50" w:type="dxa"/>
-              <w:right w:w="90" w:type="dxa"/>
-            </w:tcMar>
             <w:vAlign w:val="center"/>
           </w:tcPr>
           <w:p>
@@ -11255,12 +10329,6 @@
               <w:right w:val="single" w:sz="6" w:space="0" w:color="1F3864"/>
             </w:tcBorders>
             <w:shd w:val="clear" w:color="auto" w:fill="D9E2F3"/>
-            <w:tcMar>
-              <w:top w:w="50" w:type="dxa"/>
-              <w:left w:w="90" w:type="dxa"/>
-              <w:bottom w:w="50" w:type="dxa"/>
-              <w:right w:w="90" w:type="dxa"/>
-            </w:tcMar>
             <w:vAlign w:val="center"/>
           </w:tcPr>
           <w:p>
@@ -11301,12 +10369,6 @@
               <w:right w:val="single" w:sz="6" w:space="0" w:color="1F3864"/>
             </w:tcBorders>
             <w:shd w:val="clear" w:color="auto" w:fill="D9E2F3"/>
-            <w:tcMar>
-              <w:top w:w="50" w:type="dxa"/>
-              <w:left w:w="90" w:type="dxa"/>
-              <w:bottom w:w="50" w:type="dxa"/>
-              <w:right w:w="90" w:type="dxa"/>
-            </w:tcMar>
             <w:vAlign w:val="center"/>
           </w:tcPr>
           <w:p>
@@ -11339,12 +10401,6 @@
               <w:right w:val="single" w:sz="6" w:space="0" w:color="1F3864"/>
             </w:tcBorders>
             <w:shd w:val="clear" w:color="auto" w:fill="D9E2F3"/>
-            <w:tcMar>
-              <w:top w:w="50" w:type="dxa"/>
-              <w:left w:w="90" w:type="dxa"/>
-              <w:bottom w:w="50" w:type="dxa"/>
-              <w:right w:w="90" w:type="dxa"/>
-            </w:tcMar>
             <w:vAlign w:val="center"/>
           </w:tcPr>
           <w:p>
@@ -11393,12 +10449,6 @@
               <w:right w:val="single" w:sz="6" w:space="0" w:color="1F3864"/>
             </w:tcBorders>
             <w:shd w:val="clear" w:color="auto" w:fill="D9E2F3"/>
-            <w:tcMar>
-              <w:top w:w="50" w:type="dxa"/>
-              <w:left w:w="90" w:type="dxa"/>
-              <w:bottom w:w="50" w:type="dxa"/>
-              <w:right w:w="90" w:type="dxa"/>
-            </w:tcMar>
             <w:vAlign w:val="center"/>
           </w:tcPr>
           <w:p>
@@ -11458,12 +10508,6 @@
               <w:right w:val="single" w:sz="6" w:space="0" w:color="1F3864"/>
             </w:tcBorders>
             <w:shd w:val="clear" w:color="auto" w:fill="D9E2F3"/>
-            <w:tcMar>
-              <w:top w:w="50" w:type="dxa"/>
-              <w:left w:w="90" w:type="dxa"/>
-              <w:bottom w:w="50" w:type="dxa"/>
-              <w:right w:w="90" w:type="dxa"/>
-            </w:tcMar>
             <w:vAlign w:val="center"/>
           </w:tcPr>
           <w:p>
@@ -11496,12 +10540,6 @@
               <w:right w:val="single" w:sz="6" w:space="0" w:color="1F3864"/>
             </w:tcBorders>
             <w:shd w:val="clear" w:color="auto" w:fill="D9E2F3"/>
-            <w:tcMar>
-              <w:top w:w="50" w:type="dxa"/>
-              <w:left w:w="90" w:type="dxa"/>
-              <w:bottom w:w="50" w:type="dxa"/>
-              <w:right w:w="90" w:type="dxa"/>
-            </w:tcMar>
             <w:vAlign w:val="center"/>
           </w:tcPr>
           <w:p>
@@ -11534,12 +10572,6 @@
               <w:right w:val="single" w:sz="6" w:space="0" w:color="1F3864"/>
             </w:tcBorders>
             <w:shd w:val="clear" w:color="auto" w:fill="D9E2F3"/>
-            <w:tcMar>
-              <w:top w:w="50" w:type="dxa"/>
-              <w:left w:w="90" w:type="dxa"/>
-              <w:bottom w:w="50" w:type="dxa"/>
-              <w:right w:w="90" w:type="dxa"/>
-            </w:tcMar>
             <w:vAlign w:val="center"/>
           </w:tcPr>
           <w:p>
@@ -11572,12 +10604,6 @@
               <w:right w:val="single" w:sz="6" w:space="0" w:color="1F3864"/>
             </w:tcBorders>
             <w:shd w:val="clear" w:color="auto" w:fill="D9E2F3"/>
-            <w:tcMar>
-              <w:top w:w="50" w:type="dxa"/>
-              <w:left w:w="90" w:type="dxa"/>
-              <w:bottom w:w="50" w:type="dxa"/>
-              <w:right w:w="90" w:type="dxa"/>
-            </w:tcMar>
             <w:vAlign w:val="center"/>
           </w:tcPr>
           <w:p>
@@ -11637,12 +10663,6 @@
               <w:right w:val="single" w:sz="6" w:space="0" w:color="1F3864"/>
             </w:tcBorders>
             <w:shd w:val="clear" w:color="auto" w:fill="D9E2F3"/>
-            <w:tcMar>
-              <w:top w:w="50" w:type="dxa"/>
-              <w:left w:w="90" w:type="dxa"/>
-              <w:bottom w:w="50" w:type="dxa"/>
-              <w:right w:w="90" w:type="dxa"/>
-            </w:tcMar>
             <w:vAlign w:val="center"/>
           </w:tcPr>
           <w:p>
@@ -11675,12 +10695,6 @@
               <w:right w:val="single" w:sz="6" w:space="0" w:color="1F3864"/>
             </w:tcBorders>
             <w:shd w:val="clear" w:color="auto" w:fill="D9E2F3"/>
-            <w:tcMar>
-              <w:top w:w="50" w:type="dxa"/>
-              <w:left w:w="90" w:type="dxa"/>
-              <w:bottom w:w="50" w:type="dxa"/>
-              <w:right w:w="90" w:type="dxa"/>
-            </w:tcMar>
             <w:vAlign w:val="center"/>
           </w:tcPr>
           <w:p>
@@ -11713,12 +10727,6 @@
               <w:right w:val="single" w:sz="6" w:space="0" w:color="1F3864"/>
             </w:tcBorders>
             <w:shd w:val="clear" w:color="auto" w:fill="D9E2F3"/>
-            <w:tcMar>
-              <w:top w:w="50" w:type="dxa"/>
-              <w:left w:w="90" w:type="dxa"/>
-              <w:bottom w:w="50" w:type="dxa"/>
-              <w:right w:w="90" w:type="dxa"/>
-            </w:tcMar>
             <w:vAlign w:val="center"/>
           </w:tcPr>
           <w:p>
@@ -11751,12 +10759,6 @@
               <w:right w:val="single" w:sz="6" w:space="0" w:color="1F3864"/>
             </w:tcBorders>
             <w:shd w:val="clear" w:color="auto" w:fill="D9E2F3"/>
-            <w:tcMar>
-              <w:top w:w="50" w:type="dxa"/>
-              <w:left w:w="90" w:type="dxa"/>
-              <w:bottom w:w="50" w:type="dxa"/>
-              <w:right w:w="90" w:type="dxa"/>
-            </w:tcMar>
             <w:vAlign w:val="center"/>
           </w:tcPr>
           <w:p>
@@ -11816,12 +10818,6 @@
               <w:right w:val="single" w:sz="6" w:space="0" w:color="1F3864"/>
             </w:tcBorders>
             <w:shd w:val="clear" w:color="auto" w:fill="D9E2F3"/>
-            <w:tcMar>
-              <w:top w:w="50" w:type="dxa"/>
-              <w:left w:w="90" w:type="dxa"/>
-              <w:bottom w:w="50" w:type="dxa"/>
-              <w:right w:w="90" w:type="dxa"/>
-            </w:tcMar>
             <w:vAlign w:val="center"/>
           </w:tcPr>
           <w:p>
@@ -11866,12 +10862,6 @@
               <w:right w:val="single" w:sz="6" w:space="0" w:color="1F3864"/>
             </w:tcBorders>
             <w:shd w:val="clear" w:color="auto" w:fill="4472C4"/>
-            <w:tcMar>
-              <w:top w:w="50" w:type="dxa"/>
-              <w:left w:w="90" w:type="dxa"/>
-              <w:bottom w:w="50" w:type="dxa"/>
-              <w:right w:w="90" w:type="dxa"/>
-            </w:tcMar>
             <w:vAlign w:val="center"/>
           </w:tcPr>
           <w:p>
@@ -11938,12 +10928,6 @@
               <w:right w:val="single" w:sz="6" w:space="0" w:color="1F3864"/>
             </w:tcBorders>
             <w:shd w:val="clear" w:color="auto" w:fill="4472C4"/>
-            <w:tcMar>
-              <w:top w:w="50" w:type="dxa"/>
-              <w:left w:w="90" w:type="dxa"/>
-              <w:bottom w:w="50" w:type="dxa"/>
-              <w:right w:w="90" w:type="dxa"/>
-            </w:tcMar>
             <w:vAlign w:val="center"/>
           </w:tcPr>
           <w:p>
@@ -11983,12 +10967,6 @@
               <w:right w:val="single" w:sz="6" w:space="0" w:color="1F3864"/>
             </w:tcBorders>
             <w:shd w:val="clear" w:color="auto" w:fill="4472C4"/>
-            <w:tcMar>
-              <w:top w:w="50" w:type="dxa"/>
-              <w:left w:w="90" w:type="dxa"/>
-              <w:bottom w:w="50" w:type="dxa"/>
-              <w:right w:w="90" w:type="dxa"/>
-            </w:tcMar>
             <w:vAlign w:val="center"/>
           </w:tcPr>
           <w:p>
@@ -12028,12 +11006,6 @@
               <w:right w:val="single" w:sz="6" w:space="0" w:color="1F3864"/>
             </w:tcBorders>
             <w:shd w:val="clear" w:color="auto" w:fill="4472C4"/>
-            <w:tcMar>
-              <w:top w:w="50" w:type="dxa"/>
-              <w:left w:w="90" w:type="dxa"/>
-              <w:bottom w:w="50" w:type="dxa"/>
-              <w:right w:w="90" w:type="dxa"/>
-            </w:tcMar>
             <w:vAlign w:val="center"/>
           </w:tcPr>
           <w:p>
@@ -12073,12 +11045,6 @@
               <w:right w:val="single" w:sz="6" w:space="0" w:color="1F3864"/>
             </w:tcBorders>
             <w:shd w:val="clear" w:color="auto" w:fill="4472C4"/>
-            <w:tcMar>
-              <w:top w:w="50" w:type="dxa"/>
-              <w:left w:w="90" w:type="dxa"/>
-              <w:bottom w:w="50" w:type="dxa"/>
-              <w:right w:w="90" w:type="dxa"/>
-            </w:tcMar>
             <w:vAlign w:val="center"/>
           </w:tcPr>
           <w:p>
@@ -12145,12 +11111,6 @@
               <w:right w:val="single" w:sz="6" w:space="0" w:color="1F3864"/>
             </w:tcBorders>
             <w:shd w:val="clear" w:color="auto" w:fill="D9E2F3"/>
-            <w:tcMar>
-              <w:top w:w="50" w:type="dxa"/>
-              <w:left w:w="90" w:type="dxa"/>
-              <w:bottom w:w="50" w:type="dxa"/>
-              <w:right w:w="90" w:type="dxa"/>
-            </w:tcMar>
             <w:vAlign w:val="center"/>
           </w:tcPr>
           <w:p>
@@ -12183,12 +11143,6 @@
               <w:right w:val="single" w:sz="6" w:space="0" w:color="1F3864"/>
             </w:tcBorders>
             <w:shd w:val="clear" w:color="auto" w:fill="D9E2F3"/>
-            <w:tcMar>
-              <w:top w:w="50" w:type="dxa"/>
-              <w:left w:w="90" w:type="dxa"/>
-              <w:bottom w:w="50" w:type="dxa"/>
-              <w:right w:w="90" w:type="dxa"/>
-            </w:tcMar>
             <w:vAlign w:val="center"/>
           </w:tcPr>
           <w:p>
@@ -12221,12 +11175,6 @@
               <w:right w:val="single" w:sz="6" w:space="0" w:color="1F3864"/>
             </w:tcBorders>
             <w:shd w:val="clear" w:color="auto" w:fill="D9E2F3"/>
-            <w:tcMar>
-              <w:top w:w="50" w:type="dxa"/>
-              <w:left w:w="90" w:type="dxa"/>
-              <w:bottom w:w="50" w:type="dxa"/>
-              <w:right w:w="90" w:type="dxa"/>
-            </w:tcMar>
             <w:vAlign w:val="center"/>
           </w:tcPr>
           <w:p>
@@ -12259,12 +11207,6 @@
               <w:right w:val="single" w:sz="6" w:space="0" w:color="1F3864"/>
             </w:tcBorders>
             <w:shd w:val="clear" w:color="auto" w:fill="D9E2F3"/>
-            <w:tcMar>
-              <w:top w:w="50" w:type="dxa"/>
-              <w:left w:w="90" w:type="dxa"/>
-              <w:bottom w:w="50" w:type="dxa"/>
-              <w:right w:w="90" w:type="dxa"/>
-            </w:tcMar>
             <w:vAlign w:val="center"/>
           </w:tcPr>
           <w:p>
@@ -12324,12 +11266,6 @@
               <w:right w:val="single" w:sz="6" w:space="0" w:color="1F3864"/>
             </w:tcBorders>
             <w:shd w:val="clear" w:color="auto" w:fill="D9E2F3"/>
-            <w:tcMar>
-              <w:top w:w="50" w:type="dxa"/>
-              <w:left w:w="90" w:type="dxa"/>
-              <w:bottom w:w="50" w:type="dxa"/>
-              <w:right w:w="90" w:type="dxa"/>
-            </w:tcMar>
             <w:vAlign w:val="center"/>
           </w:tcPr>
           <w:p>
@@ -12362,12 +11298,6 @@
               <w:right w:val="single" w:sz="6" w:space="0" w:color="1F3864"/>
             </w:tcBorders>
             <w:shd w:val="clear" w:color="auto" w:fill="D9E2F3"/>
-            <w:tcMar>
-              <w:top w:w="50" w:type="dxa"/>
-              <w:left w:w="90" w:type="dxa"/>
-              <w:bottom w:w="50" w:type="dxa"/>
-              <w:right w:w="90" w:type="dxa"/>
-            </w:tcMar>
             <w:vAlign w:val="center"/>
           </w:tcPr>
           <w:p>
@@ -12400,12 +11330,6 @@
               <w:right w:val="single" w:sz="6" w:space="0" w:color="1F3864"/>
             </w:tcBorders>
             <w:shd w:val="clear" w:color="auto" w:fill="D9E2F3"/>
-            <w:tcMar>
-              <w:top w:w="50" w:type="dxa"/>
-              <w:left w:w="90" w:type="dxa"/>
-              <w:bottom w:w="50" w:type="dxa"/>
-              <w:right w:w="90" w:type="dxa"/>
-            </w:tcMar>
             <w:vAlign w:val="center"/>
           </w:tcPr>
           <w:p>
@@ -12438,12 +11362,6 @@
               <w:right w:val="single" w:sz="6" w:space="0" w:color="1F3864"/>
             </w:tcBorders>
             <w:shd w:val="clear" w:color="auto" w:fill="D9E2F3"/>
-            <w:tcMar>
-              <w:top w:w="50" w:type="dxa"/>
-              <w:left w:w="90" w:type="dxa"/>
-              <w:bottom w:w="50" w:type="dxa"/>
-              <w:right w:w="90" w:type="dxa"/>
-            </w:tcMar>
             <w:vAlign w:val="center"/>
           </w:tcPr>
           <w:p>
@@ -12503,12 +11421,6 @@
               <w:right w:val="single" w:sz="6" w:space="0" w:color="1F3864"/>
             </w:tcBorders>
             <w:shd w:val="clear" w:color="auto" w:fill="D9E2F3"/>
-            <w:tcMar>
-              <w:top w:w="50" w:type="dxa"/>
-              <w:left w:w="90" w:type="dxa"/>
-              <w:bottom w:w="50" w:type="dxa"/>
-              <w:right w:w="90" w:type="dxa"/>
-            </w:tcMar>
             <w:vAlign w:val="center"/>
           </w:tcPr>
           <w:p>
@@ -12541,12 +11453,6 @@
               <w:right w:val="single" w:sz="6" w:space="0" w:color="1F3864"/>
             </w:tcBorders>
             <w:shd w:val="clear" w:color="auto" w:fill="D9E2F3"/>
-            <w:tcMar>
-              <w:top w:w="50" w:type="dxa"/>
-              <w:left w:w="90" w:type="dxa"/>
-              <w:bottom w:w="50" w:type="dxa"/>
-              <w:right w:w="90" w:type="dxa"/>
-            </w:tcMar>
             <w:vAlign w:val="center"/>
           </w:tcPr>
           <w:p>
@@ -12579,12 +11485,6 @@
               <w:right w:val="single" w:sz="6" w:space="0" w:color="1F3864"/>
             </w:tcBorders>
             <w:shd w:val="clear" w:color="auto" w:fill="D9E2F3"/>
-            <w:tcMar>
-              <w:top w:w="50" w:type="dxa"/>
-              <w:left w:w="90" w:type="dxa"/>
-              <w:bottom w:w="50" w:type="dxa"/>
-              <w:right w:w="90" w:type="dxa"/>
-            </w:tcMar>
             <w:vAlign w:val="center"/>
           </w:tcPr>
           <w:p>
@@ -12617,12 +11517,6 @@
               <w:right w:val="single" w:sz="6" w:space="0" w:color="1F3864"/>
             </w:tcBorders>
             <w:shd w:val="clear" w:color="auto" w:fill="D9E2F3"/>
-            <w:tcMar>
-              <w:top w:w="50" w:type="dxa"/>
-              <w:left w:w="90" w:type="dxa"/>
-              <w:bottom w:w="50" w:type="dxa"/>
-              <w:right w:w="90" w:type="dxa"/>
-            </w:tcMar>
             <w:vAlign w:val="center"/>
           </w:tcPr>
           <w:p>
@@ -12682,12 +11576,6 @@
               <w:right w:val="single" w:sz="6" w:space="0" w:color="1F3864"/>
             </w:tcBorders>
             <w:shd w:val="clear" w:color="auto" w:fill="D9E2F3"/>
-            <w:tcMar>
-              <w:top w:w="50" w:type="dxa"/>
-              <w:left w:w="90" w:type="dxa"/>
-              <w:bottom w:w="50" w:type="dxa"/>
-              <w:right w:w="90" w:type="dxa"/>
-            </w:tcMar>
             <w:vAlign w:val="center"/>
           </w:tcPr>
           <w:p>
@@ -12732,12 +11620,6 @@
               <w:right w:val="single" w:sz="6" w:space="0" w:color="1F3864"/>
             </w:tcBorders>
             <w:shd w:val="clear" w:color="auto" w:fill="4472C4"/>
-            <w:tcMar>
-              <w:top w:w="50" w:type="dxa"/>
-              <w:left w:w="90" w:type="dxa"/>
-              <w:bottom w:w="50" w:type="dxa"/>
-              <w:right w:w="90" w:type="dxa"/>
-            </w:tcMar>
             <w:vAlign w:val="center"/>
           </w:tcPr>
           <w:p>
@@ -12804,12 +11686,6 @@
               <w:right w:val="single" w:sz="6" w:space="0" w:color="1F3864"/>
             </w:tcBorders>
             <w:shd w:val="clear" w:color="auto" w:fill="4472C4"/>
-            <w:tcMar>
-              <w:top w:w="50" w:type="dxa"/>
-              <w:left w:w="90" w:type="dxa"/>
-              <w:bottom w:w="50" w:type="dxa"/>
-              <w:right w:w="90" w:type="dxa"/>
-            </w:tcMar>
             <w:vAlign w:val="center"/>
           </w:tcPr>
           <w:p>
@@ -12849,12 +11725,6 @@
               <w:right w:val="single" w:sz="6" w:space="0" w:color="1F3864"/>
             </w:tcBorders>
             <w:shd w:val="clear" w:color="auto" w:fill="4472C4"/>
-            <w:tcMar>
-              <w:top w:w="50" w:type="dxa"/>
-              <w:left w:w="90" w:type="dxa"/>
-              <w:bottom w:w="50" w:type="dxa"/>
-              <w:right w:w="90" w:type="dxa"/>
-            </w:tcMar>
             <w:vAlign w:val="center"/>
           </w:tcPr>
           <w:p>
@@ -12894,12 +11764,6 @@
               <w:right w:val="single" w:sz="6" w:space="0" w:color="1F3864"/>
             </w:tcBorders>
             <w:shd w:val="clear" w:color="auto" w:fill="4472C4"/>
-            <w:tcMar>
-              <w:top w:w="50" w:type="dxa"/>
-              <w:left w:w="90" w:type="dxa"/>
-              <w:bottom w:w="50" w:type="dxa"/>
-              <w:right w:w="90" w:type="dxa"/>
-            </w:tcMar>
             <w:vAlign w:val="center"/>
           </w:tcPr>
           <w:p>
@@ -12939,12 +11803,6 @@
               <w:right w:val="single" w:sz="6" w:space="0" w:color="1F3864"/>
             </w:tcBorders>
             <w:shd w:val="clear" w:color="auto" w:fill="4472C4"/>
-            <w:tcMar>
-              <w:top w:w="50" w:type="dxa"/>
-              <w:left w:w="90" w:type="dxa"/>
-              <w:bottom w:w="50" w:type="dxa"/>
-              <w:right w:w="90" w:type="dxa"/>
-            </w:tcMar>
             <w:vAlign w:val="center"/>
           </w:tcPr>
           <w:p>
@@ -13011,12 +11869,6 @@
               <w:right w:val="single" w:sz="6" w:space="0" w:color="1F3864"/>
             </w:tcBorders>
             <w:shd w:val="clear" w:color="auto" w:fill="D9E2F3"/>
-            <w:tcMar>
-              <w:top w:w="50" w:type="dxa"/>
-              <w:left w:w="90" w:type="dxa"/>
-              <w:bottom w:w="50" w:type="dxa"/>
-              <w:right w:w="90" w:type="dxa"/>
-            </w:tcMar>
             <w:vAlign w:val="center"/>
           </w:tcPr>
           <w:p>
@@ -13049,12 +11901,6 @@
               <w:right w:val="single" w:sz="6" w:space="0" w:color="1F3864"/>
             </w:tcBorders>
             <w:shd w:val="clear" w:color="auto" w:fill="D9E2F3"/>
-            <w:tcMar>
-              <w:top w:w="50" w:type="dxa"/>
-              <w:left w:w="90" w:type="dxa"/>
-              <w:bottom w:w="50" w:type="dxa"/>
-              <w:right w:w="90" w:type="dxa"/>
-            </w:tcMar>
             <w:vAlign w:val="center"/>
           </w:tcPr>
           <w:p>
@@ -13087,12 +11933,6 @@
               <w:right w:val="single" w:sz="6" w:space="0" w:color="1F3864"/>
             </w:tcBorders>
             <w:shd w:val="clear" w:color="auto" w:fill="D9E2F3"/>
-            <w:tcMar>
-              <w:top w:w="50" w:type="dxa"/>
-              <w:left w:w="90" w:type="dxa"/>
-              <w:bottom w:w="50" w:type="dxa"/>
-              <w:right w:w="90" w:type="dxa"/>
-            </w:tcMar>
             <w:vAlign w:val="center"/>
           </w:tcPr>
           <w:p>
@@ -13125,12 +11965,6 @@
               <w:right w:val="single" w:sz="6" w:space="0" w:color="1F3864"/>
             </w:tcBorders>
             <w:shd w:val="clear" w:color="auto" w:fill="D9E2F3"/>
-            <w:tcMar>
-              <w:top w:w="50" w:type="dxa"/>
-              <w:left w:w="90" w:type="dxa"/>
-              <w:bottom w:w="50" w:type="dxa"/>
-              <w:right w:w="90" w:type="dxa"/>
-            </w:tcMar>
             <w:vAlign w:val="center"/>
           </w:tcPr>
           <w:p>
@@ -13190,12 +12024,6 @@
               <w:right w:val="single" w:sz="6" w:space="0" w:color="1F3864"/>
             </w:tcBorders>
             <w:shd w:val="clear" w:color="auto" w:fill="D9E2F3"/>
-            <w:tcMar>
-              <w:top w:w="50" w:type="dxa"/>
-              <w:left w:w="90" w:type="dxa"/>
-              <w:bottom w:w="50" w:type="dxa"/>
-              <w:right w:w="90" w:type="dxa"/>
-            </w:tcMar>
             <w:vAlign w:val="center"/>
           </w:tcPr>
           <w:p>
@@ -13228,12 +12056,6 @@
               <w:right w:val="single" w:sz="6" w:space="0" w:color="1F3864"/>
             </w:tcBorders>
             <w:shd w:val="clear" w:color="auto" w:fill="D9E2F3"/>
-            <w:tcMar>
-              <w:top w:w="50" w:type="dxa"/>
-              <w:left w:w="90" w:type="dxa"/>
-              <w:bottom w:w="50" w:type="dxa"/>
-              <w:right w:w="90" w:type="dxa"/>
-            </w:tcMar>
             <w:vAlign w:val="center"/>
           </w:tcPr>
           <w:p>
@@ -13266,12 +12088,6 @@
               <w:right w:val="single" w:sz="6" w:space="0" w:color="1F3864"/>
             </w:tcBorders>
             <w:shd w:val="clear" w:color="auto" w:fill="D9E2F3"/>
-            <w:tcMar>
-              <w:top w:w="50" w:type="dxa"/>
-              <w:left w:w="90" w:type="dxa"/>
-              <w:bottom w:w="50" w:type="dxa"/>
-              <w:right w:w="90" w:type="dxa"/>
-            </w:tcMar>
             <w:vAlign w:val="center"/>
           </w:tcPr>
           <w:p>
@@ -13304,12 +12120,6 @@
               <w:right w:val="single" w:sz="6" w:space="0" w:color="1F3864"/>
             </w:tcBorders>
             <w:shd w:val="clear" w:color="auto" w:fill="D9E2F3"/>
-            <w:tcMar>
-              <w:top w:w="50" w:type="dxa"/>
-              <w:left w:w="90" w:type="dxa"/>
-              <w:bottom w:w="50" w:type="dxa"/>
-              <w:right w:w="90" w:type="dxa"/>
-            </w:tcMar>
             <w:vAlign w:val="center"/>
           </w:tcPr>
           <w:p>
@@ -13369,12 +12179,6 @@
               <w:right w:val="single" w:sz="6" w:space="0" w:color="1F3864"/>
             </w:tcBorders>
             <w:shd w:val="clear" w:color="auto" w:fill="D9E2F3"/>
-            <w:tcMar>
-              <w:top w:w="50" w:type="dxa"/>
-              <w:left w:w="90" w:type="dxa"/>
-              <w:bottom w:w="50" w:type="dxa"/>
-              <w:right w:w="90" w:type="dxa"/>
-            </w:tcMar>
             <w:vAlign w:val="center"/>
           </w:tcPr>
           <w:p>
@@ -13407,12 +12211,6 @@
               <w:right w:val="single" w:sz="6" w:space="0" w:color="1F3864"/>
             </w:tcBorders>
             <w:shd w:val="clear" w:color="auto" w:fill="D9E2F3"/>
-            <w:tcMar>
-              <w:top w:w="50" w:type="dxa"/>
-              <w:left w:w="90" w:type="dxa"/>
-              <w:bottom w:w="50" w:type="dxa"/>
-              <w:right w:w="90" w:type="dxa"/>
-            </w:tcMar>
             <w:vAlign w:val="center"/>
           </w:tcPr>
           <w:p>
@@ -13445,12 +12243,6 @@
               <w:right w:val="single" w:sz="6" w:space="0" w:color="1F3864"/>
             </w:tcBorders>
             <w:shd w:val="clear" w:color="auto" w:fill="D9E2F3"/>
-            <w:tcMar>
-              <w:top w:w="50" w:type="dxa"/>
-              <w:left w:w="90" w:type="dxa"/>
-              <w:bottom w:w="50" w:type="dxa"/>
-              <w:right w:w="90" w:type="dxa"/>
-            </w:tcMar>
             <w:vAlign w:val="center"/>
           </w:tcPr>
           <w:p>
@@ -13483,12 +12275,6 @@
               <w:right w:val="single" w:sz="6" w:space="0" w:color="1F3864"/>
             </w:tcBorders>
             <w:shd w:val="clear" w:color="auto" w:fill="D9E2F3"/>
-            <w:tcMar>
-              <w:top w:w="50" w:type="dxa"/>
-              <w:left w:w="90" w:type="dxa"/>
-              <w:bottom w:w="50" w:type="dxa"/>
-              <w:right w:w="90" w:type="dxa"/>
-            </w:tcMar>
             <w:vAlign w:val="center"/>
           </w:tcPr>
           <w:p>
@@ -13548,12 +12334,6 @@
               <w:right w:val="single" w:sz="6" w:space="0" w:color="1F3864"/>
             </w:tcBorders>
             <w:shd w:val="clear" w:color="auto" w:fill="D9E2F3"/>
-            <w:tcMar>
-              <w:top w:w="50" w:type="dxa"/>
-              <w:left w:w="90" w:type="dxa"/>
-              <w:bottom w:w="50" w:type="dxa"/>
-              <w:right w:w="90" w:type="dxa"/>
-            </w:tcMar>
             <w:vAlign w:val="center"/>
           </w:tcPr>
           <w:p>
@@ -13598,12 +12378,6 @@
               <w:right w:val="single" w:sz="6" w:space="0" w:color="1F3864"/>
             </w:tcBorders>
             <w:shd w:val="clear" w:color="auto" w:fill="4472C4"/>
-            <w:tcMar>
-              <w:top w:w="50" w:type="dxa"/>
-              <w:left w:w="90" w:type="dxa"/>
-              <w:bottom w:w="50" w:type="dxa"/>
-              <w:right w:w="90" w:type="dxa"/>
-            </w:tcMar>
             <w:vAlign w:val="center"/>
           </w:tcPr>
           <w:p>
@@ -13670,12 +12444,6 @@
               <w:right w:val="single" w:sz="6" w:space="0" w:color="1F3864"/>
             </w:tcBorders>
             <w:shd w:val="clear" w:color="auto" w:fill="4472C4"/>
-            <w:tcMar>
-              <w:top w:w="50" w:type="dxa"/>
-              <w:left w:w="90" w:type="dxa"/>
-              <w:bottom w:w="50" w:type="dxa"/>
-              <w:right w:w="90" w:type="dxa"/>
-            </w:tcMar>
             <w:vAlign w:val="center"/>
           </w:tcPr>
           <w:p>
@@ -13715,12 +12483,6 @@
               <w:right w:val="single" w:sz="6" w:space="0" w:color="1F3864"/>
             </w:tcBorders>
             <w:shd w:val="clear" w:color="auto" w:fill="4472C4"/>
-            <w:tcMar>
-              <w:top w:w="50" w:type="dxa"/>
-              <w:left w:w="90" w:type="dxa"/>
-              <w:bottom w:w="50" w:type="dxa"/>
-              <w:right w:w="90" w:type="dxa"/>
-            </w:tcMar>
             <w:vAlign w:val="center"/>
           </w:tcPr>
           <w:p>
@@ -13760,12 +12522,6 @@
               <w:right w:val="single" w:sz="6" w:space="0" w:color="1F3864"/>
             </w:tcBorders>
             <w:shd w:val="clear" w:color="auto" w:fill="4472C4"/>
-            <w:tcMar>
-              <w:top w:w="50" w:type="dxa"/>
-              <w:left w:w="90" w:type="dxa"/>
-              <w:bottom w:w="50" w:type="dxa"/>
-              <w:right w:w="90" w:type="dxa"/>
-            </w:tcMar>
             <w:vAlign w:val="center"/>
           </w:tcPr>
           <w:p>
@@ -13805,12 +12561,6 @@
               <w:right w:val="single" w:sz="6" w:space="0" w:color="1F3864"/>
             </w:tcBorders>
             <w:shd w:val="clear" w:color="auto" w:fill="4472C4"/>
-            <w:tcMar>
-              <w:top w:w="50" w:type="dxa"/>
-              <w:left w:w="90" w:type="dxa"/>
-              <w:bottom w:w="50" w:type="dxa"/>
-              <w:right w:w="90" w:type="dxa"/>
-            </w:tcMar>
             <w:vAlign w:val="center"/>
           </w:tcPr>
           <w:p>
@@ -13877,12 +12627,6 @@
               <w:right w:val="single" w:sz="6" w:space="0" w:color="1F3864"/>
             </w:tcBorders>
             <w:shd w:val="clear" w:color="auto" w:fill="D9E2F3"/>
-            <w:tcMar>
-              <w:top w:w="50" w:type="dxa"/>
-              <w:left w:w="90" w:type="dxa"/>
-              <w:bottom w:w="50" w:type="dxa"/>
-              <w:right w:w="90" w:type="dxa"/>
-            </w:tcMar>
             <w:vAlign w:val="center"/>
           </w:tcPr>
           <w:p>
@@ -13915,12 +12659,6 @@
               <w:right w:val="single" w:sz="6" w:space="0" w:color="1F3864"/>
             </w:tcBorders>
             <w:shd w:val="clear" w:color="auto" w:fill="D9E2F3"/>
-            <w:tcMar>
-              <w:top w:w="50" w:type="dxa"/>
-              <w:left w:w="90" w:type="dxa"/>
-              <w:bottom w:w="50" w:type="dxa"/>
-              <w:right w:w="90" w:type="dxa"/>
-            </w:tcMar>
             <w:vAlign w:val="center"/>
           </w:tcPr>
           <w:p>
@@ -13953,12 +12691,6 @@
               <w:right w:val="single" w:sz="6" w:space="0" w:color="1F3864"/>
             </w:tcBorders>
             <w:shd w:val="clear" w:color="auto" w:fill="D9E2F3"/>
-            <w:tcMar>
-              <w:top w:w="50" w:type="dxa"/>
-              <w:left w:w="90" w:type="dxa"/>
-              <w:bottom w:w="50" w:type="dxa"/>
-              <w:right w:w="90" w:type="dxa"/>
-            </w:tcMar>
             <w:vAlign w:val="center"/>
           </w:tcPr>
           <w:p>
@@ -13991,12 +12723,6 @@
               <w:right w:val="single" w:sz="6" w:space="0" w:color="1F3864"/>
             </w:tcBorders>
             <w:shd w:val="clear" w:color="auto" w:fill="D9E2F3"/>
-            <w:tcMar>
-              <w:top w:w="50" w:type="dxa"/>
-              <w:left w:w="90" w:type="dxa"/>
-              <w:bottom w:w="50" w:type="dxa"/>
-              <w:right w:w="90" w:type="dxa"/>
-            </w:tcMar>
             <w:vAlign w:val="center"/>
           </w:tcPr>
           <w:p>
@@ -14056,12 +12782,6 @@
               <w:right w:val="single" w:sz="6" w:space="0" w:color="1F3864"/>
             </w:tcBorders>
             <w:shd w:val="clear" w:color="auto" w:fill="D9E2F3"/>
-            <w:tcMar>
-              <w:top w:w="50" w:type="dxa"/>
-              <w:left w:w="90" w:type="dxa"/>
-              <w:bottom w:w="50" w:type="dxa"/>
-              <w:right w:w="90" w:type="dxa"/>
-            </w:tcMar>
             <w:vAlign w:val="center"/>
           </w:tcPr>
           <w:p>
@@ -14094,12 +12814,6 @@
               <w:right w:val="single" w:sz="6" w:space="0" w:color="1F3864"/>
             </w:tcBorders>
             <w:shd w:val="clear" w:color="auto" w:fill="D9E2F3"/>
-            <w:tcMar>
-              <w:top w:w="50" w:type="dxa"/>
-              <w:left w:w="90" w:type="dxa"/>
-              <w:bottom w:w="50" w:type="dxa"/>
-              <w:right w:w="90" w:type="dxa"/>
-            </w:tcMar>
             <w:vAlign w:val="center"/>
           </w:tcPr>
           <w:p>
@@ -14132,12 +12846,6 @@
               <w:right w:val="single" w:sz="6" w:space="0" w:color="1F3864"/>
             </w:tcBorders>
             <w:shd w:val="clear" w:color="auto" w:fill="D9E2F3"/>
-            <w:tcMar>
-              <w:top w:w="50" w:type="dxa"/>
-              <w:left w:w="90" w:type="dxa"/>
-              <w:bottom w:w="50" w:type="dxa"/>
-              <w:right w:w="90" w:type="dxa"/>
-            </w:tcMar>
             <w:vAlign w:val="center"/>
           </w:tcPr>
           <w:p>
@@ -14170,12 +12878,6 @@
               <w:right w:val="single" w:sz="6" w:space="0" w:color="1F3864"/>
             </w:tcBorders>
             <w:shd w:val="clear" w:color="auto" w:fill="D9E2F3"/>
-            <w:tcMar>
-              <w:top w:w="50" w:type="dxa"/>
-              <w:left w:w="90" w:type="dxa"/>
-              <w:bottom w:w="50" w:type="dxa"/>
-              <w:right w:w="90" w:type="dxa"/>
-            </w:tcMar>
             <w:vAlign w:val="center"/>
           </w:tcPr>
           <w:p>
@@ -14235,12 +12937,6 @@
               <w:right w:val="single" w:sz="6" w:space="0" w:color="1F3864"/>
             </w:tcBorders>
             <w:shd w:val="clear" w:color="auto" w:fill="D9E2F3"/>
-            <w:tcMar>
-              <w:top w:w="50" w:type="dxa"/>
-              <w:left w:w="90" w:type="dxa"/>
-              <w:bottom w:w="50" w:type="dxa"/>
-              <w:right w:w="90" w:type="dxa"/>
-            </w:tcMar>
             <w:vAlign w:val="center"/>
           </w:tcPr>
           <w:p>
@@ -14273,12 +12969,6 @@
               <w:right w:val="single" w:sz="6" w:space="0" w:color="1F3864"/>
             </w:tcBorders>
             <w:shd w:val="clear" w:color="auto" w:fill="D9E2F3"/>
-            <w:tcMar>
-              <w:top w:w="50" w:type="dxa"/>
-              <w:left w:w="90" w:type="dxa"/>
-              <w:bottom w:w="50" w:type="dxa"/>
-              <w:right w:w="90" w:type="dxa"/>
-            </w:tcMar>
             <w:vAlign w:val="center"/>
           </w:tcPr>
           <w:p>
@@ -14311,12 +13001,6 @@
               <w:right w:val="single" w:sz="6" w:space="0" w:color="1F3864"/>
             </w:tcBorders>
             <w:shd w:val="clear" w:color="auto" w:fill="D9E2F3"/>
-            <w:tcMar>
-              <w:top w:w="50" w:type="dxa"/>
-              <w:left w:w="90" w:type="dxa"/>
-              <w:bottom w:w="50" w:type="dxa"/>
-              <w:right w:w="90" w:type="dxa"/>
-            </w:tcMar>
             <w:vAlign w:val="center"/>
           </w:tcPr>
           <w:p>
@@ -14349,12 +13033,6 @@
               <w:right w:val="single" w:sz="6" w:space="0" w:color="1F3864"/>
             </w:tcBorders>
             <w:shd w:val="clear" w:color="auto" w:fill="D9E2F3"/>
-            <w:tcMar>
-              <w:top w:w="50" w:type="dxa"/>
-              <w:left w:w="90" w:type="dxa"/>
-              <w:bottom w:w="50" w:type="dxa"/>
-              <w:right w:w="90" w:type="dxa"/>
-            </w:tcMar>
             <w:vAlign w:val="center"/>
           </w:tcPr>
           <w:p>
@@ -14414,12 +13092,6 @@
               <w:right w:val="single" w:sz="6" w:space="0" w:color="1F3864"/>
             </w:tcBorders>
             <w:shd w:val="clear" w:color="auto" w:fill="D9E2F3"/>
-            <w:tcMar>
-              <w:top w:w="50" w:type="dxa"/>
-              <w:left w:w="90" w:type="dxa"/>
-              <w:bottom w:w="50" w:type="dxa"/>
-              <w:right w:w="90" w:type="dxa"/>
-            </w:tcMar>
             <w:vAlign w:val="center"/>
           </w:tcPr>
           <w:p>
@@ -14512,12 +13184,6 @@
               <w:right w:val="single" w:sz="6" w:space="0" w:color="1F3864"/>
             </w:tcBorders>
             <w:shd w:val="clear" w:color="auto" w:fill="4472C4"/>
-            <w:tcMar>
-              <w:top w:w="50" w:type="dxa"/>
-              <w:left w:w="90" w:type="dxa"/>
-              <w:bottom w:w="50" w:type="dxa"/>
-              <w:right w:w="90" w:type="dxa"/>
-            </w:tcMar>
             <w:vAlign w:val="center"/>
           </w:tcPr>
           <w:p>
@@ -14584,12 +13250,6 @@
               <w:right w:val="single" w:sz="6" w:space="0" w:color="1F3864"/>
             </w:tcBorders>
             <w:shd w:val="clear" w:color="auto" w:fill="4472C4"/>
-            <w:tcMar>
-              <w:top w:w="50" w:type="dxa"/>
-              <w:left w:w="90" w:type="dxa"/>
-              <w:bottom w:w="50" w:type="dxa"/>
-              <w:right w:w="90" w:type="dxa"/>
-            </w:tcMar>
             <w:vAlign w:val="center"/>
           </w:tcPr>
           <w:p>
@@ -14629,12 +13289,6 @@
               <w:right w:val="single" w:sz="6" w:space="0" w:color="1F3864"/>
             </w:tcBorders>
             <w:shd w:val="clear" w:color="auto" w:fill="4472C4"/>
-            <w:tcMar>
-              <w:top w:w="50" w:type="dxa"/>
-              <w:left w:w="90" w:type="dxa"/>
-              <w:bottom w:w="50" w:type="dxa"/>
-              <w:right w:w="90" w:type="dxa"/>
-            </w:tcMar>
             <w:vAlign w:val="center"/>
           </w:tcPr>
           <w:p>
@@ -14674,12 +13328,6 @@
               <w:right w:val="single" w:sz="6" w:space="0" w:color="1F3864"/>
             </w:tcBorders>
             <w:shd w:val="clear" w:color="auto" w:fill="4472C4"/>
-            <w:tcMar>
-              <w:top w:w="50" w:type="dxa"/>
-              <w:left w:w="90" w:type="dxa"/>
-              <w:bottom w:w="50" w:type="dxa"/>
-              <w:right w:w="90" w:type="dxa"/>
-            </w:tcMar>
             <w:vAlign w:val="center"/>
           </w:tcPr>
           <w:p>
@@ -14719,12 +13367,6 @@
               <w:right w:val="single" w:sz="6" w:space="0" w:color="1F3864"/>
             </w:tcBorders>
             <w:shd w:val="clear" w:color="auto" w:fill="4472C4"/>
-            <w:tcMar>
-              <w:top w:w="50" w:type="dxa"/>
-              <w:left w:w="90" w:type="dxa"/>
-              <w:bottom w:w="50" w:type="dxa"/>
-              <w:right w:w="90" w:type="dxa"/>
-            </w:tcMar>
             <w:vAlign w:val="center"/>
           </w:tcPr>
           <w:p>
@@ -14791,12 +13433,6 @@
               <w:right w:val="single" w:sz="6" w:space="0" w:color="1F3864"/>
             </w:tcBorders>
             <w:shd w:val="clear" w:color="auto" w:fill="D9E2F3"/>
-            <w:tcMar>
-              <w:top w:w="50" w:type="dxa"/>
-              <w:left w:w="90" w:type="dxa"/>
-              <w:bottom w:w="50" w:type="dxa"/>
-              <w:right w:w="90" w:type="dxa"/>
-            </w:tcMar>
             <w:vAlign w:val="center"/>
           </w:tcPr>
           <w:p>
@@ -14829,12 +13465,6 @@
               <w:right w:val="single" w:sz="6" w:space="0" w:color="1F3864"/>
             </w:tcBorders>
             <w:shd w:val="clear" w:color="auto" w:fill="D9E2F3"/>
-            <w:tcMar>
-              <w:top w:w="50" w:type="dxa"/>
-              <w:left w:w="90" w:type="dxa"/>
-              <w:bottom w:w="50" w:type="dxa"/>
-              <w:right w:w="90" w:type="dxa"/>
-            </w:tcMar>
             <w:vAlign w:val="center"/>
           </w:tcPr>
           <w:p>
@@ -14867,12 +13497,6 @@
               <w:right w:val="single" w:sz="6" w:space="0" w:color="1F3864"/>
             </w:tcBorders>
             <w:shd w:val="clear" w:color="auto" w:fill="D9E2F3"/>
-            <w:tcMar>
-              <w:top w:w="50" w:type="dxa"/>
-              <w:left w:w="90" w:type="dxa"/>
-              <w:bottom w:w="50" w:type="dxa"/>
-              <w:right w:w="90" w:type="dxa"/>
-            </w:tcMar>
             <w:vAlign w:val="center"/>
           </w:tcPr>
           <w:p>
@@ -14905,12 +13529,6 @@
               <w:right w:val="single" w:sz="6" w:space="0" w:color="1F3864"/>
             </w:tcBorders>
             <w:shd w:val="clear" w:color="auto" w:fill="D9E2F3"/>
-            <w:tcMar>
-              <w:top w:w="50" w:type="dxa"/>
-              <w:left w:w="90" w:type="dxa"/>
-              <w:bottom w:w="50" w:type="dxa"/>
-              <w:right w:w="90" w:type="dxa"/>
-            </w:tcMar>
             <w:vAlign w:val="center"/>
           </w:tcPr>
           <w:p>
@@ -14978,12 +13596,6 @@
               <w:right w:val="single" w:sz="6" w:space="0" w:color="1F3864"/>
             </w:tcBorders>
             <w:shd w:val="clear" w:color="auto" w:fill="D9E2F3"/>
-            <w:tcMar>
-              <w:top w:w="50" w:type="dxa"/>
-              <w:left w:w="90" w:type="dxa"/>
-              <w:bottom w:w="50" w:type="dxa"/>
-              <w:right w:w="90" w:type="dxa"/>
-            </w:tcMar>
             <w:vAlign w:val="center"/>
           </w:tcPr>
           <w:p>
@@ -15016,12 +13628,6 @@
               <w:right w:val="single" w:sz="6" w:space="0" w:color="1F3864"/>
             </w:tcBorders>
             <w:shd w:val="clear" w:color="auto" w:fill="D9E2F3"/>
-            <w:tcMar>
-              <w:top w:w="50" w:type="dxa"/>
-              <w:left w:w="90" w:type="dxa"/>
-              <w:bottom w:w="50" w:type="dxa"/>
-              <w:right w:w="90" w:type="dxa"/>
-            </w:tcMar>
             <w:vAlign w:val="center"/>
           </w:tcPr>
           <w:p>
@@ -15054,12 +13660,6 @@
               <w:right w:val="single" w:sz="6" w:space="0" w:color="1F3864"/>
             </w:tcBorders>
             <w:shd w:val="clear" w:color="auto" w:fill="D9E2F3"/>
-            <w:tcMar>
-              <w:top w:w="50" w:type="dxa"/>
-              <w:left w:w="90" w:type="dxa"/>
-              <w:bottom w:w="50" w:type="dxa"/>
-              <w:right w:w="90" w:type="dxa"/>
-            </w:tcMar>
             <w:vAlign w:val="center"/>
           </w:tcPr>
           <w:p>
@@ -15092,12 +13692,6 @@
               <w:right w:val="single" w:sz="6" w:space="0" w:color="1F3864"/>
             </w:tcBorders>
             <w:shd w:val="clear" w:color="auto" w:fill="D9E2F3"/>
-            <w:tcMar>
-              <w:top w:w="50" w:type="dxa"/>
-              <w:left w:w="90" w:type="dxa"/>
-              <w:bottom w:w="50" w:type="dxa"/>
-              <w:right w:w="90" w:type="dxa"/>
-            </w:tcMar>
             <w:vAlign w:val="center"/>
           </w:tcPr>
           <w:p>
@@ -15157,12 +13751,6 @@
               <w:right w:val="single" w:sz="6" w:space="0" w:color="1F3864"/>
             </w:tcBorders>
             <w:shd w:val="clear" w:color="auto" w:fill="D9E2F3"/>
-            <w:tcMar>
-              <w:top w:w="50" w:type="dxa"/>
-              <w:left w:w="90" w:type="dxa"/>
-              <w:bottom w:w="50" w:type="dxa"/>
-              <w:right w:w="90" w:type="dxa"/>
-            </w:tcMar>
             <w:vAlign w:val="center"/>
           </w:tcPr>
           <w:p>
@@ -15195,12 +13783,6 @@
               <w:right w:val="single" w:sz="6" w:space="0" w:color="1F3864"/>
             </w:tcBorders>
             <w:shd w:val="clear" w:color="auto" w:fill="D9E2F3"/>
-            <w:tcMar>
-              <w:top w:w="50" w:type="dxa"/>
-              <w:left w:w="90" w:type="dxa"/>
-              <w:bottom w:w="50" w:type="dxa"/>
-              <w:right w:w="90" w:type="dxa"/>
-            </w:tcMar>
             <w:vAlign w:val="center"/>
           </w:tcPr>
           <w:p>
@@ -15233,12 +13815,6 @@
               <w:right w:val="single" w:sz="6" w:space="0" w:color="1F3864"/>
             </w:tcBorders>
             <w:shd w:val="clear" w:color="auto" w:fill="D9E2F3"/>
-            <w:tcMar>
-              <w:top w:w="50" w:type="dxa"/>
-              <w:left w:w="90" w:type="dxa"/>
-              <w:bottom w:w="50" w:type="dxa"/>
-              <w:right w:w="90" w:type="dxa"/>
-            </w:tcMar>
             <w:vAlign w:val="center"/>
           </w:tcPr>
           <w:p>
@@ -15271,12 +13847,6 @@
               <w:right w:val="single" w:sz="6" w:space="0" w:color="1F3864"/>
             </w:tcBorders>
             <w:shd w:val="clear" w:color="auto" w:fill="D9E2F3"/>
-            <w:tcMar>
-              <w:top w:w="50" w:type="dxa"/>
-              <w:left w:w="90" w:type="dxa"/>
-              <w:bottom w:w="50" w:type="dxa"/>
-              <w:right w:w="90" w:type="dxa"/>
-            </w:tcMar>
             <w:vAlign w:val="center"/>
           </w:tcPr>
           <w:p>
@@ -15336,12 +13906,6 @@
               <w:right w:val="single" w:sz="6" w:space="0" w:color="1F3864"/>
             </w:tcBorders>
             <w:shd w:val="clear" w:color="auto" w:fill="D9E2F3"/>
-            <w:tcMar>
-              <w:top w:w="50" w:type="dxa"/>
-              <w:left w:w="90" w:type="dxa"/>
-              <w:bottom w:w="50" w:type="dxa"/>
-              <w:right w:w="90" w:type="dxa"/>
-            </w:tcMar>
             <w:vAlign w:val="center"/>
           </w:tcPr>
           <w:p>
@@ -15386,12 +13950,6 @@
               <w:right w:val="single" w:sz="6" w:space="0" w:color="1F3864"/>
             </w:tcBorders>
             <w:shd w:val="clear" w:color="auto" w:fill="4472C4"/>
-            <w:tcMar>
-              <w:top w:w="50" w:type="dxa"/>
-              <w:left w:w="90" w:type="dxa"/>
-              <w:bottom w:w="50" w:type="dxa"/>
-              <w:right w:w="90" w:type="dxa"/>
-            </w:tcMar>
             <w:vAlign w:val="center"/>
           </w:tcPr>
           <w:p>
@@ -15458,12 +14016,6 @@
               <w:right w:val="single" w:sz="6" w:space="0" w:color="1F3864"/>
             </w:tcBorders>
             <w:shd w:val="clear" w:color="auto" w:fill="4472C4"/>
-            <w:tcMar>
-              <w:top w:w="50" w:type="dxa"/>
-              <w:left w:w="90" w:type="dxa"/>
-              <w:bottom w:w="50" w:type="dxa"/>
-              <w:right w:w="90" w:type="dxa"/>
-            </w:tcMar>
             <w:vAlign w:val="center"/>
           </w:tcPr>
           <w:p>
@@ -15503,12 +14055,6 @@
               <w:right w:val="single" w:sz="6" w:space="0" w:color="1F3864"/>
             </w:tcBorders>
             <w:shd w:val="clear" w:color="auto" w:fill="4472C4"/>
-            <w:tcMar>
-              <w:top w:w="50" w:type="dxa"/>
-              <w:left w:w="90" w:type="dxa"/>
-              <w:bottom w:w="50" w:type="dxa"/>
-              <w:right w:w="90" w:type="dxa"/>
-            </w:tcMar>
             <w:vAlign w:val="center"/>
           </w:tcPr>
           <w:p>
@@ -15548,12 +14094,6 @@
               <w:right w:val="single" w:sz="6" w:space="0" w:color="1F3864"/>
             </w:tcBorders>
             <w:shd w:val="clear" w:color="auto" w:fill="4472C4"/>
-            <w:tcMar>
-              <w:top w:w="50" w:type="dxa"/>
-              <w:left w:w="90" w:type="dxa"/>
-              <w:bottom w:w="50" w:type="dxa"/>
-              <w:right w:w="90" w:type="dxa"/>
-            </w:tcMar>
             <w:vAlign w:val="center"/>
           </w:tcPr>
           <w:p>
@@ -15593,12 +14133,6 @@
               <w:right w:val="single" w:sz="6" w:space="0" w:color="1F3864"/>
             </w:tcBorders>
             <w:shd w:val="clear" w:color="auto" w:fill="4472C4"/>
-            <w:tcMar>
-              <w:top w:w="50" w:type="dxa"/>
-              <w:left w:w="90" w:type="dxa"/>
-              <w:bottom w:w="50" w:type="dxa"/>
-              <w:right w:w="90" w:type="dxa"/>
-            </w:tcMar>
             <w:vAlign w:val="center"/>
           </w:tcPr>
           <w:p>
@@ -15665,12 +14199,6 @@
               <w:right w:val="single" w:sz="6" w:space="0" w:color="1F3864"/>
             </w:tcBorders>
             <w:shd w:val="clear" w:color="auto" w:fill="D9E2F3"/>
-            <w:tcMar>
-              <w:top w:w="50" w:type="dxa"/>
-              <w:left w:w="90" w:type="dxa"/>
-              <w:bottom w:w="50" w:type="dxa"/>
-              <w:right w:w="90" w:type="dxa"/>
-            </w:tcMar>
             <w:vAlign w:val="center"/>
           </w:tcPr>
           <w:p>
@@ -15703,12 +14231,6 @@
               <w:right w:val="single" w:sz="6" w:space="0" w:color="1F3864"/>
             </w:tcBorders>
             <w:shd w:val="clear" w:color="auto" w:fill="D9E2F3"/>
-            <w:tcMar>
-              <w:top w:w="50" w:type="dxa"/>
-              <w:left w:w="90" w:type="dxa"/>
-              <w:bottom w:w="50" w:type="dxa"/>
-              <w:right w:w="90" w:type="dxa"/>
-            </w:tcMar>
             <w:vAlign w:val="center"/>
           </w:tcPr>
           <w:p>
@@ -15741,12 +14263,6 @@
               <w:right w:val="single" w:sz="6" w:space="0" w:color="1F3864"/>
             </w:tcBorders>
             <w:shd w:val="clear" w:color="auto" w:fill="D9E2F3"/>
-            <w:tcMar>
-              <w:top w:w="50" w:type="dxa"/>
-              <w:left w:w="90" w:type="dxa"/>
-              <w:bottom w:w="50" w:type="dxa"/>
-              <w:right w:w="90" w:type="dxa"/>
-            </w:tcMar>
             <w:vAlign w:val="center"/>
           </w:tcPr>
           <w:p>
@@ -15779,12 +14295,6 @@
               <w:right w:val="single" w:sz="6" w:space="0" w:color="1F3864"/>
             </w:tcBorders>
             <w:shd w:val="clear" w:color="auto" w:fill="D9E2F3"/>
-            <w:tcMar>
-              <w:top w:w="50" w:type="dxa"/>
-              <w:left w:w="90" w:type="dxa"/>
-              <w:bottom w:w="50" w:type="dxa"/>
-              <w:right w:w="90" w:type="dxa"/>
-            </w:tcMar>
             <w:vAlign w:val="center"/>
           </w:tcPr>
           <w:p>
@@ -15844,12 +14354,6 @@
               <w:right w:val="single" w:sz="6" w:space="0" w:color="1F3864"/>
             </w:tcBorders>
             <w:shd w:val="clear" w:color="auto" w:fill="D9E2F3"/>
-            <w:tcMar>
-              <w:top w:w="50" w:type="dxa"/>
-              <w:left w:w="90" w:type="dxa"/>
-              <w:bottom w:w="50" w:type="dxa"/>
-              <w:right w:w="90" w:type="dxa"/>
-            </w:tcMar>
             <w:vAlign w:val="center"/>
           </w:tcPr>
           <w:p>
@@ -15882,12 +14386,6 @@
               <w:right w:val="single" w:sz="6" w:space="0" w:color="1F3864"/>
             </w:tcBorders>
             <w:shd w:val="clear" w:color="auto" w:fill="D9E2F3"/>
-            <w:tcMar>
-              <w:top w:w="50" w:type="dxa"/>
-              <w:left w:w="90" w:type="dxa"/>
-              <w:bottom w:w="50" w:type="dxa"/>
-              <w:right w:w="90" w:type="dxa"/>
-            </w:tcMar>
             <w:vAlign w:val="center"/>
           </w:tcPr>
           <w:p>
@@ -15920,12 +14418,6 @@
               <w:right w:val="single" w:sz="6" w:space="0" w:color="1F3864"/>
             </w:tcBorders>
             <w:shd w:val="clear" w:color="auto" w:fill="D9E2F3"/>
-            <w:tcMar>
-              <w:top w:w="50" w:type="dxa"/>
-              <w:left w:w="90" w:type="dxa"/>
-              <w:bottom w:w="50" w:type="dxa"/>
-              <w:right w:w="90" w:type="dxa"/>
-            </w:tcMar>
             <w:vAlign w:val="center"/>
           </w:tcPr>
           <w:p>
@@ -15958,12 +14450,6 @@
               <w:right w:val="single" w:sz="6" w:space="0" w:color="1F3864"/>
             </w:tcBorders>
             <w:shd w:val="clear" w:color="auto" w:fill="D9E2F3"/>
-            <w:tcMar>
-              <w:top w:w="50" w:type="dxa"/>
-              <w:left w:w="90" w:type="dxa"/>
-              <w:bottom w:w="50" w:type="dxa"/>
-              <w:right w:w="90" w:type="dxa"/>
-            </w:tcMar>
             <w:vAlign w:val="center"/>
           </w:tcPr>
           <w:p>
@@ -16023,12 +14509,6 @@
               <w:right w:val="single" w:sz="6" w:space="0" w:color="1F3864"/>
             </w:tcBorders>
             <w:shd w:val="clear" w:color="auto" w:fill="D9E2F3"/>
-            <w:tcMar>
-              <w:top w:w="50" w:type="dxa"/>
-              <w:left w:w="90" w:type="dxa"/>
-              <w:bottom w:w="50" w:type="dxa"/>
-              <w:right w:w="90" w:type="dxa"/>
-            </w:tcMar>
             <w:vAlign w:val="center"/>
           </w:tcPr>
           <w:p>
@@ -16061,12 +14541,6 @@
               <w:right w:val="single" w:sz="6" w:space="0" w:color="1F3864"/>
             </w:tcBorders>
             <w:shd w:val="clear" w:color="auto" w:fill="D9E2F3"/>
-            <w:tcMar>
-              <w:top w:w="50" w:type="dxa"/>
-              <w:left w:w="90" w:type="dxa"/>
-              <w:bottom w:w="50" w:type="dxa"/>
-              <w:right w:w="90" w:type="dxa"/>
-            </w:tcMar>
             <w:vAlign w:val="center"/>
           </w:tcPr>
           <w:p>
@@ -16099,12 +14573,6 @@
               <w:right w:val="single" w:sz="6" w:space="0" w:color="1F3864"/>
             </w:tcBorders>
             <w:shd w:val="clear" w:color="auto" w:fill="D9E2F3"/>
-            <w:tcMar>
-              <w:top w:w="50" w:type="dxa"/>
-              <w:left w:w="90" w:type="dxa"/>
-              <w:bottom w:w="50" w:type="dxa"/>
-              <w:right w:w="90" w:type="dxa"/>
-            </w:tcMar>
             <w:vAlign w:val="center"/>
           </w:tcPr>
           <w:p>
@@ -16137,12 +14605,6 @@
               <w:right w:val="single" w:sz="6" w:space="0" w:color="1F3864"/>
             </w:tcBorders>
             <w:shd w:val="clear" w:color="auto" w:fill="D9E2F3"/>
-            <w:tcMar>
-              <w:top w:w="50" w:type="dxa"/>
-              <w:left w:w="90" w:type="dxa"/>
-              <w:bottom w:w="50" w:type="dxa"/>
-              <w:right w:w="90" w:type="dxa"/>
-            </w:tcMar>
             <w:vAlign w:val="center"/>
           </w:tcPr>
           <w:p>
@@ -16202,12 +14664,6 @@
               <w:right w:val="single" w:sz="6" w:space="0" w:color="1F3864"/>
             </w:tcBorders>
             <w:shd w:val="clear" w:color="auto" w:fill="D9E2F3"/>
-            <w:tcMar>
-              <w:top w:w="50" w:type="dxa"/>
-              <w:left w:w="90" w:type="dxa"/>
-              <w:bottom w:w="50" w:type="dxa"/>
-              <w:right w:w="90" w:type="dxa"/>
-            </w:tcMar>
             <w:vAlign w:val="center"/>
           </w:tcPr>
           <w:p>
@@ -16252,12 +14708,6 @@
               <w:right w:val="single" w:sz="6" w:space="0" w:color="1F3864"/>
             </w:tcBorders>
             <w:shd w:val="clear" w:color="auto" w:fill="4472C4"/>
-            <w:tcMar>
-              <w:top w:w="50" w:type="dxa"/>
-              <w:left w:w="90" w:type="dxa"/>
-              <w:bottom w:w="50" w:type="dxa"/>
-              <w:right w:w="90" w:type="dxa"/>
-            </w:tcMar>
             <w:vAlign w:val="center"/>
           </w:tcPr>
           <w:p>
@@ -16324,12 +14774,6 @@
               <w:right w:val="single" w:sz="6" w:space="0" w:color="1F3864"/>
             </w:tcBorders>
             <w:shd w:val="clear" w:color="auto" w:fill="4472C4"/>
-            <w:tcMar>
-              <w:top w:w="50" w:type="dxa"/>
-              <w:left w:w="90" w:type="dxa"/>
-              <w:bottom w:w="50" w:type="dxa"/>
-              <w:right w:w="90" w:type="dxa"/>
-            </w:tcMar>
             <w:vAlign w:val="center"/>
           </w:tcPr>
           <w:p>
@@ -16369,12 +14813,6 @@
               <w:right w:val="single" w:sz="6" w:space="0" w:color="1F3864"/>
             </w:tcBorders>
             <w:shd w:val="clear" w:color="auto" w:fill="4472C4"/>
-            <w:tcMar>
-              <w:top w:w="50" w:type="dxa"/>
-              <w:left w:w="90" w:type="dxa"/>
-              <w:bottom w:w="50" w:type="dxa"/>
-              <w:right w:w="90" w:type="dxa"/>
-            </w:tcMar>
             <w:vAlign w:val="center"/>
           </w:tcPr>
           <w:p>
@@ -16414,12 +14852,6 @@
               <w:right w:val="single" w:sz="6" w:space="0" w:color="1F3864"/>
             </w:tcBorders>
             <w:shd w:val="clear" w:color="auto" w:fill="4472C4"/>
-            <w:tcMar>
-              <w:top w:w="50" w:type="dxa"/>
-              <w:left w:w="90" w:type="dxa"/>
-              <w:bottom w:w="50" w:type="dxa"/>
-              <w:right w:w="90" w:type="dxa"/>
-            </w:tcMar>
             <w:vAlign w:val="center"/>
           </w:tcPr>
           <w:p>
@@ -16459,12 +14891,6 @@
               <w:right w:val="single" w:sz="6" w:space="0" w:color="1F3864"/>
             </w:tcBorders>
             <w:shd w:val="clear" w:color="auto" w:fill="4472C4"/>
-            <w:tcMar>
-              <w:top w:w="50" w:type="dxa"/>
-              <w:left w:w="90" w:type="dxa"/>
-              <w:bottom w:w="50" w:type="dxa"/>
-              <w:right w:w="90" w:type="dxa"/>
-            </w:tcMar>
             <w:vAlign w:val="center"/>
           </w:tcPr>
           <w:p>
@@ -16531,12 +14957,6 @@
               <w:right w:val="single" w:sz="6" w:space="0" w:color="1F3864"/>
             </w:tcBorders>
             <w:shd w:val="clear" w:color="auto" w:fill="D9E2F3"/>
-            <w:tcMar>
-              <w:top w:w="50" w:type="dxa"/>
-              <w:left w:w="90" w:type="dxa"/>
-              <w:bottom w:w="50" w:type="dxa"/>
-              <w:right w:w="90" w:type="dxa"/>
-            </w:tcMar>
             <w:vAlign w:val="center"/>
           </w:tcPr>
           <w:p>
@@ -16569,12 +14989,6 @@
               <w:right w:val="single" w:sz="6" w:space="0" w:color="1F3864"/>
             </w:tcBorders>
             <w:shd w:val="clear" w:color="auto" w:fill="D9E2F3"/>
-            <w:tcMar>
-              <w:top w:w="50" w:type="dxa"/>
-              <w:left w:w="90" w:type="dxa"/>
-              <w:bottom w:w="50" w:type="dxa"/>
-              <w:right w:w="90" w:type="dxa"/>
-            </w:tcMar>
             <w:vAlign w:val="center"/>
           </w:tcPr>
           <w:p>
@@ -16607,12 +15021,6 @@
               <w:right w:val="single" w:sz="6" w:space="0" w:color="1F3864"/>
             </w:tcBorders>
             <w:shd w:val="clear" w:color="auto" w:fill="D9E2F3"/>
-            <w:tcMar>
-              <w:top w:w="50" w:type="dxa"/>
-              <w:left w:w="90" w:type="dxa"/>
-              <w:bottom w:w="50" w:type="dxa"/>
-              <w:right w:w="90" w:type="dxa"/>
-            </w:tcMar>
             <w:vAlign w:val="center"/>
           </w:tcPr>
           <w:p>
@@ -16645,12 +15053,6 @@
               <w:right w:val="single" w:sz="6" w:space="0" w:color="1F3864"/>
             </w:tcBorders>
             <w:shd w:val="clear" w:color="auto" w:fill="D9E2F3"/>
-            <w:tcMar>
-              <w:top w:w="50" w:type="dxa"/>
-              <w:left w:w="90" w:type="dxa"/>
-              <w:bottom w:w="50" w:type="dxa"/>
-              <w:right w:w="90" w:type="dxa"/>
-            </w:tcMar>
             <w:vAlign w:val="center"/>
           </w:tcPr>
           <w:p>
@@ -16710,12 +15112,6 @@
               <w:right w:val="single" w:sz="6" w:space="0" w:color="1F3864"/>
             </w:tcBorders>
             <w:shd w:val="clear" w:color="auto" w:fill="D9E2F3"/>
-            <w:tcMar>
-              <w:top w:w="50" w:type="dxa"/>
-              <w:left w:w="90" w:type="dxa"/>
-              <w:bottom w:w="50" w:type="dxa"/>
-              <w:right w:w="90" w:type="dxa"/>
-            </w:tcMar>
             <w:vAlign w:val="center"/>
           </w:tcPr>
           <w:p>
@@ -16748,12 +15144,6 @@
               <w:right w:val="single" w:sz="6" w:space="0" w:color="1F3864"/>
             </w:tcBorders>
             <w:shd w:val="clear" w:color="auto" w:fill="D9E2F3"/>
-            <w:tcMar>
-              <w:top w:w="50" w:type="dxa"/>
-              <w:left w:w="90" w:type="dxa"/>
-              <w:bottom w:w="50" w:type="dxa"/>
-              <w:right w:w="90" w:type="dxa"/>
-            </w:tcMar>
             <w:vAlign w:val="center"/>
           </w:tcPr>
           <w:p>
@@ -16786,12 +15176,6 @@
               <w:right w:val="single" w:sz="6" w:space="0" w:color="1F3864"/>
             </w:tcBorders>
             <w:shd w:val="clear" w:color="auto" w:fill="D9E2F3"/>
-            <w:tcMar>
-              <w:top w:w="50" w:type="dxa"/>
-              <w:left w:w="90" w:type="dxa"/>
-              <w:bottom w:w="50" w:type="dxa"/>
-              <w:right w:w="90" w:type="dxa"/>
-            </w:tcMar>
             <w:vAlign w:val="center"/>
           </w:tcPr>
           <w:p>
@@ -16824,12 +15208,6 @@
               <w:right w:val="single" w:sz="6" w:space="0" w:color="1F3864"/>
             </w:tcBorders>
             <w:shd w:val="clear" w:color="auto" w:fill="D9E2F3"/>
-            <w:tcMar>
-              <w:top w:w="50" w:type="dxa"/>
-              <w:left w:w="90" w:type="dxa"/>
-              <w:bottom w:w="50" w:type="dxa"/>
-              <w:right w:w="90" w:type="dxa"/>
-            </w:tcMar>
             <w:vAlign w:val="center"/>
           </w:tcPr>
           <w:p>
@@ -16889,12 +15267,6 @@
               <w:right w:val="single" w:sz="6" w:space="0" w:color="1F3864"/>
             </w:tcBorders>
             <w:shd w:val="clear" w:color="auto" w:fill="D9E2F3"/>
-            <w:tcMar>
-              <w:top w:w="50" w:type="dxa"/>
-              <w:left w:w="90" w:type="dxa"/>
-              <w:bottom w:w="50" w:type="dxa"/>
-              <w:right w:w="90" w:type="dxa"/>
-            </w:tcMar>
             <w:vAlign w:val="center"/>
           </w:tcPr>
           <w:p>
@@ -16927,12 +15299,6 @@
               <w:right w:val="single" w:sz="6" w:space="0" w:color="1F3864"/>
             </w:tcBorders>
             <w:shd w:val="clear" w:color="auto" w:fill="D9E2F3"/>
-            <w:tcMar>
-              <w:top w:w="50" w:type="dxa"/>
-              <w:left w:w="90" w:type="dxa"/>
-              <w:bottom w:w="50" w:type="dxa"/>
-              <w:right w:w="90" w:type="dxa"/>
-            </w:tcMar>
             <w:vAlign w:val="center"/>
           </w:tcPr>
           <w:p>
@@ -16965,12 +15331,6 @@
               <w:right w:val="single" w:sz="6" w:space="0" w:color="1F3864"/>
             </w:tcBorders>
             <w:shd w:val="clear" w:color="auto" w:fill="D9E2F3"/>
-            <w:tcMar>
-              <w:top w:w="50" w:type="dxa"/>
-              <w:left w:w="90" w:type="dxa"/>
-              <w:bottom w:w="50" w:type="dxa"/>
-              <w:right w:w="90" w:type="dxa"/>
-            </w:tcMar>
             <w:vAlign w:val="center"/>
           </w:tcPr>
           <w:p>
@@ -17003,12 +15363,6 @@
               <w:right w:val="single" w:sz="6" w:space="0" w:color="1F3864"/>
             </w:tcBorders>
             <w:shd w:val="clear" w:color="auto" w:fill="D9E2F3"/>
-            <w:tcMar>
-              <w:top w:w="50" w:type="dxa"/>
-              <w:left w:w="90" w:type="dxa"/>
-              <w:bottom w:w="50" w:type="dxa"/>
-              <w:right w:w="90" w:type="dxa"/>
-            </w:tcMar>
             <w:vAlign w:val="center"/>
           </w:tcPr>
           <w:p>
@@ -17068,12 +15422,6 @@
               <w:right w:val="single" w:sz="6" w:space="0" w:color="1F3864"/>
             </w:tcBorders>
             <w:shd w:val="clear" w:color="auto" w:fill="D9E2F3"/>
-            <w:tcMar>
-              <w:top w:w="50" w:type="dxa"/>
-              <w:left w:w="90" w:type="dxa"/>
-              <w:bottom w:w="50" w:type="dxa"/>
-              <w:right w:w="90" w:type="dxa"/>
-            </w:tcMar>
             <w:vAlign w:val="center"/>
           </w:tcPr>
           <w:p>
@@ -17118,12 +15466,6 @@
               <w:right w:val="single" w:sz="6" w:space="0" w:color="1F3864"/>
             </w:tcBorders>
             <w:shd w:val="clear" w:color="auto" w:fill="4472C4"/>
-            <w:tcMar>
-              <w:top w:w="50" w:type="dxa"/>
-              <w:left w:w="90" w:type="dxa"/>
-              <w:bottom w:w="50" w:type="dxa"/>
-              <w:right w:w="90" w:type="dxa"/>
-            </w:tcMar>
             <w:vAlign w:val="center"/>
           </w:tcPr>
           <w:p>
@@ -17190,12 +15532,6 @@
               <w:right w:val="single" w:sz="6" w:space="0" w:color="1F3864"/>
             </w:tcBorders>
             <w:shd w:val="clear" w:color="auto" w:fill="4472C4"/>
-            <w:tcMar>
-              <w:top w:w="50" w:type="dxa"/>
-              <w:left w:w="90" w:type="dxa"/>
-              <w:bottom w:w="50" w:type="dxa"/>
-              <w:right w:w="90" w:type="dxa"/>
-            </w:tcMar>
             <w:vAlign w:val="center"/>
           </w:tcPr>
           <w:p>
@@ -17235,12 +15571,6 @@
               <w:right w:val="single" w:sz="6" w:space="0" w:color="1F3864"/>
             </w:tcBorders>
             <w:shd w:val="clear" w:color="auto" w:fill="4472C4"/>
-            <w:tcMar>
-              <w:top w:w="50" w:type="dxa"/>
-              <w:left w:w="90" w:type="dxa"/>
-              <w:bottom w:w="50" w:type="dxa"/>
-              <w:right w:w="90" w:type="dxa"/>
-            </w:tcMar>
             <w:vAlign w:val="center"/>
           </w:tcPr>
           <w:p>
@@ -17280,12 +15610,6 @@
               <w:right w:val="single" w:sz="6" w:space="0" w:color="1F3864"/>
             </w:tcBorders>
             <w:shd w:val="clear" w:color="auto" w:fill="4472C4"/>
-            <w:tcMar>
-              <w:top w:w="50" w:type="dxa"/>
-              <w:left w:w="90" w:type="dxa"/>
-              <w:bottom w:w="50" w:type="dxa"/>
-              <w:right w:w="90" w:type="dxa"/>
-            </w:tcMar>
             <w:vAlign w:val="center"/>
           </w:tcPr>
           <w:p>
@@ -17325,12 +15649,6 @@
               <w:right w:val="single" w:sz="6" w:space="0" w:color="1F3864"/>
             </w:tcBorders>
             <w:shd w:val="clear" w:color="auto" w:fill="4472C4"/>
-            <w:tcMar>
-              <w:top w:w="50" w:type="dxa"/>
-              <w:left w:w="90" w:type="dxa"/>
-              <w:bottom w:w="50" w:type="dxa"/>
-              <w:right w:w="90" w:type="dxa"/>
-            </w:tcMar>
             <w:vAlign w:val="center"/>
           </w:tcPr>
           <w:p>
@@ -17397,12 +15715,6 @@
               <w:right w:val="single" w:sz="6" w:space="0" w:color="1F3864"/>
             </w:tcBorders>
             <w:shd w:val="clear" w:color="auto" w:fill="D9E2F3"/>
-            <w:tcMar>
-              <w:top w:w="50" w:type="dxa"/>
-              <w:left w:w="90" w:type="dxa"/>
-              <w:bottom w:w="50" w:type="dxa"/>
-              <w:right w:w="90" w:type="dxa"/>
-            </w:tcMar>
             <w:vAlign w:val="center"/>
           </w:tcPr>
           <w:p>
@@ -17435,12 +15747,6 @@
               <w:right w:val="single" w:sz="6" w:space="0" w:color="1F3864"/>
             </w:tcBorders>
             <w:shd w:val="clear" w:color="auto" w:fill="D9E2F3"/>
-            <w:tcMar>
-              <w:top w:w="50" w:type="dxa"/>
-              <w:left w:w="90" w:type="dxa"/>
-              <w:bottom w:w="50" w:type="dxa"/>
-              <w:right w:w="90" w:type="dxa"/>
-            </w:tcMar>
             <w:vAlign w:val="center"/>
           </w:tcPr>
           <w:p>
@@ -17473,12 +15779,6 @@
               <w:right w:val="single" w:sz="6" w:space="0" w:color="1F3864"/>
             </w:tcBorders>
             <w:shd w:val="clear" w:color="auto" w:fill="D9E2F3"/>
-            <w:tcMar>
-              <w:top w:w="50" w:type="dxa"/>
-              <w:left w:w="90" w:type="dxa"/>
-              <w:bottom w:w="50" w:type="dxa"/>
-              <w:right w:w="90" w:type="dxa"/>
-            </w:tcMar>
             <w:vAlign w:val="center"/>
           </w:tcPr>
           <w:p>
@@ -17511,12 +15811,6 @@
               <w:right w:val="single" w:sz="6" w:space="0" w:color="1F3864"/>
             </w:tcBorders>
             <w:shd w:val="clear" w:color="auto" w:fill="D9E2F3"/>
-            <w:tcMar>
-              <w:top w:w="50" w:type="dxa"/>
-              <w:left w:w="90" w:type="dxa"/>
-              <w:bottom w:w="50" w:type="dxa"/>
-              <w:right w:w="90" w:type="dxa"/>
-            </w:tcMar>
             <w:vAlign w:val="center"/>
           </w:tcPr>
           <w:p>
@@ -17576,12 +15870,6 @@
               <w:right w:val="single" w:sz="6" w:space="0" w:color="1F3864"/>
             </w:tcBorders>
             <w:shd w:val="clear" w:color="auto" w:fill="D9E2F3"/>
-            <w:tcMar>
-              <w:top w:w="50" w:type="dxa"/>
-              <w:left w:w="90" w:type="dxa"/>
-              <w:bottom w:w="50" w:type="dxa"/>
-              <w:right w:w="90" w:type="dxa"/>
-            </w:tcMar>
             <w:vAlign w:val="center"/>
           </w:tcPr>
           <w:p>
@@ -17614,12 +15902,6 @@
               <w:right w:val="single" w:sz="6" w:space="0" w:color="1F3864"/>
             </w:tcBorders>
             <w:shd w:val="clear" w:color="auto" w:fill="D9E2F3"/>
-            <w:tcMar>
-              <w:top w:w="50" w:type="dxa"/>
-              <w:left w:w="90" w:type="dxa"/>
-              <w:bottom w:w="50" w:type="dxa"/>
-              <w:right w:w="90" w:type="dxa"/>
-            </w:tcMar>
             <w:vAlign w:val="center"/>
           </w:tcPr>
           <w:p>
@@ -17652,12 +15934,6 @@
               <w:right w:val="single" w:sz="6" w:space="0" w:color="1F3864"/>
             </w:tcBorders>
             <w:shd w:val="clear" w:color="auto" w:fill="D9E2F3"/>
-            <w:tcMar>
-              <w:top w:w="50" w:type="dxa"/>
-              <w:left w:w="90" w:type="dxa"/>
-              <w:bottom w:w="50" w:type="dxa"/>
-              <w:right w:w="90" w:type="dxa"/>
-            </w:tcMar>
             <w:vAlign w:val="center"/>
           </w:tcPr>
           <w:p>
@@ -17690,12 +15966,6 @@
               <w:right w:val="single" w:sz="6" w:space="0" w:color="1F3864"/>
             </w:tcBorders>
             <w:shd w:val="clear" w:color="auto" w:fill="D9E2F3"/>
-            <w:tcMar>
-              <w:top w:w="50" w:type="dxa"/>
-              <w:left w:w="90" w:type="dxa"/>
-              <w:bottom w:w="50" w:type="dxa"/>
-              <w:right w:w="90" w:type="dxa"/>
-            </w:tcMar>
             <w:vAlign w:val="center"/>
           </w:tcPr>
           <w:p>
@@ -17755,12 +16025,6 @@
               <w:right w:val="single" w:sz="6" w:space="0" w:color="1F3864"/>
             </w:tcBorders>
             <w:shd w:val="clear" w:color="auto" w:fill="D9E2F3"/>
-            <w:tcMar>
-              <w:top w:w="50" w:type="dxa"/>
-              <w:left w:w="90" w:type="dxa"/>
-              <w:bottom w:w="50" w:type="dxa"/>
-              <w:right w:w="90" w:type="dxa"/>
-            </w:tcMar>
             <w:vAlign w:val="center"/>
           </w:tcPr>
           <w:p>
@@ -17793,12 +16057,6 @@
               <w:right w:val="single" w:sz="6" w:space="0" w:color="1F3864"/>
             </w:tcBorders>
             <w:shd w:val="clear" w:color="auto" w:fill="D9E2F3"/>
-            <w:tcMar>
-              <w:top w:w="50" w:type="dxa"/>
-              <w:left w:w="90" w:type="dxa"/>
-              <w:bottom w:w="50" w:type="dxa"/>
-              <w:right w:w="90" w:type="dxa"/>
-            </w:tcMar>
             <w:vAlign w:val="center"/>
           </w:tcPr>
           <w:p>
@@ -17831,12 +16089,6 @@
               <w:right w:val="single" w:sz="6" w:space="0" w:color="1F3864"/>
             </w:tcBorders>
             <w:shd w:val="clear" w:color="auto" w:fill="D9E2F3"/>
-            <w:tcMar>
-              <w:top w:w="50" w:type="dxa"/>
-              <w:left w:w="90" w:type="dxa"/>
-              <w:bottom w:w="50" w:type="dxa"/>
-              <w:right w:w="90" w:type="dxa"/>
-            </w:tcMar>
             <w:vAlign w:val="center"/>
           </w:tcPr>
           <w:p>
@@ -17869,12 +16121,6 @@
               <w:right w:val="single" w:sz="6" w:space="0" w:color="1F3864"/>
             </w:tcBorders>
             <w:shd w:val="clear" w:color="auto" w:fill="D9E2F3"/>
-            <w:tcMar>
-              <w:top w:w="50" w:type="dxa"/>
-              <w:left w:w="90" w:type="dxa"/>
-              <w:bottom w:w="50" w:type="dxa"/>
-              <w:right w:w="90" w:type="dxa"/>
-            </w:tcMar>
             <w:vAlign w:val="center"/>
           </w:tcPr>
           <w:p>
@@ -17934,12 +16180,6 @@
               <w:right w:val="single" w:sz="6" w:space="0" w:color="1F3864"/>
             </w:tcBorders>
             <w:shd w:val="clear" w:color="auto" w:fill="D9E2F3"/>
-            <w:tcMar>
-              <w:top w:w="50" w:type="dxa"/>
-              <w:left w:w="90" w:type="dxa"/>
-              <w:bottom w:w="50" w:type="dxa"/>
-              <w:right w:w="90" w:type="dxa"/>
-            </w:tcMar>
             <w:vAlign w:val="center"/>
           </w:tcPr>
           <w:p>
@@ -17984,12 +16224,6 @@
               <w:right w:val="single" w:sz="6" w:space="0" w:color="1F3864"/>
             </w:tcBorders>
             <w:shd w:val="clear" w:color="auto" w:fill="4472C4"/>
-            <w:tcMar>
-              <w:top w:w="50" w:type="dxa"/>
-              <w:left w:w="90" w:type="dxa"/>
-              <w:bottom w:w="50" w:type="dxa"/>
-              <w:right w:w="90" w:type="dxa"/>
-            </w:tcMar>
             <w:vAlign w:val="center"/>
           </w:tcPr>
           <w:p>
@@ -18056,12 +16290,6 @@
               <w:right w:val="single" w:sz="6" w:space="0" w:color="1F3864"/>
             </w:tcBorders>
             <w:shd w:val="clear" w:color="auto" w:fill="4472C4"/>
-            <w:tcMar>
-              <w:top w:w="50" w:type="dxa"/>
-              <w:left w:w="90" w:type="dxa"/>
-              <w:bottom w:w="50" w:type="dxa"/>
-              <w:right w:w="90" w:type="dxa"/>
-            </w:tcMar>
             <w:vAlign w:val="center"/>
           </w:tcPr>
           <w:p>
@@ -18101,12 +16329,6 @@
               <w:right w:val="single" w:sz="6" w:space="0" w:color="1F3864"/>
             </w:tcBorders>
             <w:shd w:val="clear" w:color="auto" w:fill="4472C4"/>
-            <w:tcMar>
-              <w:top w:w="50" w:type="dxa"/>
-              <w:left w:w="90" w:type="dxa"/>
-              <w:bottom w:w="50" w:type="dxa"/>
-              <w:right w:w="90" w:type="dxa"/>
-            </w:tcMar>
             <w:vAlign w:val="center"/>
           </w:tcPr>
           <w:p>
@@ -18146,12 +16368,6 @@
               <w:right w:val="single" w:sz="6" w:space="0" w:color="1F3864"/>
             </w:tcBorders>
             <w:shd w:val="clear" w:color="auto" w:fill="4472C4"/>
-            <w:tcMar>
-              <w:top w:w="50" w:type="dxa"/>
-              <w:left w:w="90" w:type="dxa"/>
-              <w:bottom w:w="50" w:type="dxa"/>
-              <w:right w:w="90" w:type="dxa"/>
-            </w:tcMar>
             <w:vAlign w:val="center"/>
           </w:tcPr>
           <w:p>
@@ -18191,12 +16407,6 @@
               <w:right w:val="single" w:sz="6" w:space="0" w:color="1F3864"/>
             </w:tcBorders>
             <w:shd w:val="clear" w:color="auto" w:fill="4472C4"/>
-            <w:tcMar>
-              <w:top w:w="50" w:type="dxa"/>
-              <w:left w:w="90" w:type="dxa"/>
-              <w:bottom w:w="50" w:type="dxa"/>
-              <w:right w:w="90" w:type="dxa"/>
-            </w:tcMar>
             <w:vAlign w:val="center"/>
           </w:tcPr>
           <w:p>
@@ -18263,12 +16473,6 @@
               <w:right w:val="single" w:sz="6" w:space="0" w:color="1F3864"/>
             </w:tcBorders>
             <w:shd w:val="clear" w:color="auto" w:fill="D9E2F3"/>
-            <w:tcMar>
-              <w:top w:w="50" w:type="dxa"/>
-              <w:left w:w="90" w:type="dxa"/>
-              <w:bottom w:w="50" w:type="dxa"/>
-              <w:right w:w="90" w:type="dxa"/>
-            </w:tcMar>
             <w:vAlign w:val="center"/>
           </w:tcPr>
           <w:p>
@@ -18301,12 +16505,6 @@
               <w:right w:val="single" w:sz="6" w:space="0" w:color="1F3864"/>
             </w:tcBorders>
             <w:shd w:val="clear" w:color="auto" w:fill="D9E2F3"/>
-            <w:tcMar>
-              <w:top w:w="50" w:type="dxa"/>
-              <w:left w:w="90" w:type="dxa"/>
-              <w:bottom w:w="50" w:type="dxa"/>
-              <w:right w:w="90" w:type="dxa"/>
-            </w:tcMar>
             <w:vAlign w:val="center"/>
           </w:tcPr>
           <w:p>
@@ -18339,12 +16537,6 @@
               <w:right w:val="single" w:sz="6" w:space="0" w:color="1F3864"/>
             </w:tcBorders>
             <w:shd w:val="clear" w:color="auto" w:fill="D9E2F3"/>
-            <w:tcMar>
-              <w:top w:w="50" w:type="dxa"/>
-              <w:left w:w="90" w:type="dxa"/>
-              <w:bottom w:w="50" w:type="dxa"/>
-              <w:right w:w="90" w:type="dxa"/>
-            </w:tcMar>
             <w:vAlign w:val="center"/>
           </w:tcPr>
           <w:p>
@@ -18377,12 +16569,6 @@
               <w:right w:val="single" w:sz="6" w:space="0" w:color="1F3864"/>
             </w:tcBorders>
             <w:shd w:val="clear" w:color="auto" w:fill="D9E2F3"/>
-            <w:tcMar>
-              <w:top w:w="50" w:type="dxa"/>
-              <w:left w:w="90" w:type="dxa"/>
-              <w:bottom w:w="50" w:type="dxa"/>
-              <w:right w:w="90" w:type="dxa"/>
-            </w:tcMar>
             <w:vAlign w:val="center"/>
           </w:tcPr>
           <w:p>
@@ -18442,12 +16628,6 @@
               <w:right w:val="single" w:sz="6" w:space="0" w:color="1F3864"/>
             </w:tcBorders>
             <w:shd w:val="clear" w:color="auto" w:fill="D9E2F3"/>
-            <w:tcMar>
-              <w:top w:w="50" w:type="dxa"/>
-              <w:left w:w="90" w:type="dxa"/>
-              <w:bottom w:w="50" w:type="dxa"/>
-              <w:right w:w="90" w:type="dxa"/>
-            </w:tcMar>
             <w:vAlign w:val="center"/>
           </w:tcPr>
           <w:p>
@@ -18480,12 +16660,6 @@
               <w:right w:val="single" w:sz="6" w:space="0" w:color="1F3864"/>
             </w:tcBorders>
             <w:shd w:val="clear" w:color="auto" w:fill="D9E2F3"/>
-            <w:tcMar>
-              <w:top w:w="50" w:type="dxa"/>
-              <w:left w:w="90" w:type="dxa"/>
-              <w:bottom w:w="50" w:type="dxa"/>
-              <w:right w:w="90" w:type="dxa"/>
-            </w:tcMar>
             <w:vAlign w:val="center"/>
           </w:tcPr>
           <w:p>
@@ -18518,12 +16692,6 @@
               <w:right w:val="single" w:sz="6" w:space="0" w:color="1F3864"/>
             </w:tcBorders>
             <w:shd w:val="clear" w:color="auto" w:fill="D9E2F3"/>
-            <w:tcMar>
-              <w:top w:w="50" w:type="dxa"/>
-              <w:left w:w="90" w:type="dxa"/>
-              <w:bottom w:w="50" w:type="dxa"/>
-              <w:right w:w="90" w:type="dxa"/>
-            </w:tcMar>
             <w:vAlign w:val="center"/>
           </w:tcPr>
           <w:p>
@@ -18556,12 +16724,6 @@
               <w:right w:val="single" w:sz="6" w:space="0" w:color="1F3864"/>
             </w:tcBorders>
             <w:shd w:val="clear" w:color="auto" w:fill="D9E2F3"/>
-            <w:tcMar>
-              <w:top w:w="50" w:type="dxa"/>
-              <w:left w:w="90" w:type="dxa"/>
-              <w:bottom w:w="50" w:type="dxa"/>
-              <w:right w:w="90" w:type="dxa"/>
-            </w:tcMar>
             <w:vAlign w:val="center"/>
           </w:tcPr>
           <w:p>
@@ -18621,12 +16783,6 @@
               <w:right w:val="single" w:sz="6" w:space="0" w:color="1F3864"/>
             </w:tcBorders>
             <w:shd w:val="clear" w:color="auto" w:fill="D9E2F3"/>
-            <w:tcMar>
-              <w:top w:w="50" w:type="dxa"/>
-              <w:left w:w="90" w:type="dxa"/>
-              <w:bottom w:w="50" w:type="dxa"/>
-              <w:right w:w="90" w:type="dxa"/>
-            </w:tcMar>
             <w:vAlign w:val="center"/>
           </w:tcPr>
           <w:p>
@@ -18659,12 +16815,6 @@
               <w:right w:val="single" w:sz="6" w:space="0" w:color="1F3864"/>
             </w:tcBorders>
             <w:shd w:val="clear" w:color="auto" w:fill="D9E2F3"/>
-            <w:tcMar>
-              <w:top w:w="50" w:type="dxa"/>
-              <w:left w:w="90" w:type="dxa"/>
-              <w:bottom w:w="50" w:type="dxa"/>
-              <w:right w:w="90" w:type="dxa"/>
-            </w:tcMar>
             <w:vAlign w:val="center"/>
           </w:tcPr>
           <w:p>
@@ -18697,12 +16847,6 @@
               <w:right w:val="single" w:sz="6" w:space="0" w:color="1F3864"/>
             </w:tcBorders>
             <w:shd w:val="clear" w:color="auto" w:fill="D9E2F3"/>
-            <w:tcMar>
-              <w:top w:w="50" w:type="dxa"/>
-              <w:left w:w="90" w:type="dxa"/>
-              <w:bottom w:w="50" w:type="dxa"/>
-              <w:right w:w="90" w:type="dxa"/>
-            </w:tcMar>
             <w:vAlign w:val="center"/>
           </w:tcPr>
           <w:p>
@@ -18735,12 +16879,6 @@
               <w:right w:val="single" w:sz="6" w:space="0" w:color="1F3864"/>
             </w:tcBorders>
             <w:shd w:val="clear" w:color="auto" w:fill="D9E2F3"/>
-            <w:tcMar>
-              <w:top w:w="50" w:type="dxa"/>
-              <w:left w:w="90" w:type="dxa"/>
-              <w:bottom w:w="50" w:type="dxa"/>
-              <w:right w:w="90" w:type="dxa"/>
-            </w:tcMar>
             <w:vAlign w:val="center"/>
           </w:tcPr>
           <w:p>
@@ -18800,12 +16938,6 @@
               <w:right w:val="single" w:sz="6" w:space="0" w:color="1F3864"/>
             </w:tcBorders>
             <w:shd w:val="clear" w:color="auto" w:fill="D9E2F3"/>
-            <w:tcMar>
-              <w:top w:w="50" w:type="dxa"/>
-              <w:left w:w="90" w:type="dxa"/>
-              <w:bottom w:w="50" w:type="dxa"/>
-              <w:right w:w="90" w:type="dxa"/>
-            </w:tcMar>
             <w:vAlign w:val="center"/>
           </w:tcPr>
           <w:p>
@@ -18850,12 +16982,6 @@
               <w:right w:val="single" w:sz="6" w:space="0" w:color="1F3864"/>
             </w:tcBorders>
             <w:shd w:val="clear" w:color="auto" w:fill="4472C4"/>
-            <w:tcMar>
-              <w:top w:w="50" w:type="dxa"/>
-              <w:left w:w="90" w:type="dxa"/>
-              <w:bottom w:w="50" w:type="dxa"/>
-              <w:right w:w="90" w:type="dxa"/>
-            </w:tcMar>
             <w:vAlign w:val="center"/>
           </w:tcPr>
           <w:p>
@@ -18922,12 +17048,6 @@
               <w:right w:val="single" w:sz="6" w:space="0" w:color="1F3864"/>
             </w:tcBorders>
             <w:shd w:val="clear" w:color="auto" w:fill="4472C4"/>
-            <w:tcMar>
-              <w:top w:w="50" w:type="dxa"/>
-              <w:left w:w="90" w:type="dxa"/>
-              <w:bottom w:w="50" w:type="dxa"/>
-              <w:right w:w="90" w:type="dxa"/>
-            </w:tcMar>
             <w:vAlign w:val="center"/>
           </w:tcPr>
           <w:p>
@@ -18967,12 +17087,6 @@
               <w:right w:val="single" w:sz="6" w:space="0" w:color="1F3864"/>
             </w:tcBorders>
             <w:shd w:val="clear" w:color="auto" w:fill="4472C4"/>
-            <w:tcMar>
-              <w:top w:w="50" w:type="dxa"/>
-              <w:left w:w="90" w:type="dxa"/>
-              <w:bottom w:w="50" w:type="dxa"/>
-              <w:right w:w="90" w:type="dxa"/>
-            </w:tcMar>
             <w:vAlign w:val="center"/>
           </w:tcPr>
           <w:p>
@@ -19012,12 +17126,6 @@
               <w:right w:val="single" w:sz="6" w:space="0" w:color="1F3864"/>
             </w:tcBorders>
             <w:shd w:val="clear" w:color="auto" w:fill="4472C4"/>
-            <w:tcMar>
-              <w:top w:w="50" w:type="dxa"/>
-              <w:left w:w="90" w:type="dxa"/>
-              <w:bottom w:w="50" w:type="dxa"/>
-              <w:right w:w="90" w:type="dxa"/>
-            </w:tcMar>
             <w:vAlign w:val="center"/>
           </w:tcPr>
           <w:p>
@@ -19057,12 +17165,6 @@
               <w:right w:val="single" w:sz="6" w:space="0" w:color="1F3864"/>
             </w:tcBorders>
             <w:shd w:val="clear" w:color="auto" w:fill="4472C4"/>
-            <w:tcMar>
-              <w:top w:w="50" w:type="dxa"/>
-              <w:left w:w="90" w:type="dxa"/>
-              <w:bottom w:w="50" w:type="dxa"/>
-              <w:right w:w="90" w:type="dxa"/>
-            </w:tcMar>
             <w:vAlign w:val="center"/>
           </w:tcPr>
           <w:p>
@@ -19129,12 +17231,6 @@
               <w:right w:val="single" w:sz="6" w:space="0" w:color="1F3864"/>
             </w:tcBorders>
             <w:shd w:val="clear" w:color="auto" w:fill="D9E2F3"/>
-            <w:tcMar>
-              <w:top w:w="50" w:type="dxa"/>
-              <w:left w:w="90" w:type="dxa"/>
-              <w:bottom w:w="50" w:type="dxa"/>
-              <w:right w:w="90" w:type="dxa"/>
-            </w:tcMar>
             <w:vAlign w:val="center"/>
           </w:tcPr>
           <w:p>
@@ -19167,12 +17263,6 @@
               <w:right w:val="single" w:sz="6" w:space="0" w:color="1F3864"/>
             </w:tcBorders>
             <w:shd w:val="clear" w:color="auto" w:fill="D9E2F3"/>
-            <w:tcMar>
-              <w:top w:w="50" w:type="dxa"/>
-              <w:left w:w="90" w:type="dxa"/>
-              <w:bottom w:w="50" w:type="dxa"/>
-              <w:right w:w="90" w:type="dxa"/>
-            </w:tcMar>
             <w:vAlign w:val="center"/>
           </w:tcPr>
           <w:p>
@@ -19205,12 +17295,6 @@
               <w:right w:val="single" w:sz="6" w:space="0" w:color="1F3864"/>
             </w:tcBorders>
             <w:shd w:val="clear" w:color="auto" w:fill="D9E2F3"/>
-            <w:tcMar>
-              <w:top w:w="50" w:type="dxa"/>
-              <w:left w:w="90" w:type="dxa"/>
-              <w:bottom w:w="50" w:type="dxa"/>
-              <w:right w:w="90" w:type="dxa"/>
-            </w:tcMar>
             <w:vAlign w:val="center"/>
           </w:tcPr>
           <w:p>
@@ -19243,12 +17327,6 @@
               <w:right w:val="single" w:sz="6" w:space="0" w:color="1F3864"/>
             </w:tcBorders>
             <w:shd w:val="clear" w:color="auto" w:fill="D9E2F3"/>
-            <w:tcMar>
-              <w:top w:w="50" w:type="dxa"/>
-              <w:left w:w="90" w:type="dxa"/>
-              <w:bottom w:w="50" w:type="dxa"/>
-              <w:right w:w="90" w:type="dxa"/>
-            </w:tcMar>
             <w:vAlign w:val="center"/>
           </w:tcPr>
           <w:p>
@@ -19308,12 +17386,6 @@
               <w:right w:val="single" w:sz="6" w:space="0" w:color="1F3864"/>
             </w:tcBorders>
             <w:shd w:val="clear" w:color="auto" w:fill="D9E2F3"/>
-            <w:tcMar>
-              <w:top w:w="50" w:type="dxa"/>
-              <w:left w:w="90" w:type="dxa"/>
-              <w:bottom w:w="50" w:type="dxa"/>
-              <w:right w:w="90" w:type="dxa"/>
-            </w:tcMar>
             <w:vAlign w:val="center"/>
           </w:tcPr>
           <w:p>
@@ -19346,12 +17418,6 @@
               <w:right w:val="single" w:sz="6" w:space="0" w:color="1F3864"/>
             </w:tcBorders>
             <w:shd w:val="clear" w:color="auto" w:fill="D9E2F3"/>
-            <w:tcMar>
-              <w:top w:w="50" w:type="dxa"/>
-              <w:left w:w="90" w:type="dxa"/>
-              <w:bottom w:w="50" w:type="dxa"/>
-              <w:right w:w="90" w:type="dxa"/>
-            </w:tcMar>
             <w:vAlign w:val="center"/>
           </w:tcPr>
           <w:p>
@@ -19384,12 +17450,6 @@
               <w:right w:val="single" w:sz="6" w:space="0" w:color="1F3864"/>
             </w:tcBorders>
             <w:shd w:val="clear" w:color="auto" w:fill="D9E2F3"/>
-            <w:tcMar>
-              <w:top w:w="50" w:type="dxa"/>
-              <w:left w:w="90" w:type="dxa"/>
-              <w:bottom w:w="50" w:type="dxa"/>
-              <w:right w:w="90" w:type="dxa"/>
-            </w:tcMar>
             <w:vAlign w:val="center"/>
           </w:tcPr>
           <w:p>
@@ -19422,12 +17482,6 @@
               <w:right w:val="single" w:sz="6" w:space="0" w:color="1F3864"/>
             </w:tcBorders>
             <w:shd w:val="clear" w:color="auto" w:fill="D9E2F3"/>
-            <w:tcMar>
-              <w:top w:w="50" w:type="dxa"/>
-              <w:left w:w="90" w:type="dxa"/>
-              <w:bottom w:w="50" w:type="dxa"/>
-              <w:right w:w="90" w:type="dxa"/>
-            </w:tcMar>
             <w:vAlign w:val="center"/>
           </w:tcPr>
           <w:p>
@@ -19487,12 +17541,6 @@
               <w:right w:val="single" w:sz="6" w:space="0" w:color="1F3864"/>
             </w:tcBorders>
             <w:shd w:val="clear" w:color="auto" w:fill="D9E2F3"/>
-            <w:tcMar>
-              <w:top w:w="50" w:type="dxa"/>
-              <w:left w:w="90" w:type="dxa"/>
-              <w:bottom w:w="50" w:type="dxa"/>
-              <w:right w:w="90" w:type="dxa"/>
-            </w:tcMar>
             <w:vAlign w:val="center"/>
           </w:tcPr>
           <w:p>
@@ -19525,12 +17573,6 @@
               <w:right w:val="single" w:sz="6" w:space="0" w:color="1F3864"/>
             </w:tcBorders>
             <w:shd w:val="clear" w:color="auto" w:fill="D9E2F3"/>
-            <w:tcMar>
-              <w:top w:w="50" w:type="dxa"/>
-              <w:left w:w="90" w:type="dxa"/>
-              <w:bottom w:w="50" w:type="dxa"/>
-              <w:right w:w="90" w:type="dxa"/>
-            </w:tcMar>
             <w:vAlign w:val="center"/>
           </w:tcPr>
           <w:p>
@@ -19563,12 +17605,6 @@
               <w:right w:val="single" w:sz="6" w:space="0" w:color="1F3864"/>
             </w:tcBorders>
             <w:shd w:val="clear" w:color="auto" w:fill="D9E2F3"/>
-            <w:tcMar>
-              <w:top w:w="50" w:type="dxa"/>
-              <w:left w:w="90" w:type="dxa"/>
-              <w:bottom w:w="50" w:type="dxa"/>
-              <w:right w:w="90" w:type="dxa"/>
-            </w:tcMar>
             <w:vAlign w:val="center"/>
           </w:tcPr>
           <w:p>
@@ -19601,12 +17637,6 @@
               <w:right w:val="single" w:sz="6" w:space="0" w:color="1F3864"/>
             </w:tcBorders>
             <w:shd w:val="clear" w:color="auto" w:fill="D9E2F3"/>
-            <w:tcMar>
-              <w:top w:w="50" w:type="dxa"/>
-              <w:left w:w="90" w:type="dxa"/>
-              <w:bottom w:w="50" w:type="dxa"/>
-              <w:right w:w="90" w:type="dxa"/>
-            </w:tcMar>
             <w:vAlign w:val="center"/>
           </w:tcPr>
           <w:p>
@@ -19666,12 +17696,6 @@
               <w:right w:val="single" w:sz="6" w:space="0" w:color="1F3864"/>
             </w:tcBorders>
             <w:shd w:val="clear" w:color="auto" w:fill="D9E2F3"/>
-            <w:tcMar>
-              <w:top w:w="50" w:type="dxa"/>
-              <w:left w:w="90" w:type="dxa"/>
-              <w:bottom w:w="50" w:type="dxa"/>
-              <w:right w:w="90" w:type="dxa"/>
-            </w:tcMar>
             <w:vAlign w:val="center"/>
           </w:tcPr>
           <w:p>
@@ -19716,12 +17740,6 @@
               <w:right w:val="single" w:sz="6" w:space="0" w:color="1F3864"/>
             </w:tcBorders>
             <w:shd w:val="clear" w:color="auto" w:fill="4472C4"/>
-            <w:tcMar>
-              <w:top w:w="50" w:type="dxa"/>
-              <w:left w:w="90" w:type="dxa"/>
-              <w:bottom w:w="50" w:type="dxa"/>
-              <w:right w:w="90" w:type="dxa"/>
-            </w:tcMar>
             <w:vAlign w:val="center"/>
           </w:tcPr>
           <w:p>
@@ -19788,12 +17806,6 @@
               <w:right w:val="single" w:sz="6" w:space="0" w:color="1F3864"/>
             </w:tcBorders>
             <w:shd w:val="clear" w:color="auto" w:fill="4472C4"/>
-            <w:tcMar>
-              <w:top w:w="50" w:type="dxa"/>
-              <w:left w:w="90" w:type="dxa"/>
-              <w:bottom w:w="50" w:type="dxa"/>
-              <w:right w:w="90" w:type="dxa"/>
-            </w:tcMar>
             <w:vAlign w:val="center"/>
           </w:tcPr>
           <w:p>
@@ -19833,12 +17845,6 @@
               <w:right w:val="single" w:sz="6" w:space="0" w:color="1F3864"/>
             </w:tcBorders>
             <w:shd w:val="clear" w:color="auto" w:fill="4472C4"/>
-            <w:tcMar>
-              <w:top w:w="50" w:type="dxa"/>
-              <w:left w:w="90" w:type="dxa"/>
-              <w:bottom w:w="50" w:type="dxa"/>
-              <w:right w:w="90" w:type="dxa"/>
-            </w:tcMar>
             <w:vAlign w:val="center"/>
           </w:tcPr>
           <w:p>
@@ -19878,12 +17884,6 @@
               <w:right w:val="single" w:sz="6" w:space="0" w:color="1F3864"/>
             </w:tcBorders>
             <w:shd w:val="clear" w:color="auto" w:fill="4472C4"/>
-            <w:tcMar>
-              <w:top w:w="50" w:type="dxa"/>
-              <w:left w:w="90" w:type="dxa"/>
-              <w:bottom w:w="50" w:type="dxa"/>
-              <w:right w:w="90" w:type="dxa"/>
-            </w:tcMar>
             <w:vAlign w:val="center"/>
           </w:tcPr>
           <w:p>
@@ -19923,12 +17923,6 @@
               <w:right w:val="single" w:sz="6" w:space="0" w:color="1F3864"/>
             </w:tcBorders>
             <w:shd w:val="clear" w:color="auto" w:fill="4472C4"/>
-            <w:tcMar>
-              <w:top w:w="50" w:type="dxa"/>
-              <w:left w:w="90" w:type="dxa"/>
-              <w:bottom w:w="50" w:type="dxa"/>
-              <w:right w:w="90" w:type="dxa"/>
-            </w:tcMar>
             <w:vAlign w:val="center"/>
           </w:tcPr>
           <w:p>
@@ -19995,12 +17989,6 @@
               <w:right w:val="single" w:sz="6" w:space="0" w:color="1F3864"/>
             </w:tcBorders>
             <w:shd w:val="clear" w:color="auto" w:fill="D9E2F3"/>
-            <w:tcMar>
-              <w:top w:w="50" w:type="dxa"/>
-              <w:left w:w="90" w:type="dxa"/>
-              <w:bottom w:w="50" w:type="dxa"/>
-              <w:right w:w="90" w:type="dxa"/>
-            </w:tcMar>
             <w:vAlign w:val="center"/>
           </w:tcPr>
           <w:p>
@@ -20033,12 +18021,6 @@
               <w:right w:val="single" w:sz="6" w:space="0" w:color="1F3864"/>
             </w:tcBorders>
             <w:shd w:val="clear" w:color="auto" w:fill="D9E2F3"/>
-            <w:tcMar>
-              <w:top w:w="50" w:type="dxa"/>
-              <w:left w:w="90" w:type="dxa"/>
-              <w:bottom w:w="50" w:type="dxa"/>
-              <w:right w:w="90" w:type="dxa"/>
-            </w:tcMar>
             <w:vAlign w:val="center"/>
           </w:tcPr>
           <w:p>
@@ -20071,12 +18053,6 @@
               <w:right w:val="single" w:sz="6" w:space="0" w:color="1F3864"/>
             </w:tcBorders>
             <w:shd w:val="clear" w:color="auto" w:fill="D9E2F3"/>
-            <w:tcMar>
-              <w:top w:w="50" w:type="dxa"/>
-              <w:left w:w="90" w:type="dxa"/>
-              <w:bottom w:w="50" w:type="dxa"/>
-              <w:right w:w="90" w:type="dxa"/>
-            </w:tcMar>
             <w:vAlign w:val="center"/>
           </w:tcPr>
           <w:p>
@@ -20109,12 +18085,6 @@
               <w:right w:val="single" w:sz="6" w:space="0" w:color="1F3864"/>
             </w:tcBorders>
             <w:shd w:val="clear" w:color="auto" w:fill="D9E2F3"/>
-            <w:tcMar>
-              <w:top w:w="50" w:type="dxa"/>
-              <w:left w:w="90" w:type="dxa"/>
-              <w:bottom w:w="50" w:type="dxa"/>
-              <w:right w:w="90" w:type="dxa"/>
-            </w:tcMar>
             <w:vAlign w:val="center"/>
           </w:tcPr>
           <w:p>
@@ -20174,12 +18144,6 @@
               <w:right w:val="single" w:sz="6" w:space="0" w:color="1F3864"/>
             </w:tcBorders>
             <w:shd w:val="clear" w:color="auto" w:fill="D9E2F3"/>
-            <w:tcMar>
-              <w:top w:w="50" w:type="dxa"/>
-              <w:left w:w="90" w:type="dxa"/>
-              <w:bottom w:w="50" w:type="dxa"/>
-              <w:right w:w="90" w:type="dxa"/>
-            </w:tcMar>
             <w:vAlign w:val="center"/>
           </w:tcPr>
           <w:p>
@@ -20212,12 +18176,6 @@
               <w:right w:val="single" w:sz="6" w:space="0" w:color="1F3864"/>
             </w:tcBorders>
             <w:shd w:val="clear" w:color="auto" w:fill="D9E2F3"/>
-            <w:tcMar>
-              <w:top w:w="50" w:type="dxa"/>
-              <w:left w:w="90" w:type="dxa"/>
-              <w:bottom w:w="50" w:type="dxa"/>
-              <w:right w:w="90" w:type="dxa"/>
-            </w:tcMar>
             <w:vAlign w:val="center"/>
           </w:tcPr>
           <w:p>
@@ -20250,12 +18208,6 @@
               <w:right w:val="single" w:sz="6" w:space="0" w:color="1F3864"/>
             </w:tcBorders>
             <w:shd w:val="clear" w:color="auto" w:fill="D9E2F3"/>
-            <w:tcMar>
-              <w:top w:w="50" w:type="dxa"/>
-              <w:left w:w="90" w:type="dxa"/>
-              <w:bottom w:w="50" w:type="dxa"/>
-              <w:right w:w="90" w:type="dxa"/>
-            </w:tcMar>
             <w:vAlign w:val="center"/>
           </w:tcPr>
           <w:p>
@@ -20288,12 +18240,6 @@
               <w:right w:val="single" w:sz="6" w:space="0" w:color="1F3864"/>
             </w:tcBorders>
             <w:shd w:val="clear" w:color="auto" w:fill="D9E2F3"/>
-            <w:tcMar>
-              <w:top w:w="50" w:type="dxa"/>
-              <w:left w:w="90" w:type="dxa"/>
-              <w:bottom w:w="50" w:type="dxa"/>
-              <w:right w:w="90" w:type="dxa"/>
-            </w:tcMar>
             <w:vAlign w:val="center"/>
           </w:tcPr>
           <w:p>
@@ -20353,12 +18299,6 @@
               <w:right w:val="single" w:sz="6" w:space="0" w:color="1F3864"/>
             </w:tcBorders>
             <w:shd w:val="clear" w:color="auto" w:fill="D9E2F3"/>
-            <w:tcMar>
-              <w:top w:w="50" w:type="dxa"/>
-              <w:left w:w="90" w:type="dxa"/>
-              <w:bottom w:w="50" w:type="dxa"/>
-              <w:right w:w="90" w:type="dxa"/>
-            </w:tcMar>
             <w:vAlign w:val="center"/>
           </w:tcPr>
           <w:p>
@@ -20391,12 +18331,6 @@
               <w:right w:val="single" w:sz="6" w:space="0" w:color="1F3864"/>
             </w:tcBorders>
             <w:shd w:val="clear" w:color="auto" w:fill="D9E2F3"/>
-            <w:tcMar>
-              <w:top w:w="50" w:type="dxa"/>
-              <w:left w:w="90" w:type="dxa"/>
-              <w:bottom w:w="50" w:type="dxa"/>
-              <w:right w:w="90" w:type="dxa"/>
-            </w:tcMar>
             <w:vAlign w:val="center"/>
           </w:tcPr>
           <w:p>
@@ -20429,12 +18363,6 @@
               <w:right w:val="single" w:sz="6" w:space="0" w:color="1F3864"/>
             </w:tcBorders>
             <w:shd w:val="clear" w:color="auto" w:fill="D9E2F3"/>
-            <w:tcMar>
-              <w:top w:w="50" w:type="dxa"/>
-              <w:left w:w="90" w:type="dxa"/>
-              <w:bottom w:w="50" w:type="dxa"/>
-              <w:right w:w="90" w:type="dxa"/>
-            </w:tcMar>
             <w:vAlign w:val="center"/>
           </w:tcPr>
           <w:p>
@@ -20467,12 +18395,6 @@
               <w:right w:val="single" w:sz="6" w:space="0" w:color="1F3864"/>
             </w:tcBorders>
             <w:shd w:val="clear" w:color="auto" w:fill="D9E2F3"/>
-            <w:tcMar>
-              <w:top w:w="50" w:type="dxa"/>
-              <w:left w:w="90" w:type="dxa"/>
-              <w:bottom w:w="50" w:type="dxa"/>
-              <w:right w:w="90" w:type="dxa"/>
-            </w:tcMar>
             <w:vAlign w:val="center"/>
           </w:tcPr>
           <w:p>
@@ -20532,12 +18454,6 @@
               <w:right w:val="single" w:sz="6" w:space="0" w:color="1F3864"/>
             </w:tcBorders>
             <w:shd w:val="clear" w:color="auto" w:fill="D9E2F3"/>
-            <w:tcMar>
-              <w:top w:w="50" w:type="dxa"/>
-              <w:left w:w="90" w:type="dxa"/>
-              <w:bottom w:w="50" w:type="dxa"/>
-              <w:right w:w="90" w:type="dxa"/>
-            </w:tcMar>
             <w:vAlign w:val="center"/>
           </w:tcPr>
           <w:p>
@@ -20582,12 +18498,6 @@
               <w:right w:val="single" w:sz="6" w:space="0" w:color="1F3864"/>
             </w:tcBorders>
             <w:shd w:val="clear" w:color="auto" w:fill="4472C4"/>
-            <w:tcMar>
-              <w:top w:w="50" w:type="dxa"/>
-              <w:left w:w="90" w:type="dxa"/>
-              <w:bottom w:w="50" w:type="dxa"/>
-              <w:right w:w="90" w:type="dxa"/>
-            </w:tcMar>
             <w:vAlign w:val="center"/>
           </w:tcPr>
           <w:p>
@@ -20654,12 +18564,6 @@
               <w:right w:val="single" w:sz="6" w:space="0" w:color="1F3864"/>
             </w:tcBorders>
             <w:shd w:val="clear" w:color="auto" w:fill="4472C4"/>
-            <w:tcMar>
-              <w:top w:w="50" w:type="dxa"/>
-              <w:left w:w="90" w:type="dxa"/>
-              <w:bottom w:w="50" w:type="dxa"/>
-              <w:right w:w="90" w:type="dxa"/>
-            </w:tcMar>
             <w:vAlign w:val="center"/>
           </w:tcPr>
           <w:p>
@@ -20699,12 +18603,6 @@
               <w:right w:val="single" w:sz="6" w:space="0" w:color="1F3864"/>
             </w:tcBorders>
             <w:shd w:val="clear" w:color="auto" w:fill="4472C4"/>
-            <w:tcMar>
-              <w:top w:w="50" w:type="dxa"/>
-              <w:left w:w="90" w:type="dxa"/>
-              <w:bottom w:w="50" w:type="dxa"/>
-              <w:right w:w="90" w:type="dxa"/>
-            </w:tcMar>
             <w:vAlign w:val="center"/>
           </w:tcPr>
           <w:p>
@@ -20744,12 +18642,6 @@
               <w:right w:val="single" w:sz="6" w:space="0" w:color="1F3864"/>
             </w:tcBorders>
             <w:shd w:val="clear" w:color="auto" w:fill="4472C4"/>
-            <w:tcMar>
-              <w:top w:w="50" w:type="dxa"/>
-              <w:left w:w="90" w:type="dxa"/>
-              <w:bottom w:w="50" w:type="dxa"/>
-              <w:right w:w="90" w:type="dxa"/>
-            </w:tcMar>
             <w:vAlign w:val="center"/>
           </w:tcPr>
           <w:p>
@@ -20789,12 +18681,6 @@
               <w:right w:val="single" w:sz="6" w:space="0" w:color="1F3864"/>
             </w:tcBorders>
             <w:shd w:val="clear" w:color="auto" w:fill="4472C4"/>
-            <w:tcMar>
-              <w:top w:w="50" w:type="dxa"/>
-              <w:left w:w="90" w:type="dxa"/>
-              <w:bottom w:w="50" w:type="dxa"/>
-              <w:right w:w="90" w:type="dxa"/>
-            </w:tcMar>
             <w:vAlign w:val="center"/>
           </w:tcPr>
           <w:p>
@@ -20861,12 +18747,6 @@
               <w:right w:val="single" w:sz="6" w:space="0" w:color="1F3864"/>
             </w:tcBorders>
             <w:shd w:val="clear" w:color="auto" w:fill="D9E2F3"/>
-            <w:tcMar>
-              <w:top w:w="50" w:type="dxa"/>
-              <w:left w:w="90" w:type="dxa"/>
-              <w:bottom w:w="50" w:type="dxa"/>
-              <w:right w:w="90" w:type="dxa"/>
-            </w:tcMar>
             <w:vAlign w:val="center"/>
           </w:tcPr>
           <w:p>
@@ -20899,12 +18779,6 @@
               <w:right w:val="single" w:sz="6" w:space="0" w:color="1F3864"/>
             </w:tcBorders>
             <w:shd w:val="clear" w:color="auto" w:fill="D9E2F3"/>
-            <w:tcMar>
-              <w:top w:w="50" w:type="dxa"/>
-              <w:left w:w="90" w:type="dxa"/>
-              <w:bottom w:w="50" w:type="dxa"/>
-              <w:right w:w="90" w:type="dxa"/>
-            </w:tcMar>
             <w:vAlign w:val="center"/>
           </w:tcPr>
           <w:p>
@@ -20937,12 +18811,6 @@
               <w:right w:val="single" w:sz="6" w:space="0" w:color="1F3864"/>
             </w:tcBorders>
             <w:shd w:val="clear" w:color="auto" w:fill="D9E2F3"/>
-            <w:tcMar>
-              <w:top w:w="50" w:type="dxa"/>
-              <w:left w:w="90" w:type="dxa"/>
-              <w:bottom w:w="50" w:type="dxa"/>
-              <w:right w:w="90" w:type="dxa"/>
-            </w:tcMar>
             <w:vAlign w:val="center"/>
           </w:tcPr>
           <w:p>
@@ -20991,12 +18859,6 @@
               <w:right w:val="single" w:sz="6" w:space="0" w:color="1F3864"/>
             </w:tcBorders>
             <w:shd w:val="clear" w:color="auto" w:fill="D9E2F3"/>
-            <w:tcMar>
-              <w:top w:w="50" w:type="dxa"/>
-              <w:left w:w="90" w:type="dxa"/>
-              <w:bottom w:w="50" w:type="dxa"/>
-              <w:right w:w="90" w:type="dxa"/>
-            </w:tcMar>
             <w:vAlign w:val="center"/>
           </w:tcPr>
           <w:p>
@@ -21056,12 +18918,6 @@
               <w:right w:val="single" w:sz="6" w:space="0" w:color="1F3864"/>
             </w:tcBorders>
             <w:shd w:val="clear" w:color="auto" w:fill="D9E2F3"/>
-            <w:tcMar>
-              <w:top w:w="50" w:type="dxa"/>
-              <w:left w:w="90" w:type="dxa"/>
-              <w:bottom w:w="50" w:type="dxa"/>
-              <w:right w:w="90" w:type="dxa"/>
-            </w:tcMar>
             <w:vAlign w:val="center"/>
           </w:tcPr>
           <w:p>
@@ -21094,12 +18950,6 @@
               <w:right w:val="single" w:sz="6" w:space="0" w:color="1F3864"/>
             </w:tcBorders>
             <w:shd w:val="clear" w:color="auto" w:fill="D9E2F3"/>
-            <w:tcMar>
-              <w:top w:w="50" w:type="dxa"/>
-              <w:left w:w="90" w:type="dxa"/>
-              <w:bottom w:w="50" w:type="dxa"/>
-              <w:right w:w="90" w:type="dxa"/>
-            </w:tcMar>
             <w:vAlign w:val="center"/>
           </w:tcPr>
           <w:p>
@@ -21132,12 +18982,6 @@
               <w:right w:val="single" w:sz="6" w:space="0" w:color="1F3864"/>
             </w:tcBorders>
             <w:shd w:val="clear" w:color="auto" w:fill="D9E2F3"/>
-            <w:tcMar>
-              <w:top w:w="50" w:type="dxa"/>
-              <w:left w:w="90" w:type="dxa"/>
-              <w:bottom w:w="50" w:type="dxa"/>
-              <w:right w:w="90" w:type="dxa"/>
-            </w:tcMar>
             <w:vAlign w:val="center"/>
           </w:tcPr>
           <w:p>
@@ -21170,12 +19014,6 @@
               <w:right w:val="single" w:sz="6" w:space="0" w:color="1F3864"/>
             </w:tcBorders>
             <w:shd w:val="clear" w:color="auto" w:fill="D9E2F3"/>
-            <w:tcMar>
-              <w:top w:w="50" w:type="dxa"/>
-              <w:left w:w="90" w:type="dxa"/>
-              <w:bottom w:w="50" w:type="dxa"/>
-              <w:right w:w="90" w:type="dxa"/>
-            </w:tcMar>
             <w:vAlign w:val="center"/>
           </w:tcPr>
           <w:p>
@@ -21235,12 +19073,6 @@
               <w:right w:val="single" w:sz="6" w:space="0" w:color="1F3864"/>
             </w:tcBorders>
             <w:shd w:val="clear" w:color="auto" w:fill="D9E2F3"/>
-            <w:tcMar>
-              <w:top w:w="50" w:type="dxa"/>
-              <w:left w:w="90" w:type="dxa"/>
-              <w:bottom w:w="50" w:type="dxa"/>
-              <w:right w:w="90" w:type="dxa"/>
-            </w:tcMar>
             <w:vAlign w:val="center"/>
           </w:tcPr>
           <w:p>
@@ -21273,12 +19105,6 @@
               <w:right w:val="single" w:sz="6" w:space="0" w:color="1F3864"/>
             </w:tcBorders>
             <w:shd w:val="clear" w:color="auto" w:fill="D9E2F3"/>
-            <w:tcMar>
-              <w:top w:w="50" w:type="dxa"/>
-              <w:left w:w="90" w:type="dxa"/>
-              <w:bottom w:w="50" w:type="dxa"/>
-              <w:right w:w="90" w:type="dxa"/>
-            </w:tcMar>
             <w:vAlign w:val="center"/>
           </w:tcPr>
           <w:p>
@@ -21311,12 +19137,6 @@
               <w:right w:val="single" w:sz="6" w:space="0" w:color="1F3864"/>
             </w:tcBorders>
             <w:shd w:val="clear" w:color="auto" w:fill="D9E2F3"/>
-            <w:tcMar>
-              <w:top w:w="50" w:type="dxa"/>
-              <w:left w:w="90" w:type="dxa"/>
-              <w:bottom w:w="50" w:type="dxa"/>
-              <w:right w:w="90" w:type="dxa"/>
-            </w:tcMar>
             <w:vAlign w:val="center"/>
           </w:tcPr>
           <w:p>
@@ -21349,12 +19169,6 @@
               <w:right w:val="single" w:sz="6" w:space="0" w:color="1F3864"/>
             </w:tcBorders>
             <w:shd w:val="clear" w:color="auto" w:fill="D9E2F3"/>
-            <w:tcMar>
-              <w:top w:w="50" w:type="dxa"/>
-              <w:left w:w="90" w:type="dxa"/>
-              <w:bottom w:w="50" w:type="dxa"/>
-              <w:right w:w="90" w:type="dxa"/>
-            </w:tcMar>
             <w:vAlign w:val="center"/>
           </w:tcPr>
           <w:p>
@@ -21414,12 +19228,6 @@
               <w:right w:val="single" w:sz="6" w:space="0" w:color="1F3864"/>
             </w:tcBorders>
             <w:shd w:val="clear" w:color="auto" w:fill="D9E2F3"/>
-            <w:tcMar>
-              <w:top w:w="50" w:type="dxa"/>
-              <w:left w:w="90" w:type="dxa"/>
-              <w:bottom w:w="50" w:type="dxa"/>
-              <w:right w:w="90" w:type="dxa"/>
-            </w:tcMar>
             <w:vAlign w:val="center"/>
           </w:tcPr>
           <w:p>
@@ -21464,12 +19272,6 @@
               <w:right w:val="single" w:sz="6" w:space="0" w:color="1F3864"/>
             </w:tcBorders>
             <w:shd w:val="clear" w:color="auto" w:fill="4472C4"/>
-            <w:tcMar>
-              <w:top w:w="50" w:type="dxa"/>
-              <w:left w:w="90" w:type="dxa"/>
-              <w:bottom w:w="50" w:type="dxa"/>
-              <w:right w:w="90" w:type="dxa"/>
-            </w:tcMar>
             <w:vAlign w:val="center"/>
           </w:tcPr>
           <w:p>
@@ -21536,12 +19338,6 @@
               <w:right w:val="single" w:sz="6" w:space="0" w:color="1F3864"/>
             </w:tcBorders>
             <w:shd w:val="clear" w:color="auto" w:fill="4472C4"/>
-            <w:tcMar>
-              <w:top w:w="50" w:type="dxa"/>
-              <w:left w:w="90" w:type="dxa"/>
-              <w:bottom w:w="50" w:type="dxa"/>
-              <w:right w:w="90" w:type="dxa"/>
-            </w:tcMar>
             <w:vAlign w:val="center"/>
           </w:tcPr>
           <w:p>
@@ -21581,12 +19377,6 @@
               <w:right w:val="single" w:sz="6" w:space="0" w:color="1F3864"/>
             </w:tcBorders>
             <w:shd w:val="clear" w:color="auto" w:fill="4472C4"/>
-            <w:tcMar>
-              <w:top w:w="50" w:type="dxa"/>
-              <w:left w:w="90" w:type="dxa"/>
-              <w:bottom w:w="50" w:type="dxa"/>
-              <w:right w:w="90" w:type="dxa"/>
-            </w:tcMar>
             <w:vAlign w:val="center"/>
           </w:tcPr>
           <w:p>
@@ -21626,12 +19416,6 @@
               <w:right w:val="single" w:sz="6" w:space="0" w:color="1F3864"/>
             </w:tcBorders>
             <w:shd w:val="clear" w:color="auto" w:fill="4472C4"/>
-            <w:tcMar>
-              <w:top w:w="50" w:type="dxa"/>
-              <w:left w:w="90" w:type="dxa"/>
-              <w:bottom w:w="50" w:type="dxa"/>
-              <w:right w:w="90" w:type="dxa"/>
-            </w:tcMar>
             <w:vAlign w:val="center"/>
           </w:tcPr>
           <w:p>
@@ -21671,12 +19455,6 @@
               <w:right w:val="single" w:sz="6" w:space="0" w:color="1F3864"/>
             </w:tcBorders>
             <w:shd w:val="clear" w:color="auto" w:fill="4472C4"/>
-            <w:tcMar>
-              <w:top w:w="50" w:type="dxa"/>
-              <w:left w:w="90" w:type="dxa"/>
-              <w:bottom w:w="50" w:type="dxa"/>
-              <w:right w:w="90" w:type="dxa"/>
-            </w:tcMar>
             <w:vAlign w:val="center"/>
           </w:tcPr>
           <w:p>
@@ -21743,12 +19521,6 @@
               <w:right w:val="single" w:sz="6" w:space="0" w:color="1F3864"/>
             </w:tcBorders>
             <w:shd w:val="clear" w:color="auto" w:fill="D9E2F3"/>
-            <w:tcMar>
-              <w:top w:w="50" w:type="dxa"/>
-              <w:left w:w="90" w:type="dxa"/>
-              <w:bottom w:w="50" w:type="dxa"/>
-              <w:right w:w="90" w:type="dxa"/>
-            </w:tcMar>
             <w:vAlign w:val="center"/>
           </w:tcPr>
           <w:p>
@@ -21781,12 +19553,6 @@
               <w:right w:val="single" w:sz="6" w:space="0" w:color="1F3864"/>
             </w:tcBorders>
             <w:shd w:val="clear" w:color="auto" w:fill="D9E2F3"/>
-            <w:tcMar>
-              <w:top w:w="50" w:type="dxa"/>
-              <w:left w:w="90" w:type="dxa"/>
-              <w:bottom w:w="50" w:type="dxa"/>
-              <w:right w:w="90" w:type="dxa"/>
-            </w:tcMar>
             <w:vAlign w:val="center"/>
           </w:tcPr>
           <w:p>
@@ -21819,12 +19585,6 @@
               <w:right w:val="single" w:sz="6" w:space="0" w:color="1F3864"/>
             </w:tcBorders>
             <w:shd w:val="clear" w:color="auto" w:fill="D9E2F3"/>
-            <w:tcMar>
-              <w:top w:w="50" w:type="dxa"/>
-              <w:left w:w="90" w:type="dxa"/>
-              <w:bottom w:w="50" w:type="dxa"/>
-              <w:right w:w="90" w:type="dxa"/>
-            </w:tcMar>
             <w:vAlign w:val="center"/>
           </w:tcPr>
           <w:p>
@@ -21857,12 +19617,6 @@
               <w:right w:val="single" w:sz="6" w:space="0" w:color="1F3864"/>
             </w:tcBorders>
             <w:shd w:val="clear" w:color="auto" w:fill="D9E2F3"/>
-            <w:tcMar>
-              <w:top w:w="50" w:type="dxa"/>
-              <w:left w:w="90" w:type="dxa"/>
-              <w:bottom w:w="50" w:type="dxa"/>
-              <w:right w:w="90" w:type="dxa"/>
-            </w:tcMar>
             <w:vAlign w:val="center"/>
           </w:tcPr>
           <w:p>
@@ -21922,12 +19676,6 @@
               <w:right w:val="single" w:sz="6" w:space="0" w:color="1F3864"/>
             </w:tcBorders>
             <w:shd w:val="clear" w:color="auto" w:fill="D9E2F3"/>
-            <w:tcMar>
-              <w:top w:w="50" w:type="dxa"/>
-              <w:left w:w="90" w:type="dxa"/>
-              <w:bottom w:w="50" w:type="dxa"/>
-              <w:right w:w="90" w:type="dxa"/>
-            </w:tcMar>
             <w:vAlign w:val="center"/>
           </w:tcPr>
           <w:p>
@@ -21960,12 +19708,6 @@
               <w:right w:val="single" w:sz="6" w:space="0" w:color="1F3864"/>
             </w:tcBorders>
             <w:shd w:val="clear" w:color="auto" w:fill="D9E2F3"/>
-            <w:tcMar>
-              <w:top w:w="50" w:type="dxa"/>
-              <w:left w:w="90" w:type="dxa"/>
-              <w:bottom w:w="50" w:type="dxa"/>
-              <w:right w:w="90" w:type="dxa"/>
-            </w:tcMar>
             <w:vAlign w:val="center"/>
           </w:tcPr>
           <w:p>
@@ -21998,12 +19740,6 @@
               <w:right w:val="single" w:sz="6" w:space="0" w:color="1F3864"/>
             </w:tcBorders>
             <w:shd w:val="clear" w:color="auto" w:fill="D9E2F3"/>
-            <w:tcMar>
-              <w:top w:w="50" w:type="dxa"/>
-              <w:left w:w="90" w:type="dxa"/>
-              <w:bottom w:w="50" w:type="dxa"/>
-              <w:right w:w="90" w:type="dxa"/>
-            </w:tcMar>
             <w:vAlign w:val="center"/>
           </w:tcPr>
           <w:p>
@@ -22036,12 +19772,6 @@
               <w:right w:val="single" w:sz="6" w:space="0" w:color="1F3864"/>
             </w:tcBorders>
             <w:shd w:val="clear" w:color="auto" w:fill="D9E2F3"/>
-            <w:tcMar>
-              <w:top w:w="50" w:type="dxa"/>
-              <w:left w:w="90" w:type="dxa"/>
-              <w:bottom w:w="50" w:type="dxa"/>
-              <w:right w:w="90" w:type="dxa"/>
-            </w:tcMar>
             <w:vAlign w:val="center"/>
           </w:tcPr>
           <w:p>
@@ -22101,12 +19831,6 @@
               <w:right w:val="single" w:sz="6" w:space="0" w:color="1F3864"/>
             </w:tcBorders>
             <w:shd w:val="clear" w:color="auto" w:fill="D9E2F3"/>
-            <w:tcMar>
-              <w:top w:w="50" w:type="dxa"/>
-              <w:left w:w="90" w:type="dxa"/>
-              <w:bottom w:w="50" w:type="dxa"/>
-              <w:right w:w="90" w:type="dxa"/>
-            </w:tcMar>
             <w:vAlign w:val="center"/>
           </w:tcPr>
           <w:p>
@@ -22139,12 +19863,6 @@
               <w:right w:val="single" w:sz="6" w:space="0" w:color="1F3864"/>
             </w:tcBorders>
             <w:shd w:val="clear" w:color="auto" w:fill="D9E2F3"/>
-            <w:tcMar>
-              <w:top w:w="50" w:type="dxa"/>
-              <w:left w:w="90" w:type="dxa"/>
-              <w:bottom w:w="50" w:type="dxa"/>
-              <w:right w:w="90" w:type="dxa"/>
-            </w:tcMar>
             <w:vAlign w:val="center"/>
           </w:tcPr>
           <w:p>
@@ -22177,12 +19895,6 @@
               <w:right w:val="single" w:sz="6" w:space="0" w:color="1F3864"/>
             </w:tcBorders>
             <w:shd w:val="clear" w:color="auto" w:fill="D9E2F3"/>
-            <w:tcMar>
-              <w:top w:w="50" w:type="dxa"/>
-              <w:left w:w="90" w:type="dxa"/>
-              <w:bottom w:w="50" w:type="dxa"/>
-              <w:right w:w="90" w:type="dxa"/>
-            </w:tcMar>
             <w:vAlign w:val="center"/>
           </w:tcPr>
           <w:p>
@@ -22215,12 +19927,6 @@
               <w:right w:val="single" w:sz="6" w:space="0" w:color="1F3864"/>
             </w:tcBorders>
             <w:shd w:val="clear" w:color="auto" w:fill="D9E2F3"/>
-            <w:tcMar>
-              <w:top w:w="50" w:type="dxa"/>
-              <w:left w:w="90" w:type="dxa"/>
-              <w:bottom w:w="50" w:type="dxa"/>
-              <w:right w:w="90" w:type="dxa"/>
-            </w:tcMar>
             <w:vAlign w:val="center"/>
           </w:tcPr>
           <w:p>
@@ -22280,12 +19986,6 @@
               <w:right w:val="single" w:sz="6" w:space="0" w:color="1F3864"/>
             </w:tcBorders>
             <w:shd w:val="clear" w:color="auto" w:fill="D9E2F3"/>
-            <w:tcMar>
-              <w:top w:w="50" w:type="dxa"/>
-              <w:left w:w="90" w:type="dxa"/>
-              <w:bottom w:w="50" w:type="dxa"/>
-              <w:right w:w="90" w:type="dxa"/>
-            </w:tcMar>
             <w:vAlign w:val="center"/>
           </w:tcPr>
           <w:p>
@@ -22330,12 +20030,6 @@
               <w:right w:val="single" w:sz="6" w:space="0" w:color="1F3864"/>
             </w:tcBorders>
             <w:shd w:val="clear" w:color="auto" w:fill="4472C4"/>
-            <w:tcMar>
-              <w:top w:w="50" w:type="dxa"/>
-              <w:left w:w="90" w:type="dxa"/>
-              <w:bottom w:w="50" w:type="dxa"/>
-              <w:right w:w="90" w:type="dxa"/>
-            </w:tcMar>
             <w:vAlign w:val="center"/>
           </w:tcPr>
           <w:p>
@@ -22402,12 +20096,6 @@
               <w:right w:val="single" w:sz="6" w:space="0" w:color="1F3864"/>
             </w:tcBorders>
             <w:shd w:val="clear" w:color="auto" w:fill="4472C4"/>
-            <w:tcMar>
-              <w:top w:w="50" w:type="dxa"/>
-              <w:left w:w="90" w:type="dxa"/>
-              <w:bottom w:w="50" w:type="dxa"/>
-              <w:right w:w="90" w:type="dxa"/>
-            </w:tcMar>
             <w:vAlign w:val="center"/>
           </w:tcPr>
           <w:p>
@@ -22447,12 +20135,6 @@
               <w:right w:val="single" w:sz="6" w:space="0" w:color="1F3864"/>
             </w:tcBorders>
             <w:shd w:val="clear" w:color="auto" w:fill="4472C4"/>
-            <w:tcMar>
-              <w:top w:w="50" w:type="dxa"/>
-              <w:left w:w="90" w:type="dxa"/>
-              <w:bottom w:w="50" w:type="dxa"/>
-              <w:right w:w="90" w:type="dxa"/>
-            </w:tcMar>
             <w:vAlign w:val="center"/>
           </w:tcPr>
           <w:p>
@@ -22492,12 +20174,6 @@
               <w:right w:val="single" w:sz="6" w:space="0" w:color="1F3864"/>
             </w:tcBorders>
             <w:shd w:val="clear" w:color="auto" w:fill="4472C4"/>
-            <w:tcMar>
-              <w:top w:w="50" w:type="dxa"/>
-              <w:left w:w="90" w:type="dxa"/>
-              <w:bottom w:w="50" w:type="dxa"/>
-              <w:right w:w="90" w:type="dxa"/>
-            </w:tcMar>
             <w:vAlign w:val="center"/>
           </w:tcPr>
           <w:p>
@@ -22537,12 +20213,6 @@
               <w:right w:val="single" w:sz="6" w:space="0" w:color="1F3864"/>
             </w:tcBorders>
             <w:shd w:val="clear" w:color="auto" w:fill="4472C4"/>
-            <w:tcMar>
-              <w:top w:w="50" w:type="dxa"/>
-              <w:left w:w="90" w:type="dxa"/>
-              <w:bottom w:w="50" w:type="dxa"/>
-              <w:right w:w="90" w:type="dxa"/>
-            </w:tcMar>
             <w:vAlign w:val="center"/>
           </w:tcPr>
           <w:p>
@@ -22609,12 +20279,6 @@
               <w:right w:val="single" w:sz="6" w:space="0" w:color="1F3864"/>
             </w:tcBorders>
             <w:shd w:val="clear" w:color="auto" w:fill="D9E2F3"/>
-            <w:tcMar>
-              <w:top w:w="50" w:type="dxa"/>
-              <w:left w:w="90" w:type="dxa"/>
-              <w:bottom w:w="50" w:type="dxa"/>
-              <w:right w:w="90" w:type="dxa"/>
-            </w:tcMar>
             <w:vAlign w:val="center"/>
           </w:tcPr>
           <w:p>
@@ -22647,12 +20311,6 @@
               <w:right w:val="single" w:sz="6" w:space="0" w:color="1F3864"/>
             </w:tcBorders>
             <w:shd w:val="clear" w:color="auto" w:fill="D9E2F3"/>
-            <w:tcMar>
-              <w:top w:w="50" w:type="dxa"/>
-              <w:left w:w="90" w:type="dxa"/>
-              <w:bottom w:w="50" w:type="dxa"/>
-              <w:right w:w="90" w:type="dxa"/>
-            </w:tcMar>
             <w:vAlign w:val="center"/>
           </w:tcPr>
           <w:p>
@@ -22685,12 +20343,6 @@
               <w:right w:val="single" w:sz="6" w:space="0" w:color="1F3864"/>
             </w:tcBorders>
             <w:shd w:val="clear" w:color="auto" w:fill="D9E2F3"/>
-            <w:tcMar>
-              <w:top w:w="50" w:type="dxa"/>
-              <w:left w:w="90" w:type="dxa"/>
-              <w:bottom w:w="50" w:type="dxa"/>
-              <w:right w:w="90" w:type="dxa"/>
-            </w:tcMar>
             <w:vAlign w:val="center"/>
           </w:tcPr>
           <w:p>
@@ -22723,12 +20375,6 @@
               <w:right w:val="single" w:sz="6" w:space="0" w:color="1F3864"/>
             </w:tcBorders>
             <w:shd w:val="clear" w:color="auto" w:fill="D9E2F3"/>
-            <w:tcMar>
-              <w:top w:w="50" w:type="dxa"/>
-              <w:left w:w="90" w:type="dxa"/>
-              <w:bottom w:w="50" w:type="dxa"/>
-              <w:right w:w="90" w:type="dxa"/>
-            </w:tcMar>
             <w:vAlign w:val="center"/>
           </w:tcPr>
           <w:p>
@@ -22788,12 +20434,6 @@
               <w:right w:val="single" w:sz="6" w:space="0" w:color="1F3864"/>
             </w:tcBorders>
             <w:shd w:val="clear" w:color="auto" w:fill="D9E2F3"/>
-            <w:tcMar>
-              <w:top w:w="50" w:type="dxa"/>
-              <w:left w:w="90" w:type="dxa"/>
-              <w:bottom w:w="50" w:type="dxa"/>
-              <w:right w:w="90" w:type="dxa"/>
-            </w:tcMar>
             <w:vAlign w:val="center"/>
           </w:tcPr>
           <w:p>
@@ -22826,12 +20466,6 @@
               <w:right w:val="single" w:sz="6" w:space="0" w:color="1F3864"/>
             </w:tcBorders>
             <w:shd w:val="clear" w:color="auto" w:fill="D9E2F3"/>
-            <w:tcMar>
-              <w:top w:w="50" w:type="dxa"/>
-              <w:left w:w="90" w:type="dxa"/>
-              <w:bottom w:w="50" w:type="dxa"/>
-              <w:right w:w="90" w:type="dxa"/>
-            </w:tcMar>
             <w:vAlign w:val="center"/>
           </w:tcPr>
           <w:p>
@@ -22864,12 +20498,6 @@
               <w:right w:val="single" w:sz="6" w:space="0" w:color="1F3864"/>
             </w:tcBorders>
             <w:shd w:val="clear" w:color="auto" w:fill="D9E2F3"/>
-            <w:tcMar>
-              <w:top w:w="50" w:type="dxa"/>
-              <w:left w:w="90" w:type="dxa"/>
-              <w:bottom w:w="50" w:type="dxa"/>
-              <w:right w:w="90" w:type="dxa"/>
-            </w:tcMar>
             <w:vAlign w:val="center"/>
           </w:tcPr>
           <w:p>
@@ -22902,12 +20530,6 @@
               <w:right w:val="single" w:sz="6" w:space="0" w:color="1F3864"/>
             </w:tcBorders>
             <w:shd w:val="clear" w:color="auto" w:fill="D9E2F3"/>
-            <w:tcMar>
-              <w:top w:w="50" w:type="dxa"/>
-              <w:left w:w="90" w:type="dxa"/>
-              <w:bottom w:w="50" w:type="dxa"/>
-              <w:right w:w="90" w:type="dxa"/>
-            </w:tcMar>
             <w:vAlign w:val="center"/>
           </w:tcPr>
           <w:p>
@@ -22967,12 +20589,6 @@
               <w:right w:val="single" w:sz="6" w:space="0" w:color="1F3864"/>
             </w:tcBorders>
             <w:shd w:val="clear" w:color="auto" w:fill="D9E2F3"/>
-            <w:tcMar>
-              <w:top w:w="50" w:type="dxa"/>
-              <w:left w:w="90" w:type="dxa"/>
-              <w:bottom w:w="50" w:type="dxa"/>
-              <w:right w:w="90" w:type="dxa"/>
-            </w:tcMar>
             <w:vAlign w:val="center"/>
           </w:tcPr>
           <w:p>
@@ -23005,12 +20621,6 @@
               <w:right w:val="single" w:sz="6" w:space="0" w:color="1F3864"/>
             </w:tcBorders>
             <w:shd w:val="clear" w:color="auto" w:fill="D9E2F3"/>
-            <w:tcMar>
-              <w:top w:w="50" w:type="dxa"/>
-              <w:left w:w="90" w:type="dxa"/>
-              <w:bottom w:w="50" w:type="dxa"/>
-              <w:right w:w="90" w:type="dxa"/>
-            </w:tcMar>
             <w:vAlign w:val="center"/>
           </w:tcPr>
           <w:p>
@@ -23043,12 +20653,6 @@
               <w:right w:val="single" w:sz="6" w:space="0" w:color="1F3864"/>
             </w:tcBorders>
             <w:shd w:val="clear" w:color="auto" w:fill="D9E2F3"/>
-            <w:tcMar>
-              <w:top w:w="50" w:type="dxa"/>
-              <w:left w:w="90" w:type="dxa"/>
-              <w:bottom w:w="50" w:type="dxa"/>
-              <w:right w:w="90" w:type="dxa"/>
-            </w:tcMar>
             <w:vAlign w:val="center"/>
           </w:tcPr>
           <w:p>
@@ -23081,12 +20685,6 @@
               <w:right w:val="single" w:sz="6" w:space="0" w:color="1F3864"/>
             </w:tcBorders>
             <w:shd w:val="clear" w:color="auto" w:fill="D9E2F3"/>
-            <w:tcMar>
-              <w:top w:w="50" w:type="dxa"/>
-              <w:left w:w="90" w:type="dxa"/>
-              <w:bottom w:w="50" w:type="dxa"/>
-              <w:right w:w="90" w:type="dxa"/>
-            </w:tcMar>
             <w:vAlign w:val="center"/>
           </w:tcPr>
           <w:p>
@@ -23145,12 +20743,6 @@
               <w:right w:val="single" w:sz="6" w:space="0" w:color="1F3864"/>
             </w:tcBorders>
             <w:shd w:val="clear" w:color="auto" w:fill="4472C4"/>
-            <w:tcMar>
-              <w:top w:w="50" w:type="dxa"/>
-              <w:left w:w="90" w:type="dxa"/>
-              <w:bottom w:w="50" w:type="dxa"/>
-              <w:right w:w="90" w:type="dxa"/>
-            </w:tcMar>
             <w:vAlign w:val="center"/>
           </w:tcPr>
           <w:p>
@@ -23189,12 +20781,6 @@
               <w:right w:val="single" w:sz="6" w:space="0" w:color="1F3864"/>
             </w:tcBorders>
             <w:shd w:val="clear" w:color="auto" w:fill="4472C4"/>
-            <w:tcMar>
-              <w:top w:w="50" w:type="dxa"/>
-              <w:left w:w="90" w:type="dxa"/>
-              <w:bottom w:w="50" w:type="dxa"/>
-              <w:right w:w="90" w:type="dxa"/>
-            </w:tcMar>
             <w:vAlign w:val="center"/>
           </w:tcPr>
           <w:p>
@@ -23224,6 +20810,55 @@
           </w:p>
         </w:tc>
       </w:tr>
+    </w:tbl>
+    <w:p>
+      <w:pPr>
+        <w:spacing w:before="0" w:after="0" w:line="240" w:lineRule="auto"/>
+        <w:rPr>
+          <w:sz w:val="18"/>
+          <w:szCs w:val="18"/>
+        </w:rPr>
+      </w:pPr>
+    </w:p>
+    <w:tbl>
+      <w:tblPr>
+        <w:tblW w:w="9405" w:type="dxa"/>
+        <w:jc w:val="center"/>
+        <w:tblBorders>
+          <w:top w:val="single" w:sz="6" w:space="0" w:color="1F3864"/>
+          <w:left w:val="single" w:sz="6" w:space="0" w:color="1F3864"/>
+          <w:bottom w:val="single" w:sz="6" w:space="0" w:color="1F3864"/>
+          <w:right w:val="single" w:sz="6" w:space="0" w:color="1F3864"/>
+          <w:insideH w:val="single" w:sz="6" w:space="0" w:color="1F3864"/>
+          <w:insideV w:val="single" w:sz="6" w:space="0" w:color="1F3864"/>
+        </w:tblBorders>
+        <w:tblLayout w:type="fixed"/>
+        <w:tblCellMar>
+          <w:top w:w="40" w:type="dxa"/>
+          <w:left w:w="90" w:type="dxa"/>
+          <w:bottom w:w="40" w:type="dxa"/>
+          <w:right w:w="90" w:type="dxa"/>
+        </w:tblCellMar>
+        <w:tblLook w:val="04A0" w:firstRow="1" w:lastRow="0" w:firstColumn="1" w:lastColumn="0" w:noHBand="0" w:noVBand="1"/>
+      </w:tblPr>
+      <w:tblGrid>
+        <w:gridCol w:w="1175"/>
+        <w:gridCol w:w="391"/>
+        <w:gridCol w:w="391"/>
+        <w:gridCol w:w="391"/>
+        <w:gridCol w:w="783"/>
+        <w:gridCol w:w="391"/>
+        <w:gridCol w:w="391"/>
+        <w:gridCol w:w="783"/>
+        <w:gridCol w:w="783"/>
+        <w:gridCol w:w="391"/>
+        <w:gridCol w:w="391"/>
+        <w:gridCol w:w="391"/>
+        <w:gridCol w:w="391"/>
+        <w:gridCol w:w="391"/>
+        <w:gridCol w:w="391"/>
+        <w:gridCol w:w="1567"/>
+      </w:tblGrid>
       <w:tr>
         <w:tc>
           <w:tcPr>
@@ -23236,12 +20871,6 @@
               <w:right w:val="single" w:sz="6" w:space="0" w:color="1F3864"/>
             </w:tcBorders>
             <w:shd w:val="clear" w:color="auto" w:fill="D9E2F3"/>
-            <w:tcMar>
-              <w:top w:w="50" w:type="dxa"/>
-              <w:left w:w="90" w:type="dxa"/>
-              <w:bottom w:w="50" w:type="dxa"/>
-              <w:right w:w="90" w:type="dxa"/>
-            </w:tcMar>
           </w:tcPr>
           <w:p>
             <w:pPr>
@@ -24385,12 +22014,6 @@
               <w:right w:val="single" w:sz="6" w:space="0" w:color="1F3864"/>
             </w:tcBorders>
             <w:shd w:val="clear" w:color="auto" w:fill="D9E2F3"/>
-            <w:tcMar>
-              <w:top w:w="50" w:type="dxa"/>
-              <w:left w:w="90" w:type="dxa"/>
-              <w:bottom w:w="50" w:type="dxa"/>
-              <w:right w:w="90" w:type="dxa"/>
-            </w:tcMar>
           </w:tcPr>
           <w:p>
             <w:pPr>
